--- a/1150080143_VoAnhKiet_Buoi3.docx
+++ b/1150080143_VoAnhKiet_Buoi3.docx
@@ -4,7 +4,2343 @@
   <w:body>
     <w:p>
       <w:pPr>
-        <w:rPr>
+        <w:spacing w:line="360" w:lineRule="auto"/>
+        <w:rPr>
+          <w:rFonts w:ascii="Times New Roman" w:hAnsi="Times New Roman" w:cs="Times New Roman"/>
+          <w:b/>
+          <w:bCs/>
+          <w:lang w:val="vi-VN"/>
+        </w:rPr>
+      </w:pPr>
+      <w:r>
+        <w:rPr>
+          <w:rFonts w:ascii="Times New Roman" w:hAnsi="Times New Roman" w:cs="Times New Roman"/>
+          <w:lang w:val="vi-VN"/>
+        </w:rPr>
+        <w:t xml:space="preserve">Tên: </w:t>
+      </w:r>
+      <w:r>
+        <w:rPr>
+          <w:rFonts w:ascii="Times New Roman" w:hAnsi="Times New Roman" w:cs="Times New Roman"/>
+          <w:b/>
+          <w:bCs/>
+          <w:lang w:val="vi-VN"/>
+        </w:rPr>
+        <w:t>Võ Anh Kiệt</w:t>
+      </w:r>
+    </w:p>
+    <w:p>
+      <w:pPr>
+        <w:spacing w:line="360" w:lineRule="auto"/>
+        <w:rPr>
+          <w:rFonts w:ascii="Times New Roman" w:hAnsi="Times New Roman" w:cs="Times New Roman"/>
+          <w:b/>
+          <w:bCs/>
+          <w:lang w:val="vi-VN"/>
+        </w:rPr>
+      </w:pPr>
+      <w:r>
+        <w:rPr>
+          <w:rFonts w:ascii="Times New Roman" w:hAnsi="Times New Roman" w:cs="Times New Roman"/>
+          <w:lang w:val="vi-VN"/>
+        </w:rPr>
+        <w:t xml:space="preserve">Mã số sinh viên: </w:t>
+      </w:r>
+      <w:r>
+        <w:rPr>
+          <w:rFonts w:ascii="Times New Roman" w:hAnsi="Times New Roman" w:cs="Times New Roman"/>
+          <w:b/>
+          <w:bCs/>
+          <w:lang w:val="vi-VN"/>
+        </w:rPr>
+        <w:t>1150080143</w:t>
+      </w:r>
+    </w:p>
+    <w:p>
+      <w:pPr>
+        <w:spacing w:line="360" w:lineRule="auto"/>
+        <w:rPr>
+          <w:rFonts w:ascii="Times New Roman" w:hAnsi="Times New Roman" w:cs="Times New Roman"/>
+          <w:b/>
+          <w:bCs/>
+          <w:sz w:val="28"/>
+          <w:szCs w:val="28"/>
+          <w:lang w:val="vi-VN"/>
+        </w:rPr>
+      </w:pPr>
+      <w:r>
+        <w:rPr>
+          <w:rFonts w:ascii="Times New Roman" w:hAnsi="Times New Roman" w:cs="Times New Roman"/>
+          <w:b/>
+          <w:bCs/>
+          <w:lang w:val="vi-VN"/>
+        </w:rPr>
+        <w:tab/>
+      </w:r>
+      <w:r>
+        <w:rPr>
+          <w:rFonts w:ascii="Times New Roman" w:hAnsi="Times New Roman" w:cs="Times New Roman"/>
+          <w:b/>
+          <w:bCs/>
+          <w:lang w:val="vi-VN"/>
+        </w:rPr>
+        <w:tab/>
+      </w:r>
+      <w:r>
+        <w:rPr>
+          <w:rFonts w:ascii="Times New Roman" w:hAnsi="Times New Roman" w:cs="Times New Roman"/>
+          <w:b/>
+          <w:bCs/>
+          <w:lang w:val="vi-VN"/>
+        </w:rPr>
+        <w:tab/>
+      </w:r>
+      <w:r>
+        <w:rPr>
+          <w:rFonts w:ascii="Times New Roman" w:hAnsi="Times New Roman" w:cs="Times New Roman"/>
+          <w:b/>
+          <w:bCs/>
+          <w:lang w:val="vi-VN"/>
+        </w:rPr>
+        <w:tab/>
+      </w:r>
+      <w:r>
+        <w:rPr>
+          <w:rFonts w:ascii="Times New Roman" w:hAnsi="Times New Roman" w:cs="Times New Roman"/>
+          <w:b/>
+          <w:bCs/>
+          <w:lang w:val="vi-VN"/>
+        </w:rPr>
+        <w:tab/>
+      </w:r>
+      <w:r>
+        <w:rPr>
+          <w:rFonts w:ascii="Times New Roman" w:hAnsi="Times New Roman" w:cs="Times New Roman"/>
+          <w:b/>
+          <w:bCs/>
+          <w:sz w:val="28"/>
+          <w:szCs w:val="28"/>
+          <w:lang w:val="vi-VN"/>
+        </w:rPr>
+        <w:t>Bài Tập Tuần 3</w:t>
+      </w:r>
+    </w:p>
+    <w:p>
+      <w:pPr>
+        <w:spacing w:line="360" w:lineRule="auto"/>
+        <w:rPr>
+          <w:rFonts w:ascii="Times New Roman" w:hAnsi="Times New Roman" w:cs="Times New Roman"/>
+          <w:b/>
+          <w:bCs/>
+          <w:lang w:val="vi-VN"/>
+        </w:rPr>
+      </w:pPr>
+      <w:r>
+        <w:rPr>
+          <w:rFonts w:ascii="Times New Roman" w:hAnsi="Times New Roman" w:cs="Times New Roman"/>
+          <w:b/>
+          <w:bCs/>
+        </w:rPr>
+        <w:t>1</w:t>
+      </w:r>
+      <w:r>
+        <w:rPr>
+          <w:rFonts w:ascii="Times New Roman" w:hAnsi="Times New Roman" w:cs="Times New Roman"/>
+          <w:b/>
+          <w:bCs/>
+          <w:lang w:val="vi-VN"/>
+        </w:rPr>
+        <w:t>.</w:t>
+      </w:r>
+      <w:r>
+        <w:rPr>
+          <w:rFonts w:ascii="Times New Roman" w:hAnsi="Times New Roman" w:cs="Times New Roman"/>
+          <w:b/>
+          <w:bCs/>
+        </w:rPr>
+        <w:t xml:space="preserve"> Yêu cầu chức năng</w:t>
+      </w:r>
+    </w:p>
+    <w:p>
+      <w:pPr>
+        <w:spacing w:line="360" w:lineRule="auto"/>
+        <w:rPr>
+          <w:rFonts w:ascii="Times New Roman" w:hAnsi="Times New Roman" w:cs="Times New Roman"/>
+          <w:b/>
+          <w:bCs/>
+          <w:lang w:val="vi-VN"/>
+        </w:rPr>
+      </w:pPr>
+      <w:r>
+        <w:rPr>
+          <w:rFonts w:ascii="Times New Roman" w:hAnsi="Times New Roman" w:cs="Times New Roman"/>
+          <w:b/>
+          <w:bCs/>
+        </w:rPr>
+        <w:t>Độc giả</w:t>
+      </w:r>
+    </w:p>
+    <w:p>
+      <w:pPr>
+        <w:pStyle w:val="ListParagraph"/>
+        <w:numPr>
+          <w:ilvl w:val="0"/>
+          <w:numId w:val="12"/>
+        </w:numPr>
+        <w:spacing w:line="360" w:lineRule="auto"/>
+        <w:rPr>
+          <w:rFonts w:ascii="Times New Roman" w:hAnsi="Times New Roman" w:cs="Times New Roman"/>
+        </w:rPr>
+      </w:pPr>
+      <w:r>
+        <w:rPr>
+          <w:rFonts w:ascii="Times New Roman" w:hAnsi="Times New Roman" w:cs="Times New Roman"/>
+        </w:rPr>
+        <w:t>Đăng ký tài khoản (dùng Mã sinh viên / Mã giảng viên làm Mã tài khoản).</w:t>
+      </w:r>
+    </w:p>
+    <w:p>
+      <w:pPr>
+        <w:pStyle w:val="ListParagraph"/>
+        <w:numPr>
+          <w:ilvl w:val="0"/>
+          <w:numId w:val="12"/>
+        </w:numPr>
+        <w:spacing w:line="360" w:lineRule="auto"/>
+        <w:rPr>
+          <w:rFonts w:ascii="Times New Roman" w:hAnsi="Times New Roman" w:cs="Times New Roman"/>
+        </w:rPr>
+      </w:pPr>
+      <w:r>
+        <w:rPr>
+          <w:rFonts w:ascii="Times New Roman" w:hAnsi="Times New Roman" w:cs="Times New Roman"/>
+        </w:rPr>
+        <w:t>Đăng nhập / đăng xuất.</w:t>
+      </w:r>
+    </w:p>
+    <w:p>
+      <w:pPr>
+        <w:pStyle w:val="ListParagraph"/>
+        <w:numPr>
+          <w:ilvl w:val="0"/>
+          <w:numId w:val="12"/>
+        </w:numPr>
+        <w:spacing w:line="360" w:lineRule="auto"/>
+        <w:rPr>
+          <w:rFonts w:ascii="Times New Roman" w:hAnsi="Times New Roman" w:cs="Times New Roman"/>
+        </w:rPr>
+      </w:pPr>
+      <w:r>
+        <w:rPr>
+          <w:rFonts w:ascii="Times New Roman" w:hAnsi="Times New Roman" w:cs="Times New Roman"/>
+        </w:rPr>
+        <w:t>Tìm kiếm sách (bằng tên loại, tên sách, tác giả, từ khóa).</w:t>
+      </w:r>
+    </w:p>
+    <w:p>
+      <w:pPr>
+        <w:pStyle w:val="ListParagraph"/>
+        <w:numPr>
+          <w:ilvl w:val="0"/>
+          <w:numId w:val="12"/>
+        </w:numPr>
+        <w:spacing w:line="360" w:lineRule="auto"/>
+        <w:rPr>
+          <w:rFonts w:ascii="Times New Roman" w:hAnsi="Times New Roman" w:cs="Times New Roman"/>
+        </w:rPr>
+      </w:pPr>
+      <w:r>
+        <w:rPr>
+          <w:rFonts w:ascii="Times New Roman" w:hAnsi="Times New Roman" w:cs="Times New Roman"/>
+        </w:rPr>
+        <w:t>Xem chi tiết sách (đầu sách): tên, tác giả, năm xuất bản, nhà xuất bản, tóm tắt, số lượng bản in (với sách in).</w:t>
+      </w:r>
+    </w:p>
+    <w:p>
+      <w:pPr>
+        <w:pStyle w:val="ListParagraph"/>
+        <w:numPr>
+          <w:ilvl w:val="0"/>
+          <w:numId w:val="12"/>
+        </w:numPr>
+        <w:spacing w:line="360" w:lineRule="auto"/>
+        <w:rPr>
+          <w:rFonts w:ascii="Times New Roman" w:hAnsi="Times New Roman" w:cs="Times New Roman"/>
+        </w:rPr>
+      </w:pPr>
+      <w:r>
+        <w:rPr>
+          <w:rFonts w:ascii="Times New Roman" w:hAnsi="Times New Roman" w:cs="Times New Roman"/>
+        </w:rPr>
+        <w:t>Đọc sách điện tử online (trong mạng cục bộ).</w:t>
+      </w:r>
+    </w:p>
+    <w:p>
+      <w:pPr>
+        <w:pStyle w:val="ListParagraph"/>
+        <w:numPr>
+          <w:ilvl w:val="0"/>
+          <w:numId w:val="12"/>
+        </w:numPr>
+        <w:spacing w:line="360" w:lineRule="auto"/>
+        <w:rPr>
+          <w:rFonts w:ascii="Times New Roman" w:hAnsi="Times New Roman" w:cs="Times New Roman"/>
+        </w:rPr>
+      </w:pPr>
+      <w:r>
+        <w:rPr>
+          <w:rFonts w:ascii="Times New Roman" w:hAnsi="Times New Roman" w:cs="Times New Roman"/>
+        </w:rPr>
+        <w:t>Đăng ký mượn sách in: chọn mã đầu sách, ngày mượn, ngày trả dự kiến, số lượng (nếu có nhiều bản).</w:t>
+      </w:r>
+    </w:p>
+    <w:p>
+      <w:pPr>
+        <w:pStyle w:val="ListParagraph"/>
+        <w:numPr>
+          <w:ilvl w:val="0"/>
+          <w:numId w:val="12"/>
+        </w:numPr>
+        <w:spacing w:line="360" w:lineRule="auto"/>
+        <w:rPr>
+          <w:rFonts w:ascii="Times New Roman" w:hAnsi="Times New Roman" w:cs="Times New Roman"/>
+        </w:rPr>
+      </w:pPr>
+      <w:r>
+        <w:rPr>
+          <w:rFonts w:ascii="Times New Roman" w:hAnsi="Times New Roman" w:cs="Times New Roman"/>
+        </w:rPr>
+        <w:t>Xem lịch sử mượn / trạng thái mượn (đang mượn / đã trả / quá hạn).</w:t>
+      </w:r>
+    </w:p>
+    <w:p>
+      <w:pPr>
+        <w:pStyle w:val="ListParagraph"/>
+        <w:numPr>
+          <w:ilvl w:val="0"/>
+          <w:numId w:val="12"/>
+        </w:numPr>
+        <w:spacing w:line="360" w:lineRule="auto"/>
+        <w:rPr>
+          <w:rFonts w:ascii="Times New Roman" w:hAnsi="Times New Roman" w:cs="Times New Roman"/>
+        </w:rPr>
+      </w:pPr>
+      <w:r>
+        <w:rPr>
+          <w:rFonts w:ascii="Times New Roman" w:hAnsi="Times New Roman" w:cs="Times New Roman"/>
+        </w:rPr>
+        <w:t>Gửi yêu cầu gia hạn / hủy đăng ký mượn (theo chính sách, nếu có).</w:t>
+      </w:r>
+    </w:p>
+    <w:p>
+      <w:pPr>
+        <w:pStyle w:val="ListParagraph"/>
+        <w:numPr>
+          <w:ilvl w:val="0"/>
+          <w:numId w:val="12"/>
+        </w:numPr>
+        <w:spacing w:line="360" w:lineRule="auto"/>
+        <w:rPr>
+          <w:rFonts w:ascii="Times New Roman" w:hAnsi="Times New Roman" w:cs="Times New Roman"/>
+        </w:rPr>
+      </w:pPr>
+      <w:r>
+        <w:rPr>
+          <w:rFonts w:ascii="Times New Roman" w:hAnsi="Times New Roman" w:cs="Times New Roman"/>
+        </w:rPr>
+        <w:t>Nhận thông báo (đặt sách sẵn sàng, nhắc trả sách, phạt quá hạn).</w:t>
+      </w:r>
+    </w:p>
+    <w:p>
+      <w:pPr>
+        <w:spacing w:line="360" w:lineRule="auto"/>
+        <w:rPr>
+          <w:rFonts w:ascii="Times New Roman" w:hAnsi="Times New Roman" w:cs="Times New Roman"/>
+          <w:b/>
+          <w:bCs/>
+        </w:rPr>
+      </w:pPr>
+      <w:r>
+        <w:rPr>
+          <w:rFonts w:ascii="Times New Roman" w:hAnsi="Times New Roman" w:cs="Times New Roman"/>
+          <w:b/>
+          <w:bCs/>
+        </w:rPr>
+        <w:t>Thủ thư</w:t>
+      </w:r>
+    </w:p>
+    <w:p>
+      <w:pPr>
+        <w:pStyle w:val="ListParagraph"/>
+        <w:numPr>
+          <w:ilvl w:val="0"/>
+          <w:numId w:val="12"/>
+        </w:numPr>
+        <w:spacing w:line="360" w:lineRule="auto"/>
+        <w:rPr>
+          <w:rFonts w:ascii="Times New Roman" w:hAnsi="Times New Roman" w:cs="Times New Roman"/>
+        </w:rPr>
+      </w:pPr>
+      <w:r>
+        <w:rPr>
+          <w:rFonts w:ascii="Times New Roman" w:hAnsi="Times New Roman" w:cs="Times New Roman"/>
+        </w:rPr>
+        <w:t>Quản lý đầu sách (thêm / sửa / xóa / cập nhật số lượng bản in).</w:t>
+      </w:r>
+    </w:p>
+    <w:p>
+      <w:pPr>
+        <w:pStyle w:val="ListParagraph"/>
+        <w:numPr>
+          <w:ilvl w:val="0"/>
+          <w:numId w:val="12"/>
+        </w:numPr>
+        <w:spacing w:line="360" w:lineRule="auto"/>
+        <w:rPr>
+          <w:rFonts w:ascii="Times New Roman" w:hAnsi="Times New Roman" w:cs="Times New Roman"/>
+        </w:rPr>
+      </w:pPr>
+      <w:r>
+        <w:rPr>
+          <w:rFonts w:ascii="Times New Roman" w:hAnsi="Times New Roman" w:cs="Times New Roman"/>
+        </w:rPr>
+        <w:t>Quản lý sách điện tử (upload / xóa file, gán mã sách).</w:t>
+      </w:r>
+    </w:p>
+    <w:p>
+      <w:pPr>
+        <w:pStyle w:val="ListParagraph"/>
+        <w:numPr>
+          <w:ilvl w:val="0"/>
+          <w:numId w:val="12"/>
+        </w:numPr>
+        <w:spacing w:line="360" w:lineRule="auto"/>
+        <w:rPr>
+          <w:rFonts w:ascii="Times New Roman" w:hAnsi="Times New Roman" w:cs="Times New Roman"/>
+        </w:rPr>
+      </w:pPr>
+      <w:r>
+        <w:rPr>
+          <w:rFonts w:ascii="Times New Roman" w:hAnsi="Times New Roman" w:cs="Times New Roman"/>
+        </w:rPr>
+        <w:t>Xác nhận đăng ký mượn của độc giả — ghi nhận giao/từ chối; lưu thông tin phiếu mượn.</w:t>
+      </w:r>
+    </w:p>
+    <w:p>
+      <w:pPr>
+        <w:pStyle w:val="ListParagraph"/>
+        <w:numPr>
+          <w:ilvl w:val="0"/>
+          <w:numId w:val="12"/>
+        </w:numPr>
+        <w:spacing w:line="360" w:lineRule="auto"/>
+        <w:rPr>
+          <w:rFonts w:ascii="Times New Roman" w:hAnsi="Times New Roman" w:cs="Times New Roman"/>
+        </w:rPr>
+      </w:pPr>
+      <w:r>
+        <w:rPr>
+          <w:rFonts w:ascii="Times New Roman" w:hAnsi="Times New Roman" w:cs="Times New Roman"/>
+        </w:rPr>
+        <w:t>Xử lý trả sách — cập nhật số lượng tồn kho.</w:t>
+      </w:r>
+    </w:p>
+    <w:p>
+      <w:pPr>
+        <w:pStyle w:val="ListParagraph"/>
+        <w:numPr>
+          <w:ilvl w:val="0"/>
+          <w:numId w:val="12"/>
+        </w:numPr>
+        <w:spacing w:line="360" w:lineRule="auto"/>
+        <w:rPr>
+          <w:rFonts w:ascii="Times New Roman" w:hAnsi="Times New Roman" w:cs="Times New Roman"/>
+        </w:rPr>
+      </w:pPr>
+      <w:r>
+        <w:rPr>
+          <w:rFonts w:ascii="Times New Roman" w:hAnsi="Times New Roman" w:cs="Times New Roman"/>
+        </w:rPr>
+        <w:t>Quản lý danh sách độc giả (tra cứu thông tin, khóa quyền nếu vi phạm).</w:t>
+      </w:r>
+    </w:p>
+    <w:p>
+      <w:pPr>
+        <w:pStyle w:val="ListParagraph"/>
+        <w:numPr>
+          <w:ilvl w:val="0"/>
+          <w:numId w:val="12"/>
+        </w:numPr>
+        <w:spacing w:line="360" w:lineRule="auto"/>
+        <w:rPr>
+          <w:rFonts w:ascii="Times New Roman" w:hAnsi="Times New Roman" w:cs="Times New Roman"/>
+        </w:rPr>
+      </w:pPr>
+      <w:r>
+        <w:rPr>
+          <w:rFonts w:ascii="Times New Roman" w:hAnsi="Times New Roman" w:cs="Times New Roman"/>
+        </w:rPr>
+        <w:t>Thống kê nhanh: sách đang mượn, số lượng bản còn trong kho, danh sách sách mượn quá hạn.</w:t>
+      </w:r>
+    </w:p>
+    <w:p>
+      <w:pPr>
+        <w:pStyle w:val="ListParagraph"/>
+        <w:numPr>
+          <w:ilvl w:val="0"/>
+          <w:numId w:val="12"/>
+        </w:numPr>
+        <w:spacing w:line="360" w:lineRule="auto"/>
+        <w:rPr>
+          <w:rFonts w:ascii="Times New Roman" w:hAnsi="Times New Roman" w:cs="Times New Roman"/>
+        </w:rPr>
+      </w:pPr>
+      <w:r>
+        <w:rPr>
+          <w:rFonts w:ascii="Times New Roman" w:hAnsi="Times New Roman" w:cs="Times New Roman"/>
+        </w:rPr>
+        <w:t>In / xuất phiếu mượn, biên lai phạt.</w:t>
+      </w:r>
+    </w:p>
+    <w:p>
+      <w:pPr>
+        <w:spacing w:line="360" w:lineRule="auto"/>
+        <w:rPr>
+          <w:rFonts w:ascii="Times New Roman" w:hAnsi="Times New Roman" w:cs="Times New Roman"/>
+          <w:b/>
+          <w:bCs/>
+          <w:lang w:val="vi-VN"/>
+        </w:rPr>
+      </w:pPr>
+      <w:r>
+        <w:rPr>
+          <w:rFonts w:ascii="Times New Roman" w:hAnsi="Times New Roman" w:cs="Times New Roman"/>
+          <w:b/>
+          <w:bCs/>
+        </w:rPr>
+        <w:t>Quản lý thư viện</w:t>
+      </w:r>
+    </w:p>
+    <w:p>
+      <w:pPr>
+        <w:pStyle w:val="ListParagraph"/>
+        <w:numPr>
+          <w:ilvl w:val="0"/>
+          <w:numId w:val="12"/>
+        </w:numPr>
+        <w:spacing w:line="360" w:lineRule="auto"/>
+        <w:rPr>
+          <w:rFonts w:ascii="Times New Roman" w:hAnsi="Times New Roman" w:cs="Times New Roman"/>
+        </w:rPr>
+      </w:pPr>
+      <w:r>
+        <w:rPr>
+          <w:rFonts w:ascii="Times New Roman" w:hAnsi="Times New Roman" w:cs="Times New Roman"/>
+        </w:rPr>
+        <w:t>Phân quyền người dùng (thủ thư / nhân viên).</w:t>
+      </w:r>
+    </w:p>
+    <w:p>
+      <w:pPr>
+        <w:pStyle w:val="ListParagraph"/>
+        <w:numPr>
+          <w:ilvl w:val="0"/>
+          <w:numId w:val="12"/>
+        </w:numPr>
+        <w:spacing w:line="360" w:lineRule="auto"/>
+        <w:rPr>
+          <w:rFonts w:ascii="Times New Roman" w:hAnsi="Times New Roman" w:cs="Times New Roman"/>
+        </w:rPr>
+      </w:pPr>
+      <w:r>
+        <w:rPr>
+          <w:rFonts w:ascii="Times New Roman" w:hAnsi="Times New Roman" w:cs="Times New Roman"/>
+        </w:rPr>
+        <w:lastRenderedPageBreak/>
+        <w:t>Cấu hình quy tắc phạt (tỷ lệ phần trăm / ngưỡng ngày).</w:t>
+      </w:r>
+    </w:p>
+    <w:p>
+      <w:pPr>
+        <w:pStyle w:val="ListParagraph"/>
+        <w:numPr>
+          <w:ilvl w:val="0"/>
+          <w:numId w:val="12"/>
+        </w:numPr>
+        <w:spacing w:line="360" w:lineRule="auto"/>
+        <w:rPr>
+          <w:rFonts w:ascii="Times New Roman" w:hAnsi="Times New Roman" w:cs="Times New Roman"/>
+        </w:rPr>
+      </w:pPr>
+      <w:r>
+        <w:rPr>
+          <w:rFonts w:ascii="Times New Roman" w:hAnsi="Times New Roman" w:cs="Times New Roman"/>
+        </w:rPr>
+        <w:t>Xem báo cáo doanh, biểu đồ truy cập sách điện tử, thống kê sách hot.</w:t>
+      </w:r>
+    </w:p>
+    <w:p>
+      <w:pPr>
+        <w:pStyle w:val="ListParagraph"/>
+        <w:numPr>
+          <w:ilvl w:val="0"/>
+          <w:numId w:val="12"/>
+        </w:numPr>
+        <w:spacing w:line="360" w:lineRule="auto"/>
+        <w:rPr>
+          <w:rFonts w:ascii="Times New Roman" w:hAnsi="Times New Roman" w:cs="Times New Roman"/>
+        </w:rPr>
+      </w:pPr>
+      <w:r>
+        <w:rPr>
+          <w:rFonts w:ascii="Times New Roman" w:hAnsi="Times New Roman" w:cs="Times New Roman"/>
+        </w:rPr>
+        <w:t>Cập nhật loại sách (mã loại, tên loại, mã giá sách).</w:t>
+      </w:r>
+    </w:p>
+    <w:p>
+      <w:pPr>
+        <w:spacing w:line="360" w:lineRule="auto"/>
+        <w:rPr>
+          <w:rFonts w:ascii="Times New Roman" w:hAnsi="Times New Roman" w:cs="Times New Roman"/>
+          <w:b/>
+          <w:bCs/>
+        </w:rPr>
+      </w:pPr>
+      <w:r>
+        <w:rPr>
+          <w:rFonts w:ascii="Times New Roman" w:hAnsi="Times New Roman" w:cs="Times New Roman"/>
+          <w:b/>
+          <w:bCs/>
+        </w:rPr>
+        <w:t>Hệ thống tự động</w:t>
+      </w:r>
+    </w:p>
+    <w:p>
+      <w:pPr>
+        <w:pStyle w:val="ListParagraph"/>
+        <w:numPr>
+          <w:ilvl w:val="0"/>
+          <w:numId w:val="12"/>
+        </w:numPr>
+        <w:spacing w:line="360" w:lineRule="auto"/>
+        <w:rPr>
+          <w:rFonts w:ascii="Times New Roman" w:hAnsi="Times New Roman" w:cs="Times New Roman"/>
+        </w:rPr>
+      </w:pPr>
+      <w:r>
+        <w:rPr>
+          <w:rFonts w:ascii="Times New Roman" w:hAnsi="Times New Roman" w:cs="Times New Roman"/>
+        </w:rPr>
+        <w:t>Tự gửi thông báo (nhắc trả trước hạn, thông báo quá hạn, thông báo đặt thành công).</w:t>
+      </w:r>
+    </w:p>
+    <w:p>
+      <w:pPr>
+        <w:pStyle w:val="ListParagraph"/>
+        <w:numPr>
+          <w:ilvl w:val="0"/>
+          <w:numId w:val="12"/>
+        </w:numPr>
+        <w:spacing w:line="360" w:lineRule="auto"/>
+        <w:rPr>
+          <w:rFonts w:ascii="Times New Roman" w:hAnsi="Times New Roman" w:cs="Times New Roman"/>
+        </w:rPr>
+      </w:pPr>
+      <w:r>
+        <w:rPr>
+          <w:rFonts w:ascii="Times New Roman" w:hAnsi="Times New Roman" w:cs="Times New Roman"/>
+        </w:rPr>
+        <w:t>Kiểm tra tính hợp lệ dữ liệu khi nhập (validate form).</w:t>
+      </w:r>
+    </w:p>
+    <w:p>
+      <w:pPr>
+        <w:pStyle w:val="ListParagraph"/>
+        <w:numPr>
+          <w:ilvl w:val="0"/>
+          <w:numId w:val="12"/>
+        </w:numPr>
+        <w:spacing w:line="360" w:lineRule="auto"/>
+        <w:rPr>
+          <w:rFonts w:ascii="Times New Roman" w:hAnsi="Times New Roman" w:cs="Times New Roman"/>
+        </w:rPr>
+      </w:pPr>
+      <w:r>
+        <w:rPr>
+          <w:rFonts w:ascii="Times New Roman" w:hAnsi="Times New Roman" w:cs="Times New Roman"/>
+        </w:rPr>
+        <w:t>Tính tiền phạt tự động theo quy tắc.</w:t>
+      </w:r>
+    </w:p>
+    <w:p>
+      <w:pPr>
+        <w:pStyle w:val="ListParagraph"/>
+        <w:numPr>
+          <w:ilvl w:val="0"/>
+          <w:numId w:val="12"/>
+        </w:numPr>
+        <w:spacing w:line="360" w:lineRule="auto"/>
+        <w:rPr>
+          <w:rFonts w:ascii="Times New Roman" w:hAnsi="Times New Roman" w:cs="Times New Roman"/>
+        </w:rPr>
+      </w:pPr>
+      <w:r>
+        <w:rPr>
+          <w:rFonts w:ascii="Times New Roman" w:hAnsi="Times New Roman" w:cs="Times New Roman"/>
+        </w:rPr>
+        <w:t>Thống kê lượt truy cập sách điện tử (lưu sự kiện truy cập).</w:t>
+      </w:r>
+    </w:p>
+    <w:p>
+      <w:pPr>
+        <w:spacing w:line="360" w:lineRule="auto"/>
+        <w:rPr>
+          <w:rFonts w:ascii="Times New Roman" w:hAnsi="Times New Roman" w:cs="Times New Roman"/>
+          <w:b/>
+          <w:bCs/>
+          <w:lang w:val="vi-VN"/>
+        </w:rPr>
+      </w:pPr>
+      <w:r>
+        <w:rPr>
+          <w:rFonts w:ascii="Times New Roman" w:hAnsi="Times New Roman" w:cs="Times New Roman"/>
+          <w:b/>
+          <w:bCs/>
+        </w:rPr>
+        <w:t>2</w:t>
+      </w:r>
+      <w:r>
+        <w:rPr>
+          <w:rFonts w:ascii="Times New Roman" w:hAnsi="Times New Roman" w:cs="Times New Roman"/>
+          <w:b/>
+          <w:bCs/>
+          <w:lang w:val="vi-VN"/>
+        </w:rPr>
+        <w:t>.</w:t>
+      </w:r>
+      <w:r>
+        <w:rPr>
+          <w:rFonts w:ascii="Times New Roman" w:hAnsi="Times New Roman" w:cs="Times New Roman"/>
+          <w:b/>
+          <w:bCs/>
+        </w:rPr>
+        <w:t xml:space="preserve"> Mô hình hóa yêu cầu chức năng </w:t>
+      </w:r>
+    </w:p>
+    <w:p>
+      <w:pPr>
+        <w:spacing w:line="360" w:lineRule="auto"/>
+        <w:rPr>
+          <w:rFonts w:ascii="Times New Roman" w:hAnsi="Times New Roman" w:cs="Times New Roman"/>
+        </w:rPr>
+      </w:pPr>
+      <w:r>
+        <w:rPr>
+          <w:rFonts w:ascii="Times New Roman" w:hAnsi="Times New Roman" w:cs="Times New Roman"/>
+        </w:rPr>
+        <w:t>Các actor chính:</w:t>
+      </w:r>
+    </w:p>
+    <w:p>
+      <w:pPr>
+        <w:pStyle w:val="ListParagraph"/>
+        <w:numPr>
+          <w:ilvl w:val="0"/>
+          <w:numId w:val="15"/>
+        </w:numPr>
+        <w:spacing w:line="360" w:lineRule="auto"/>
+        <w:rPr>
+          <w:rFonts w:ascii="Times New Roman" w:hAnsi="Times New Roman" w:cs="Times New Roman"/>
+        </w:rPr>
+      </w:pPr>
+      <w:r>
+        <w:rPr>
+          <w:rFonts w:ascii="Times New Roman" w:hAnsi="Times New Roman" w:cs="Times New Roman"/>
+        </w:rPr>
+        <w:t>Độc giả (Sinh viên / Giảng viên)</w:t>
+      </w:r>
+    </w:p>
+    <w:p>
+      <w:pPr>
+        <w:pStyle w:val="ListParagraph"/>
+        <w:numPr>
+          <w:ilvl w:val="0"/>
+          <w:numId w:val="15"/>
+        </w:numPr>
+        <w:spacing w:line="360" w:lineRule="auto"/>
+        <w:rPr>
+          <w:rFonts w:ascii="Times New Roman" w:hAnsi="Times New Roman" w:cs="Times New Roman"/>
+        </w:rPr>
+      </w:pPr>
+      <w:r>
+        <w:rPr>
+          <w:rFonts w:ascii="Times New Roman" w:hAnsi="Times New Roman" w:cs="Times New Roman"/>
+        </w:rPr>
+        <w:t>Thủ thư</w:t>
+      </w:r>
+    </w:p>
+    <w:p>
+      <w:pPr>
+        <w:pStyle w:val="ListParagraph"/>
+        <w:numPr>
+          <w:ilvl w:val="0"/>
+          <w:numId w:val="15"/>
+        </w:numPr>
+        <w:spacing w:line="360" w:lineRule="auto"/>
+        <w:rPr>
+          <w:rFonts w:ascii="Times New Roman" w:hAnsi="Times New Roman" w:cs="Times New Roman"/>
+        </w:rPr>
+      </w:pPr>
+      <w:r>
+        <w:rPr>
+          <w:rFonts w:ascii="Times New Roman" w:hAnsi="Times New Roman" w:cs="Times New Roman"/>
+        </w:rPr>
+        <w:t>Quản lý thư viện (Admin)</w:t>
+      </w:r>
+    </w:p>
+    <w:p>
+      <w:pPr>
+        <w:spacing w:line="360" w:lineRule="auto"/>
+        <w:rPr>
+          <w:rFonts w:ascii="Times New Roman" w:hAnsi="Times New Roman" w:cs="Times New Roman"/>
+        </w:rPr>
+      </w:pPr>
+      <w:r>
+        <w:rPr>
+          <w:rFonts w:ascii="Times New Roman" w:hAnsi="Times New Roman" w:cs="Times New Roman"/>
+        </w:rPr>
+        <w:t>Use cases chính (tóm tắt)</w:t>
+      </w:r>
+    </w:p>
+    <w:p>
+      <w:pPr>
+        <w:pStyle w:val="ListParagraph"/>
+        <w:numPr>
+          <w:ilvl w:val="0"/>
+          <w:numId w:val="15"/>
+        </w:numPr>
+        <w:spacing w:line="360" w:lineRule="auto"/>
+        <w:rPr>
+          <w:rFonts w:ascii="Times New Roman" w:hAnsi="Times New Roman" w:cs="Times New Roman"/>
+        </w:rPr>
+      </w:pPr>
+      <w:r>
+        <w:rPr>
+          <w:rFonts w:ascii="Times New Roman" w:hAnsi="Times New Roman" w:cs="Times New Roman"/>
+        </w:rPr>
+        <w:t>Đăng ký tài khoản</w:t>
+      </w:r>
+    </w:p>
+    <w:p>
+      <w:pPr>
+        <w:pStyle w:val="ListParagraph"/>
+        <w:numPr>
+          <w:ilvl w:val="0"/>
+          <w:numId w:val="15"/>
+        </w:numPr>
+        <w:spacing w:line="360" w:lineRule="auto"/>
+        <w:rPr>
+          <w:rFonts w:ascii="Times New Roman" w:hAnsi="Times New Roman" w:cs="Times New Roman"/>
+        </w:rPr>
+      </w:pPr>
+      <w:r>
+        <w:rPr>
+          <w:rFonts w:ascii="Times New Roman" w:hAnsi="Times New Roman" w:cs="Times New Roman"/>
+        </w:rPr>
+        <w:t>Đăng nhập / Đăng xuất</w:t>
+      </w:r>
+    </w:p>
+    <w:p>
+      <w:pPr>
+        <w:pStyle w:val="ListParagraph"/>
+        <w:numPr>
+          <w:ilvl w:val="0"/>
+          <w:numId w:val="15"/>
+        </w:numPr>
+        <w:spacing w:line="360" w:lineRule="auto"/>
+        <w:rPr>
+          <w:rFonts w:ascii="Times New Roman" w:hAnsi="Times New Roman" w:cs="Times New Roman"/>
+        </w:rPr>
+      </w:pPr>
+      <w:r>
+        <w:rPr>
+          <w:rFonts w:ascii="Times New Roman" w:hAnsi="Times New Roman" w:cs="Times New Roman"/>
+        </w:rPr>
+        <w:t>Tìm sách</w:t>
+      </w:r>
+    </w:p>
+    <w:p>
+      <w:pPr>
+        <w:pStyle w:val="ListParagraph"/>
+        <w:numPr>
+          <w:ilvl w:val="0"/>
+          <w:numId w:val="15"/>
+        </w:numPr>
+        <w:spacing w:line="360" w:lineRule="auto"/>
+        <w:rPr>
+          <w:rFonts w:ascii="Times New Roman" w:hAnsi="Times New Roman" w:cs="Times New Roman"/>
+        </w:rPr>
+      </w:pPr>
+      <w:r>
+        <w:rPr>
+          <w:rFonts w:ascii="Times New Roman" w:hAnsi="Times New Roman" w:cs="Times New Roman"/>
+        </w:rPr>
+        <w:t>Xem chi tiết sách</w:t>
+      </w:r>
+    </w:p>
+    <w:p>
+      <w:pPr>
+        <w:pStyle w:val="ListParagraph"/>
+        <w:numPr>
+          <w:ilvl w:val="0"/>
+          <w:numId w:val="15"/>
+        </w:numPr>
+        <w:spacing w:line="360" w:lineRule="auto"/>
+        <w:rPr>
+          <w:rFonts w:ascii="Times New Roman" w:hAnsi="Times New Roman" w:cs="Times New Roman"/>
+        </w:rPr>
+      </w:pPr>
+      <w:r>
+        <w:rPr>
+          <w:rFonts w:ascii="Times New Roman" w:hAnsi="Times New Roman" w:cs="Times New Roman"/>
+        </w:rPr>
+        <w:t>Đọc sách điện tử</w:t>
+      </w:r>
+    </w:p>
+    <w:p>
+      <w:pPr>
+        <w:pStyle w:val="ListParagraph"/>
+        <w:numPr>
+          <w:ilvl w:val="0"/>
+          <w:numId w:val="15"/>
+        </w:numPr>
+        <w:spacing w:line="360" w:lineRule="auto"/>
+        <w:rPr>
+          <w:rFonts w:ascii="Times New Roman" w:hAnsi="Times New Roman" w:cs="Times New Roman"/>
+        </w:rPr>
+      </w:pPr>
+      <w:r>
+        <w:rPr>
+          <w:rFonts w:ascii="Times New Roman" w:hAnsi="Times New Roman" w:cs="Times New Roman"/>
+        </w:rPr>
+        <w:t>Đăng ký mượn sách</w:t>
+      </w:r>
+    </w:p>
+    <w:p>
+      <w:pPr>
+        <w:pStyle w:val="ListParagraph"/>
+        <w:numPr>
+          <w:ilvl w:val="0"/>
+          <w:numId w:val="15"/>
+        </w:numPr>
+        <w:spacing w:line="360" w:lineRule="auto"/>
+        <w:rPr>
+          <w:rFonts w:ascii="Times New Roman" w:hAnsi="Times New Roman" w:cs="Times New Roman"/>
+        </w:rPr>
+      </w:pPr>
+      <w:r>
+        <w:rPr>
+          <w:rFonts w:ascii="Times New Roman" w:hAnsi="Times New Roman" w:cs="Times New Roman"/>
+        </w:rPr>
+        <w:t>Nhận sách (thủ thư xác nhận)</w:t>
+      </w:r>
+    </w:p>
+    <w:p>
+      <w:pPr>
+        <w:pStyle w:val="ListParagraph"/>
+        <w:numPr>
+          <w:ilvl w:val="0"/>
+          <w:numId w:val="15"/>
+        </w:numPr>
+        <w:spacing w:line="360" w:lineRule="auto"/>
+        <w:rPr>
+          <w:rFonts w:ascii="Times New Roman" w:hAnsi="Times New Roman" w:cs="Times New Roman"/>
+        </w:rPr>
+      </w:pPr>
+      <w:r>
+        <w:rPr>
+          <w:rFonts w:ascii="Times New Roman" w:hAnsi="Times New Roman" w:cs="Times New Roman"/>
+        </w:rPr>
+        <w:t>Trả sách</w:t>
+      </w:r>
+    </w:p>
+    <w:p>
+      <w:pPr>
+        <w:pStyle w:val="ListParagraph"/>
+        <w:numPr>
+          <w:ilvl w:val="0"/>
+          <w:numId w:val="15"/>
+        </w:numPr>
+        <w:spacing w:line="360" w:lineRule="auto"/>
+        <w:rPr>
+          <w:rFonts w:ascii="Times New Roman" w:hAnsi="Times New Roman" w:cs="Times New Roman"/>
+        </w:rPr>
+      </w:pPr>
+      <w:r>
+        <w:rPr>
+          <w:rFonts w:ascii="Times New Roman" w:hAnsi="Times New Roman" w:cs="Times New Roman"/>
+        </w:rPr>
+        <w:t>Yêu cầu gia hạn / hủy mượn</w:t>
+      </w:r>
+    </w:p>
+    <w:p>
+      <w:pPr>
+        <w:pStyle w:val="ListParagraph"/>
+        <w:numPr>
+          <w:ilvl w:val="0"/>
+          <w:numId w:val="15"/>
+        </w:numPr>
+        <w:spacing w:line="360" w:lineRule="auto"/>
+        <w:rPr>
+          <w:rFonts w:ascii="Times New Roman" w:hAnsi="Times New Roman" w:cs="Times New Roman"/>
+        </w:rPr>
+      </w:pPr>
+      <w:r>
+        <w:rPr>
+          <w:rFonts w:ascii="Times New Roman" w:hAnsi="Times New Roman" w:cs="Times New Roman"/>
+        </w:rPr>
+        <w:t>Quản lý đầu sách (Thêm/Sửa/Xóa)</w:t>
+      </w:r>
+    </w:p>
+    <w:p>
+      <w:pPr>
+        <w:pStyle w:val="ListParagraph"/>
+        <w:numPr>
+          <w:ilvl w:val="0"/>
+          <w:numId w:val="15"/>
+        </w:numPr>
+        <w:spacing w:line="360" w:lineRule="auto"/>
+        <w:rPr>
+          <w:rFonts w:ascii="Times New Roman" w:hAnsi="Times New Roman" w:cs="Times New Roman"/>
+        </w:rPr>
+      </w:pPr>
+      <w:r>
+        <w:rPr>
+          <w:rFonts w:ascii="Times New Roman" w:hAnsi="Times New Roman" w:cs="Times New Roman"/>
+        </w:rPr>
+        <w:t>Quản lý sách điện tử (Upload/Delete)</w:t>
+      </w:r>
+    </w:p>
+    <w:p>
+      <w:pPr>
+        <w:pStyle w:val="ListParagraph"/>
+        <w:numPr>
+          <w:ilvl w:val="0"/>
+          <w:numId w:val="15"/>
+        </w:numPr>
+        <w:spacing w:line="360" w:lineRule="auto"/>
+        <w:rPr>
+          <w:rFonts w:ascii="Times New Roman" w:hAnsi="Times New Roman" w:cs="Times New Roman"/>
+        </w:rPr>
+      </w:pPr>
+      <w:r>
+        <w:rPr>
+          <w:rFonts w:ascii="Times New Roman" w:hAnsi="Times New Roman" w:cs="Times New Roman"/>
+        </w:rPr>
+        <w:t>Quản lý mượn trả (xác nhận, phạt)</w:t>
+      </w:r>
+    </w:p>
+    <w:p>
+      <w:pPr>
+        <w:pStyle w:val="ListParagraph"/>
+        <w:numPr>
+          <w:ilvl w:val="0"/>
+          <w:numId w:val="15"/>
+        </w:numPr>
+        <w:spacing w:line="360" w:lineRule="auto"/>
+        <w:rPr>
+          <w:rFonts w:ascii="Times New Roman" w:hAnsi="Times New Roman" w:cs="Times New Roman"/>
+        </w:rPr>
+      </w:pPr>
+      <w:r>
+        <w:rPr>
+          <w:rFonts w:ascii="Times New Roman" w:hAnsi="Times New Roman" w:cs="Times New Roman"/>
+        </w:rPr>
+        <w:t>Thống kê &amp; Báo cáo</w:t>
+      </w:r>
+    </w:p>
+    <w:p>
+      <w:pPr>
+        <w:pStyle w:val="ListParagraph"/>
+        <w:numPr>
+          <w:ilvl w:val="0"/>
+          <w:numId w:val="15"/>
+        </w:numPr>
+        <w:spacing w:line="360" w:lineRule="auto"/>
+        <w:rPr>
+          <w:rFonts w:ascii="Times New Roman" w:hAnsi="Times New Roman" w:cs="Times New Roman"/>
+        </w:rPr>
+      </w:pPr>
+      <w:r>
+        <w:rPr>
+          <w:rFonts w:ascii="Times New Roman" w:hAnsi="Times New Roman" w:cs="Times New Roman"/>
+        </w:rPr>
+        <w:t>Cấu hình quy tắc phạt / phân quyền</w:t>
+      </w:r>
+    </w:p>
+    <w:p>
+      <w:pPr>
+        <w:pStyle w:val="ListParagraph"/>
+        <w:numPr>
+          <w:ilvl w:val="0"/>
+          <w:numId w:val="15"/>
+        </w:numPr>
+        <w:spacing w:line="360" w:lineRule="auto"/>
+        <w:rPr>
+          <w:rFonts w:ascii="Times New Roman" w:hAnsi="Times New Roman" w:cs="Times New Roman"/>
+        </w:rPr>
+      </w:pPr>
+      <w:r>
+        <w:rPr>
+          <w:rFonts w:ascii="Times New Roman" w:hAnsi="Times New Roman" w:cs="Times New Roman"/>
+        </w:rPr>
+        <w:lastRenderedPageBreak/>
+        <w:t>Thông báo tự động (nhắc trả, quá hạn)</w:t>
+      </w:r>
+    </w:p>
+    <w:p>
+      <w:pPr>
+        <w:pStyle w:val="ListParagraph"/>
+        <w:numPr>
+          <w:ilvl w:val="0"/>
+          <w:numId w:val="15"/>
+        </w:numPr>
+        <w:spacing w:after="0" w:line="240" w:lineRule="auto"/>
+        <w:ind w:left="0" w:firstLine="0"/>
+        <w:jc w:val="center"/>
+        <w:rPr>
+          <w:rFonts w:ascii="Times New Roman" w:eastAsia="Times New Roman" w:hAnsi="Times New Roman" w:cs="Times New Roman"/>
+          <w:kern w:val="0"/>
+          <w14:ligatures w14:val="none"/>
+        </w:rPr>
+      </w:pPr>
+      <w:r>
+        <w:rPr>
+          <w:noProof/>
+        </w:rPr>
+        <w:drawing>
+          <wp:inline distT="0" distB="0" distL="0" distR="0" wp14:anchorId="0C12666F" wp14:editId="2973836F">
+            <wp:extent cx="6226629" cy="4987290"/>
+            <wp:effectExtent l="19050" t="19050" r="22225" b="22860"/>
+            <wp:docPr id="1" name="Picture 1"/>
+            <wp:cNvGraphicFramePr>
+              <a:graphicFrameLocks xmlns:a="http://schemas.openxmlformats.org/drawingml/2006/main" noChangeAspect="1"/>
+            </wp:cNvGraphicFramePr>
+            <a:graphic xmlns:a="http://schemas.openxmlformats.org/drawingml/2006/main">
+              <a:graphicData uri="http://schemas.openxmlformats.org/drawingml/2006/picture">
+                <pic:pic xmlns:pic="http://schemas.openxmlformats.org/drawingml/2006/picture">
+                  <pic:nvPicPr>
+                    <pic:cNvPr id="0" name="Picture 50"/>
+                    <pic:cNvPicPr>
+                      <a:picLocks noChangeAspect="1" noChangeArrowheads="1"/>
+                    </pic:cNvPicPr>
+                  </pic:nvPicPr>
+                  <pic:blipFill>
+                    <a:blip r:embed="rId5" cstate="print">
+                      <a:extLst>
+                        <a:ext uri="{28A0092B-C50C-407E-A947-70E740481C1C}">
+                          <a14:useLocalDpi xmlns:a14="http://schemas.microsoft.com/office/drawing/2010/main" val="0"/>
+                        </a:ext>
+                      </a:extLst>
+                    </a:blip>
+                    <a:srcRect/>
+                    <a:stretch>
+                      <a:fillRect/>
+                    </a:stretch>
+                  </pic:blipFill>
+                  <pic:spPr bwMode="auto">
+                    <a:xfrm>
+                      <a:off x="0" y="0"/>
+                      <a:ext cx="6232681" cy="4992138"/>
+                    </a:xfrm>
+                    <a:prstGeom prst="rect">
+                      <a:avLst/>
+                    </a:prstGeom>
+                    <a:noFill/>
+                    <a:ln>
+                      <a:solidFill>
+                        <a:schemeClr val="tx1"/>
+                      </a:solidFill>
+                    </a:ln>
+                  </pic:spPr>
+                </pic:pic>
+              </a:graphicData>
+            </a:graphic>
+          </wp:inline>
+        </w:drawing>
+      </w:r>
+    </w:p>
+    <w:p>
+      <w:pPr>
+        <w:spacing w:line="360" w:lineRule="auto"/>
+        <w:rPr>
+          <w:rFonts w:ascii="Times New Roman" w:hAnsi="Times New Roman" w:cs="Times New Roman"/>
+          <w:b/>
+          <w:bCs/>
+          <w:lang w:val="vi-VN"/>
+        </w:rPr>
+      </w:pPr>
+    </w:p>
+    <w:p>
+      <w:pPr>
+        <w:spacing w:line="360" w:lineRule="auto"/>
+        <w:rPr>
+          <w:rFonts w:ascii="Times New Roman" w:hAnsi="Times New Roman" w:cs="Times New Roman"/>
+          <w:b/>
+          <w:bCs/>
+          <w:lang w:val="vi-VN"/>
+        </w:rPr>
+      </w:pPr>
+      <w:r>
+        <w:rPr>
+          <w:rFonts w:ascii="Times New Roman" w:hAnsi="Times New Roman" w:cs="Times New Roman"/>
+          <w:b/>
+          <w:bCs/>
+        </w:rPr>
+        <w:t>3</w:t>
+      </w:r>
+      <w:r>
+        <w:rPr>
+          <w:rFonts w:ascii="Times New Roman" w:hAnsi="Times New Roman" w:cs="Times New Roman"/>
+          <w:b/>
+          <w:bCs/>
+          <w:lang w:val="vi-VN"/>
+        </w:rPr>
+        <w:t>.</w:t>
+      </w:r>
+      <w:r>
+        <w:rPr>
+          <w:rFonts w:ascii="Times New Roman" w:hAnsi="Times New Roman" w:cs="Times New Roman"/>
+          <w:b/>
+          <w:bCs/>
+        </w:rPr>
+        <w:t xml:space="preserve"> Yêu cầu phi chức năng</w:t>
+      </w:r>
+    </w:p>
+    <w:p>
+      <w:pPr>
+        <w:pStyle w:val="ListParagraph"/>
+        <w:numPr>
+          <w:ilvl w:val="0"/>
+          <w:numId w:val="12"/>
+        </w:numPr>
+        <w:spacing w:line="360" w:lineRule="auto"/>
+        <w:rPr>
+          <w:rFonts w:ascii="Times New Roman" w:hAnsi="Times New Roman" w:cs="Times New Roman"/>
+        </w:rPr>
+      </w:pPr>
+      <w:r>
+        <w:rPr>
+          <w:rFonts w:ascii="Times New Roman" w:hAnsi="Times New Roman" w:cs="Times New Roman"/>
+        </w:rPr>
+        <w:t>Giao diện: Thân thiện, trực quan; responsive (nếu mở rộng web cho thiết bị di động).</w:t>
+      </w:r>
+    </w:p>
+    <w:p>
+      <w:pPr>
+        <w:pStyle w:val="ListParagraph"/>
+        <w:numPr>
+          <w:ilvl w:val="0"/>
+          <w:numId w:val="12"/>
+        </w:numPr>
+        <w:spacing w:line="360" w:lineRule="auto"/>
+        <w:rPr>
+          <w:rFonts w:ascii="Times New Roman" w:hAnsi="Times New Roman" w:cs="Times New Roman"/>
+        </w:rPr>
+      </w:pPr>
+      <w:r>
+        <w:rPr>
+          <w:rFonts w:ascii="Times New Roman" w:hAnsi="Times New Roman" w:cs="Times New Roman"/>
+        </w:rPr>
+        <w:t>Hiệu năng: Phản hồi tìm kiếm &lt; 2s với dữ liệu trung bình; xử lý song song nhiều yêu cầu.</w:t>
+      </w:r>
+    </w:p>
+    <w:p>
+      <w:pPr>
+        <w:pStyle w:val="ListParagraph"/>
+        <w:numPr>
+          <w:ilvl w:val="0"/>
+          <w:numId w:val="12"/>
+        </w:numPr>
+        <w:spacing w:line="360" w:lineRule="auto"/>
+        <w:rPr>
+          <w:rFonts w:ascii="Times New Roman" w:hAnsi="Times New Roman" w:cs="Times New Roman"/>
+        </w:rPr>
+      </w:pPr>
+      <w:r>
+        <w:rPr>
+          <w:rFonts w:ascii="Times New Roman" w:hAnsi="Times New Roman" w:cs="Times New Roman"/>
+        </w:rPr>
+        <w:t>Bảo mật: Xác thực (authentication) bằng Mã tài khoản + mật khẩu; phân quyền. Lưu mật khẩu dạng hash.</w:t>
+      </w:r>
+    </w:p>
+    <w:p>
+      <w:pPr>
+        <w:pStyle w:val="ListParagraph"/>
+        <w:numPr>
+          <w:ilvl w:val="0"/>
+          <w:numId w:val="12"/>
+        </w:numPr>
+        <w:spacing w:line="360" w:lineRule="auto"/>
+        <w:rPr>
+          <w:rFonts w:ascii="Times New Roman" w:hAnsi="Times New Roman" w:cs="Times New Roman"/>
+        </w:rPr>
+      </w:pPr>
+      <w:r>
+        <w:rPr>
+          <w:rFonts w:ascii="Times New Roman" w:hAnsi="Times New Roman" w:cs="Times New Roman"/>
+        </w:rPr>
+        <w:t>Độ ổn định: Hệ thống chạy liên tục trên mạng cục bộ; có logging và sao lưu định kỳ (backup DB).</w:t>
+      </w:r>
+    </w:p>
+    <w:p>
+      <w:pPr>
+        <w:pStyle w:val="ListParagraph"/>
+        <w:numPr>
+          <w:ilvl w:val="0"/>
+          <w:numId w:val="12"/>
+        </w:numPr>
+        <w:spacing w:line="360" w:lineRule="auto"/>
+        <w:rPr>
+          <w:rFonts w:ascii="Times New Roman" w:hAnsi="Times New Roman" w:cs="Times New Roman"/>
+        </w:rPr>
+      </w:pPr>
+      <w:r>
+        <w:rPr>
+          <w:rFonts w:ascii="Times New Roman" w:hAnsi="Times New Roman" w:cs="Times New Roman"/>
+        </w:rPr>
+        <w:t>Khả năng mở rộng: Thiết kế DB cho phép mở rộng số lượng đầu sách, sách điện tử.</w:t>
+      </w:r>
+    </w:p>
+    <w:p>
+      <w:pPr>
+        <w:pStyle w:val="ListParagraph"/>
+        <w:numPr>
+          <w:ilvl w:val="0"/>
+          <w:numId w:val="12"/>
+        </w:numPr>
+        <w:spacing w:line="360" w:lineRule="auto"/>
+        <w:rPr>
+          <w:rFonts w:ascii="Times New Roman" w:hAnsi="Times New Roman" w:cs="Times New Roman"/>
+        </w:rPr>
+      </w:pPr>
+      <w:r>
+        <w:rPr>
+          <w:rFonts w:ascii="Times New Roman" w:hAnsi="Times New Roman" w:cs="Times New Roman"/>
+        </w:rPr>
+        <w:t>Truy xuất/khả năng phục hồi: Lưu log giao dịch mượn/trả; backup tối thiểu hàng ngày.</w:t>
+      </w:r>
+    </w:p>
+    <w:p>
+      <w:pPr>
+        <w:pStyle w:val="ListParagraph"/>
+        <w:numPr>
+          <w:ilvl w:val="0"/>
+          <w:numId w:val="12"/>
+        </w:numPr>
+        <w:spacing w:line="360" w:lineRule="auto"/>
+        <w:rPr>
+          <w:rFonts w:ascii="Times New Roman" w:hAnsi="Times New Roman" w:cs="Times New Roman"/>
+        </w:rPr>
+      </w:pPr>
+      <w:r>
+        <w:rPr>
+          <w:rFonts w:ascii="Times New Roman" w:hAnsi="Times New Roman" w:cs="Times New Roman"/>
+        </w:rPr>
+        <w:lastRenderedPageBreak/>
+        <w:t>Tính sẵn sàng dữ liệu: Truy vấn thống kê không làm chậm giao diện chính (cân nhắc báo cáo batch).</w:t>
+      </w:r>
+    </w:p>
+    <w:p>
+      <w:pPr>
+        <w:pStyle w:val="ListParagraph"/>
+        <w:numPr>
+          <w:ilvl w:val="0"/>
+          <w:numId w:val="12"/>
+        </w:numPr>
+        <w:spacing w:line="360" w:lineRule="auto"/>
+        <w:rPr>
+          <w:rFonts w:ascii="Times New Roman" w:hAnsi="Times New Roman" w:cs="Times New Roman"/>
+        </w:rPr>
+      </w:pPr>
+      <w:r>
+        <w:rPr>
+          <w:rFonts w:ascii="Times New Roman" w:hAnsi="Times New Roman" w:cs="Times New Roman"/>
+        </w:rPr>
+        <w:t xml:space="preserve">Thời gian chấp nhận sửa lỗi: Các lỗi nghiêm trọng được xử lý trong 24-48 </w:t>
+      </w:r>
+      <w:r>
+        <w:rPr>
+          <w:rFonts w:ascii="Times New Roman" w:hAnsi="Times New Roman" w:cs="Times New Roman"/>
+        </w:rPr>
+        <w:t>giờ</w:t>
+      </w:r>
+      <w:r>
+        <w:rPr>
+          <w:rFonts w:ascii="Times New Roman" w:hAnsi="Times New Roman" w:cs="Times New Roman"/>
+          <w:lang w:val="vi-VN"/>
+        </w:rPr>
+        <w:t>.</w:t>
+      </w:r>
+    </w:p>
+    <w:p>
+      <w:pPr>
+        <w:spacing w:line="360" w:lineRule="auto"/>
+        <w:rPr>
+          <w:rFonts w:ascii="Times New Roman" w:hAnsi="Times New Roman" w:cs="Times New Roman"/>
+          <w:b/>
+          <w:bCs/>
+        </w:rPr>
+      </w:pPr>
+    </w:p>
+    <w:p>
+      <w:pPr>
+        <w:spacing w:line="360" w:lineRule="auto"/>
+        <w:rPr>
+          <w:rFonts w:ascii="Times New Roman" w:hAnsi="Times New Roman" w:cs="Times New Roman"/>
+          <w:b/>
+          <w:bCs/>
+          <w:lang w:val="vi-VN"/>
+        </w:rPr>
+      </w:pPr>
+      <w:r>
+        <w:rPr>
+          <w:rFonts w:ascii="Times New Roman" w:hAnsi="Times New Roman" w:cs="Times New Roman"/>
+          <w:b/>
+          <w:bCs/>
+        </w:rPr>
+        <w:t>4</w:t>
+      </w:r>
+      <w:r>
+        <w:rPr>
+          <w:rFonts w:ascii="Times New Roman" w:hAnsi="Times New Roman" w:cs="Times New Roman"/>
+          <w:b/>
+          <w:bCs/>
+          <w:lang w:val="vi-VN"/>
+        </w:rPr>
+        <w:t>.</w:t>
+      </w:r>
+      <w:r>
+        <w:rPr>
+          <w:rFonts w:ascii="Times New Roman" w:hAnsi="Times New Roman" w:cs="Times New Roman"/>
+          <w:b/>
+          <w:bCs/>
+        </w:rPr>
+        <w:t xml:space="preserve"> Quy tắc nghiệp vụ</w:t>
+      </w:r>
+    </w:p>
+    <w:p>
+      <w:pPr>
+        <w:pStyle w:val="ListParagraph"/>
+        <w:numPr>
+          <w:ilvl w:val="0"/>
+          <w:numId w:val="12"/>
+        </w:numPr>
+        <w:spacing w:line="360" w:lineRule="auto"/>
+        <w:rPr>
+          <w:rFonts w:ascii="Times New Roman" w:hAnsi="Times New Roman" w:cs="Times New Roman"/>
+        </w:rPr>
+      </w:pPr>
+      <w:r>
+        <w:rPr>
+          <w:rFonts w:ascii="Times New Roman" w:hAnsi="Times New Roman" w:cs="Times New Roman"/>
+        </w:rPr>
+        <w:t>Mã tài khoản: Mã tài khoản = Mã sinh viên hoặc Mã giảng viên (không trùng lặp).</w:t>
+      </w:r>
+    </w:p>
+    <w:p>
+      <w:pPr>
+        <w:pStyle w:val="ListParagraph"/>
+        <w:numPr>
+          <w:ilvl w:val="0"/>
+          <w:numId w:val="12"/>
+        </w:numPr>
+        <w:spacing w:line="360" w:lineRule="auto"/>
+        <w:rPr>
+          <w:rFonts w:ascii="Times New Roman" w:hAnsi="Times New Roman" w:cs="Times New Roman"/>
+        </w:rPr>
+      </w:pPr>
+      <w:r>
+        <w:rPr>
+          <w:rFonts w:ascii="Times New Roman" w:hAnsi="Times New Roman" w:cs="Times New Roman"/>
+        </w:rPr>
+        <w:t>Phân loại sách: Mỗi loại sách có (Mã loại, Tên loại, Mã giá sách). Mỗi loại có nhiều đầu sách.</w:t>
+      </w:r>
+    </w:p>
+    <w:p>
+      <w:pPr>
+        <w:pStyle w:val="ListParagraph"/>
+        <w:numPr>
+          <w:ilvl w:val="0"/>
+          <w:numId w:val="12"/>
+        </w:numPr>
+        <w:spacing w:line="360" w:lineRule="auto"/>
+        <w:rPr>
+          <w:rFonts w:ascii="Times New Roman" w:hAnsi="Times New Roman" w:cs="Times New Roman"/>
+        </w:rPr>
+      </w:pPr>
+      <w:r>
+        <w:rPr>
+          <w:rFonts w:ascii="Times New Roman" w:hAnsi="Times New Roman" w:cs="Times New Roman"/>
+        </w:rPr>
+        <w:t>Sách in: Lưu thông tin đầu sách: Mã đầu sách, tên, tác giả, đơn giá, năm XB, NXb, số bản in, tóm tắt.</w:t>
+      </w:r>
+    </w:p>
+    <w:p>
+      <w:pPr>
+        <w:pStyle w:val="ListParagraph"/>
+        <w:numPr>
+          <w:ilvl w:val="0"/>
+          <w:numId w:val="12"/>
+        </w:numPr>
+        <w:spacing w:line="360" w:lineRule="auto"/>
+        <w:rPr>
+          <w:rFonts w:ascii="Times New Roman" w:hAnsi="Times New Roman" w:cs="Times New Roman"/>
+        </w:rPr>
+      </w:pPr>
+      <w:r>
+        <w:rPr>
+          <w:rFonts w:ascii="Times New Roman" w:hAnsi="Times New Roman" w:cs="Times New Roman"/>
+        </w:rPr>
+        <w:t>Sách điện tử: Lưu file (tên file = Mã sách). Có quyền đọc online trong mạng cục bộ.</w:t>
+      </w:r>
+    </w:p>
+    <w:p>
+      <w:pPr>
+        <w:pStyle w:val="ListParagraph"/>
+        <w:numPr>
+          <w:ilvl w:val="0"/>
+          <w:numId w:val="12"/>
+        </w:numPr>
+        <w:spacing w:line="360" w:lineRule="auto"/>
+        <w:rPr>
+          <w:rFonts w:ascii="Times New Roman" w:hAnsi="Times New Roman" w:cs="Times New Roman"/>
+        </w:rPr>
+      </w:pPr>
+      <w:r>
+        <w:rPr>
+          <w:rFonts w:ascii="Times New Roman" w:hAnsi="Times New Roman" w:cs="Times New Roman"/>
+        </w:rPr>
+        <w:t>Số lượng mượn tối đa: (nếu cần) có thể quy định tối đa số đầu sách đang mượn cho 1 tài khoản (vd: 5 cuốn).</w:t>
+      </w:r>
+    </w:p>
+    <w:p>
+      <w:pPr>
+        <w:pStyle w:val="ListParagraph"/>
+        <w:numPr>
+          <w:ilvl w:val="0"/>
+          <w:numId w:val="12"/>
+        </w:numPr>
+        <w:spacing w:line="360" w:lineRule="auto"/>
+        <w:rPr>
+          <w:rFonts w:ascii="Times New Roman" w:hAnsi="Times New Roman" w:cs="Times New Roman"/>
+        </w:rPr>
+      </w:pPr>
+      <w:r>
+        <w:rPr>
+          <w:rFonts w:ascii="Times New Roman" w:hAnsi="Times New Roman" w:cs="Times New Roman"/>
+        </w:rPr>
+        <w:t>Thời hạn mượn: Do thủ thư / quy định quản lý quy định, nhưng khi đăng ký mượn phải có ngày trả dự kiến.</w:t>
+      </w:r>
+    </w:p>
+    <w:p>
+      <w:pPr>
+        <w:pStyle w:val="ListParagraph"/>
+        <w:numPr>
+          <w:ilvl w:val="0"/>
+          <w:numId w:val="12"/>
+        </w:numPr>
+        <w:spacing w:after="0" w:line="360" w:lineRule="auto"/>
+        <w:rPr>
+          <w:rFonts w:ascii="Times New Roman" w:hAnsi="Times New Roman" w:cs="Times New Roman"/>
+        </w:rPr>
+      </w:pPr>
+      <w:r>
+        <w:rPr>
+          <w:rFonts w:ascii="Times New Roman" w:hAnsi="Times New Roman" w:cs="Times New Roman"/>
+        </w:rPr>
+        <w:t>Phạt trễ hạn:</w:t>
+      </w:r>
+    </w:p>
+    <w:p>
+      <w:pPr>
+        <w:spacing w:after="0" w:line="360" w:lineRule="auto"/>
+        <w:ind w:left="1080"/>
+        <w:rPr>
+          <w:rFonts w:ascii="Times New Roman" w:hAnsi="Times New Roman" w:cs="Times New Roman"/>
+        </w:rPr>
+      </w:pPr>
+      <w:r>
+        <w:rPr>
+          <w:rFonts w:ascii="Times New Roman" w:hAnsi="Times New Roman" w:cs="Times New Roman"/>
+        </w:rPr>
+        <w:t>Nếu số ngày trễ &lt; 7 ngày → phạt 5% * đơn giá sách.</w:t>
+      </w:r>
+    </w:p>
+    <w:p>
+      <w:pPr>
+        <w:spacing w:after="0" w:line="360" w:lineRule="auto"/>
+        <w:ind w:left="1080"/>
+        <w:rPr>
+          <w:rFonts w:ascii="Times New Roman" w:hAnsi="Times New Roman" w:cs="Times New Roman"/>
+        </w:rPr>
+      </w:pPr>
+      <w:r>
+        <w:rPr>
+          <w:rFonts w:ascii="Times New Roman" w:hAnsi="Times New Roman" w:cs="Times New Roman"/>
+        </w:rPr>
+        <w:t>Nếu 7 ≤ số ngày trễ ≤ 15 → phạt 10% * đơn giá sách.</w:t>
+      </w:r>
+    </w:p>
+    <w:p>
+      <w:pPr>
+        <w:spacing w:after="0" w:line="360" w:lineRule="auto"/>
+        <w:ind w:left="1080"/>
+        <w:rPr>
+          <w:rFonts w:ascii="Times New Roman" w:hAnsi="Times New Roman" w:cs="Times New Roman"/>
+          <w:lang w:val="vi-VN"/>
+        </w:rPr>
+      </w:pPr>
+      <w:r>
+        <w:rPr>
+          <w:rFonts w:ascii="Times New Roman" w:hAnsi="Times New Roman" w:cs="Times New Roman"/>
+        </w:rPr>
+        <w:t>Nếu số ngày trễ &gt; 15 → phạt 20% * đơn giá sách.</w:t>
+      </w:r>
+    </w:p>
+    <w:p>
+      <w:pPr>
+        <w:pStyle w:val="ListParagraph"/>
+        <w:numPr>
+          <w:ilvl w:val="0"/>
+          <w:numId w:val="12"/>
+        </w:numPr>
+        <w:spacing w:line="360" w:lineRule="auto"/>
+        <w:rPr>
+          <w:rFonts w:ascii="Times New Roman" w:hAnsi="Times New Roman" w:cs="Times New Roman"/>
+        </w:rPr>
+      </w:pPr>
+      <w:r>
+        <w:rPr>
+          <w:rFonts w:ascii="Times New Roman" w:hAnsi="Times New Roman" w:cs="Times New Roman"/>
+        </w:rPr>
+        <w:t>Hủy/Muon trả: Nếu độc giả đăng ký mượn thành công thì phải đến gặp thủ thư để nhận sách (thực tế phát sách được thủ thư xác nhận).</w:t>
+      </w:r>
+    </w:p>
+    <w:p>
+      <w:pPr>
+        <w:pStyle w:val="ListParagraph"/>
+        <w:numPr>
+          <w:ilvl w:val="0"/>
+          <w:numId w:val="12"/>
+        </w:numPr>
+        <w:spacing w:line="360" w:lineRule="auto"/>
+        <w:rPr>
+          <w:rFonts w:ascii="Times New Roman" w:hAnsi="Times New Roman" w:cs="Times New Roman"/>
+        </w:rPr>
+      </w:pPr>
+      <w:r>
+        <w:rPr>
+          <w:rFonts w:ascii="Times New Roman" w:hAnsi="Times New Roman" w:cs="Times New Roman"/>
+        </w:rPr>
+        <w:t>Quy trình hủy/đổi: thủ thư xử lý yêu cầu theo chính sách nội bộ.</w:t>
+      </w:r>
+    </w:p>
+    <w:p>
+      <w:pPr>
+        <w:pStyle w:val="ListParagraph"/>
+        <w:numPr>
+          <w:ilvl w:val="0"/>
+          <w:numId w:val="12"/>
+        </w:numPr>
+        <w:spacing w:line="360" w:lineRule="auto"/>
+        <w:rPr>
+          <w:rFonts w:ascii="Times New Roman" w:hAnsi="Times New Roman" w:cs="Times New Roman"/>
+        </w:rPr>
+      </w:pPr>
+      <w:r>
+        <w:rPr>
+          <w:rFonts w:ascii="Times New Roman" w:hAnsi="Times New Roman" w:cs="Times New Roman"/>
+        </w:rPr>
+        <w:t>Phân quyền: Chỉ Admin có quyền thay đổi quy tắc phạt và phân quyền; Thủ thư có quyền quản lý sách và xử lý mượn/trả.</w:t>
+      </w:r>
+    </w:p>
+    <w:p>
+      <w:pPr>
+        <w:pStyle w:val="ListParagraph"/>
+        <w:numPr>
+          <w:ilvl w:val="0"/>
+          <w:numId w:val="12"/>
+        </w:numPr>
+        <w:spacing w:line="360" w:lineRule="auto"/>
+        <w:rPr>
+          <w:rFonts w:ascii="Times New Roman" w:hAnsi="Times New Roman" w:cs="Times New Roman"/>
+        </w:rPr>
+      </w:pPr>
+      <w:r>
+        <w:rPr>
+          <w:rFonts w:ascii="Times New Roman" w:hAnsi="Times New Roman" w:cs="Times New Roman"/>
+        </w:rPr>
+        <w:t>Bảo mật truy cập sách điện tử: Chỉ những tài khoản trong mạng nội bộ đăng nhập mới xem được.</w:t>
+      </w:r>
+    </w:p>
+    <w:p>
+      <w:pPr>
+        <w:pStyle w:val="ListParagraph"/>
+        <w:numPr>
+          <w:ilvl w:val="0"/>
+          <w:numId w:val="12"/>
+        </w:numPr>
+        <w:spacing w:line="360" w:lineRule="auto"/>
+        <w:rPr>
+          <w:rFonts w:ascii="Times New Roman" w:hAnsi="Times New Roman" w:cs="Times New Roman"/>
+        </w:rPr>
+      </w:pPr>
+      <w:r>
+        <w:rPr>
+          <w:rFonts w:ascii="Times New Roman" w:hAnsi="Times New Roman" w:cs="Times New Roman"/>
+        </w:rPr>
+        <w:t>Lưu trữ log truy cập: Mỗi lần đọc sách điện tử phải ghi nhận (Mã tài khoản, Mã sách, thời gian) để thống kê.</w:t>
+      </w:r>
+    </w:p>
+    <w:p>
+      <w:pPr>
+        <w:spacing w:line="360" w:lineRule="auto"/>
+        <w:rPr>
+          <w:rFonts w:ascii="Times New Roman" w:hAnsi="Times New Roman" w:cs="Times New Roman"/>
+          <w:b/>
+          <w:bCs/>
+          <w:lang w:val="vi-VN"/>
+        </w:rPr>
+      </w:pPr>
+      <w:r>
+        <w:rPr>
+          <w:rFonts w:ascii="Times New Roman" w:hAnsi="Times New Roman" w:cs="Times New Roman"/>
+          <w:b/>
+          <w:bCs/>
+        </w:rPr>
+        <w:t>5</w:t>
+      </w:r>
+      <w:r>
+        <w:rPr>
+          <w:rFonts w:ascii="Times New Roman" w:hAnsi="Times New Roman" w:cs="Times New Roman"/>
+          <w:b/>
+          <w:bCs/>
+          <w:lang w:val="vi-VN"/>
+        </w:rPr>
+        <w:t>.</w:t>
+      </w:r>
+      <w:r>
+        <w:rPr>
+          <w:rFonts w:ascii="Times New Roman" w:hAnsi="Times New Roman" w:cs="Times New Roman"/>
+          <w:b/>
+          <w:bCs/>
+        </w:rPr>
+        <w:t xml:space="preserve"> Quy trình nghiệp vụ </w:t>
+      </w:r>
+    </w:p>
+    <w:p>
+      <w:pPr>
+        <w:spacing w:line="360" w:lineRule="auto"/>
+        <w:rPr>
+          <w:rFonts w:ascii="Times New Roman" w:hAnsi="Times New Roman" w:cs="Times New Roman"/>
+          <w:b/>
+          <w:bCs/>
+          <w:lang w:val="vi-VN"/>
+        </w:rPr>
+      </w:pPr>
+      <w:r>
+        <w:rPr>
+          <w:rFonts w:ascii="Times New Roman" w:hAnsi="Times New Roman" w:cs="Times New Roman"/>
+          <w:b/>
+          <w:bCs/>
+        </w:rPr>
+        <w:lastRenderedPageBreak/>
+        <w:t>Quy trình mượn sách</w:t>
+      </w:r>
+    </w:p>
+    <w:p>
+      <w:pPr>
+        <w:pStyle w:val="ListParagraph"/>
+        <w:numPr>
+          <w:ilvl w:val="0"/>
+          <w:numId w:val="12"/>
+        </w:numPr>
+        <w:spacing w:line="360" w:lineRule="auto"/>
+        <w:rPr>
+          <w:rFonts w:ascii="Times New Roman" w:hAnsi="Times New Roman" w:cs="Times New Roman"/>
+        </w:rPr>
+      </w:pPr>
+      <w:r>
+        <w:rPr>
+          <w:rFonts w:ascii="Times New Roman" w:hAnsi="Times New Roman" w:cs="Times New Roman"/>
+        </w:rPr>
+        <w:t>Độc giả đăng nhập.</w:t>
+      </w:r>
+    </w:p>
+    <w:p>
+      <w:pPr>
+        <w:pStyle w:val="ListParagraph"/>
+        <w:numPr>
+          <w:ilvl w:val="0"/>
+          <w:numId w:val="12"/>
+        </w:numPr>
+        <w:spacing w:line="360" w:lineRule="auto"/>
+        <w:rPr>
+          <w:rFonts w:ascii="Times New Roman" w:hAnsi="Times New Roman" w:cs="Times New Roman"/>
+        </w:rPr>
+      </w:pPr>
+      <w:r>
+        <w:rPr>
+          <w:rFonts w:ascii="Times New Roman" w:hAnsi="Times New Roman" w:cs="Times New Roman"/>
+        </w:rPr>
+        <w:t>Độc giả tìm và chọn đầu sách muốn mượn.</w:t>
+      </w:r>
+    </w:p>
+    <w:p>
+      <w:pPr>
+        <w:pStyle w:val="ListParagraph"/>
+        <w:numPr>
+          <w:ilvl w:val="0"/>
+          <w:numId w:val="12"/>
+        </w:numPr>
+        <w:spacing w:after="0" w:line="360" w:lineRule="auto"/>
+        <w:rPr>
+          <w:rFonts w:ascii="Times New Roman" w:hAnsi="Times New Roman" w:cs="Times New Roman"/>
+        </w:rPr>
+      </w:pPr>
+      <w:r>
+        <w:rPr>
+          <w:rFonts w:ascii="Times New Roman" w:hAnsi="Times New Roman" w:cs="Times New Roman"/>
+        </w:rPr>
+        <w:t>Hệ thống kiểm tra tồn kho (số bản in còn &gt; 0).</w:t>
+      </w:r>
+    </w:p>
+    <w:p>
+      <w:pPr>
+        <w:spacing w:after="0" w:line="360" w:lineRule="auto"/>
+        <w:ind w:left="1080"/>
+        <w:rPr>
+          <w:rFonts w:ascii="Times New Roman" w:hAnsi="Times New Roman" w:cs="Times New Roman"/>
+        </w:rPr>
+      </w:pPr>
+      <w:r>
+        <w:rPr>
+          <w:rFonts w:ascii="Times New Roman" w:hAnsi="Times New Roman" w:cs="Times New Roman"/>
+        </w:rPr>
+        <w:t xml:space="preserve">Nếu còn </w:t>
+      </w:r>
+      <w:r>
+        <w:rPr>
+          <w:rFonts w:ascii="Times New Roman" w:hAnsi="Times New Roman" w:cs="Times New Roman"/>
+        </w:rPr>
+        <w:t>thì</w:t>
+      </w:r>
+      <w:r>
+        <w:rPr>
+          <w:rFonts w:ascii="Times New Roman" w:hAnsi="Times New Roman" w:cs="Times New Roman"/>
+        </w:rPr>
+        <w:t xml:space="preserve"> hiển thị form đăng ký mượn (ngày mượn, ngày trả dự kiến).</w:t>
+      </w:r>
+    </w:p>
+    <w:p>
+      <w:pPr>
+        <w:spacing w:after="0" w:line="360" w:lineRule="auto"/>
+        <w:ind w:left="1080"/>
+        <w:rPr>
+          <w:rFonts w:ascii="Times New Roman" w:hAnsi="Times New Roman" w:cs="Times New Roman"/>
+        </w:rPr>
+      </w:pPr>
+      <w:r>
+        <w:rPr>
+          <w:rFonts w:ascii="Times New Roman" w:hAnsi="Times New Roman" w:cs="Times New Roman"/>
+        </w:rPr>
+        <w:t xml:space="preserve">Nếu không còn </w:t>
+      </w:r>
+      <w:r>
+        <w:rPr>
+          <w:rFonts w:ascii="Times New Roman" w:hAnsi="Times New Roman" w:cs="Times New Roman"/>
+        </w:rPr>
+        <w:t>thì</w:t>
+      </w:r>
+      <w:r>
+        <w:rPr>
+          <w:rFonts w:ascii="Times New Roman" w:hAnsi="Times New Roman" w:cs="Times New Roman"/>
+        </w:rPr>
+        <w:t xml:space="preserve"> thông báo “Hết sách”</w:t>
+      </w:r>
+      <w:r>
+        <w:rPr>
+          <w:rFonts w:ascii="Times New Roman" w:hAnsi="Times New Roman" w:cs="Times New Roman"/>
+          <w:lang w:val="vi-VN"/>
+        </w:rPr>
+        <w:t xml:space="preserve"> hoặc</w:t>
+      </w:r>
+      <w:r>
+        <w:rPr>
+          <w:rFonts w:ascii="Times New Roman" w:hAnsi="Times New Roman" w:cs="Times New Roman"/>
+        </w:rPr>
+        <w:t xml:space="preserve"> cho đặt trước.</w:t>
+      </w:r>
+    </w:p>
+    <w:p>
+      <w:pPr>
+        <w:pStyle w:val="ListParagraph"/>
+        <w:numPr>
+          <w:ilvl w:val="0"/>
+          <w:numId w:val="12"/>
+        </w:numPr>
+        <w:spacing w:line="360" w:lineRule="auto"/>
+        <w:rPr>
+          <w:rFonts w:ascii="Times New Roman" w:hAnsi="Times New Roman" w:cs="Times New Roman"/>
+        </w:rPr>
+      </w:pPr>
+      <w:r>
+        <w:rPr>
+          <w:rFonts w:ascii="Times New Roman" w:hAnsi="Times New Roman" w:cs="Times New Roman"/>
+        </w:rPr>
+        <w:t>Độc giả điền form và gửi yêu cầu đăng ký mượn.</w:t>
+      </w:r>
+    </w:p>
+    <w:p>
+      <w:pPr>
+        <w:pStyle w:val="ListParagraph"/>
+        <w:numPr>
+          <w:ilvl w:val="0"/>
+          <w:numId w:val="12"/>
+        </w:numPr>
+        <w:spacing w:line="360" w:lineRule="auto"/>
+        <w:rPr>
+          <w:rFonts w:ascii="Times New Roman" w:hAnsi="Times New Roman" w:cs="Times New Roman"/>
+        </w:rPr>
+      </w:pPr>
+      <w:r>
+        <w:rPr>
+          <w:rFonts w:ascii="Times New Roman" w:hAnsi="Times New Roman" w:cs="Times New Roman"/>
+        </w:rPr>
+        <w:t>Hệ thống lưu yêu cầu, tạo phiếu mượn ở trạng thái “Chờ nhận”.</w:t>
+      </w:r>
+    </w:p>
+    <w:p>
+      <w:pPr>
+        <w:pStyle w:val="ListParagraph"/>
+        <w:numPr>
+          <w:ilvl w:val="0"/>
+          <w:numId w:val="12"/>
+        </w:numPr>
+        <w:spacing w:line="360" w:lineRule="auto"/>
+        <w:rPr>
+          <w:rFonts w:ascii="Times New Roman" w:hAnsi="Times New Roman" w:cs="Times New Roman"/>
+        </w:rPr>
+      </w:pPr>
+      <w:r>
+        <w:rPr>
+          <w:rFonts w:ascii="Times New Roman" w:hAnsi="Times New Roman" w:cs="Times New Roman"/>
+        </w:rPr>
+        <w:t>Thủ thư duyệt / xác nhận và phát sách</w:t>
+      </w:r>
+      <w:r>
+        <w:rPr>
+          <w:rFonts w:ascii="Times New Roman" w:hAnsi="Times New Roman" w:cs="Times New Roman"/>
+          <w:lang w:val="vi-VN"/>
+        </w:rPr>
+        <w:t xml:space="preserve"> và</w:t>
+      </w:r>
+      <w:r>
+        <w:rPr>
+          <w:rFonts w:ascii="Times New Roman" w:hAnsi="Times New Roman" w:cs="Times New Roman"/>
+        </w:rPr>
+        <w:t xml:space="preserve"> cập nhật trạng thái phiếu mượn </w:t>
+      </w:r>
+      <w:r>
+        <w:rPr>
+          <w:rFonts w:ascii="Times New Roman" w:hAnsi="Times New Roman" w:cs="Times New Roman"/>
+        </w:rPr>
+        <w:t>thì</w:t>
+      </w:r>
+      <w:r>
+        <w:rPr>
+          <w:rFonts w:ascii="Times New Roman" w:hAnsi="Times New Roman" w:cs="Times New Roman"/>
+        </w:rPr>
+        <w:t xml:space="preserve"> “Đang mượn”; giảm tồn kho.</w:t>
+      </w:r>
+    </w:p>
+    <w:p>
+      <w:pPr>
+        <w:pStyle w:val="ListParagraph"/>
+        <w:numPr>
+          <w:ilvl w:val="0"/>
+          <w:numId w:val="12"/>
+        </w:numPr>
+        <w:spacing w:line="360" w:lineRule="auto"/>
+        <w:rPr>
+          <w:rFonts w:ascii="Times New Roman" w:hAnsi="Times New Roman" w:cs="Times New Roman"/>
+        </w:rPr>
+      </w:pPr>
+      <w:r>
+        <w:rPr>
+          <w:rFonts w:ascii="Times New Roman" w:hAnsi="Times New Roman" w:cs="Times New Roman"/>
+        </w:rPr>
+        <w:t>Hệ thống gửi thông báo cho độc giả: “Đến nhận sách” (nếu cần).</w:t>
+      </w:r>
+    </w:p>
+    <w:p>
+      <w:pPr>
+        <w:pStyle w:val="ListParagraph"/>
+        <w:numPr>
+          <w:ilvl w:val="0"/>
+          <w:numId w:val="12"/>
+        </w:numPr>
+        <w:spacing w:line="360" w:lineRule="auto"/>
+        <w:rPr>
+          <w:rFonts w:ascii="Times New Roman" w:hAnsi="Times New Roman" w:cs="Times New Roman"/>
+        </w:rPr>
+      </w:pPr>
+      <w:r>
+        <w:rPr>
+          <w:rFonts w:ascii="Times New Roman" w:hAnsi="Times New Roman" w:cs="Times New Roman"/>
+        </w:rPr>
+        <w:t>Độc giả trả sách trước/đúng/ngày trả. Thủ thư thực hiện thủ tục trả sách → cập nhật tồn kho.</w:t>
+      </w:r>
+    </w:p>
+    <w:p>
+      <w:pPr>
+        <w:pStyle w:val="ListParagraph"/>
+        <w:numPr>
+          <w:ilvl w:val="0"/>
+          <w:numId w:val="12"/>
+        </w:numPr>
+        <w:spacing w:line="360" w:lineRule="auto"/>
+        <w:rPr>
+          <w:rFonts w:ascii="Times New Roman" w:hAnsi="Times New Roman" w:cs="Times New Roman"/>
+        </w:rPr>
+      </w:pPr>
+      <w:r>
+        <w:rPr>
+          <w:rFonts w:ascii="Times New Roman" w:hAnsi="Times New Roman" w:cs="Times New Roman"/>
+        </w:rPr>
+        <w:t xml:space="preserve">Nếu trả muộn </w:t>
+      </w:r>
+      <w:r>
+        <w:rPr>
+          <w:rFonts w:ascii="Times New Roman" w:hAnsi="Times New Roman" w:cs="Times New Roman"/>
+        </w:rPr>
+        <w:t>thì</w:t>
+      </w:r>
+      <w:r>
+        <w:rPr>
+          <w:rFonts w:ascii="Times New Roman" w:hAnsi="Times New Roman" w:cs="Times New Roman"/>
+        </w:rPr>
+        <w:t xml:space="preserve"> hệ thống tính phạt theo quy tắc và thông báo.</w:t>
+      </w:r>
+    </w:p>
+    <w:p>
+      <w:pPr>
+        <w:spacing w:line="360" w:lineRule="auto"/>
+        <w:rPr>
+          <w:rFonts w:ascii="Times New Roman" w:hAnsi="Times New Roman" w:cs="Times New Roman"/>
+          <w:b/>
+          <w:bCs/>
+        </w:rPr>
+      </w:pPr>
+      <w:r>
+        <w:rPr>
+          <w:rFonts w:ascii="Times New Roman" w:hAnsi="Times New Roman" w:cs="Times New Roman"/>
+          <w:b/>
+          <w:bCs/>
+        </w:rPr>
+        <w:t>Quy trình đọc sách điện tử</w:t>
+      </w:r>
+    </w:p>
+    <w:p>
+      <w:pPr>
+        <w:pStyle w:val="ListParagraph"/>
+        <w:numPr>
+          <w:ilvl w:val="0"/>
+          <w:numId w:val="12"/>
+        </w:numPr>
+        <w:spacing w:line="360" w:lineRule="auto"/>
+        <w:rPr>
+          <w:rFonts w:ascii="Times New Roman" w:hAnsi="Times New Roman" w:cs="Times New Roman"/>
+        </w:rPr>
+      </w:pPr>
+      <w:r>
+        <w:rPr>
+          <w:rFonts w:ascii="Times New Roman" w:hAnsi="Times New Roman" w:cs="Times New Roman"/>
+        </w:rPr>
+        <w:t>Độc giả đăng nhập.</w:t>
+      </w:r>
+    </w:p>
+    <w:p>
+      <w:pPr>
+        <w:pStyle w:val="ListParagraph"/>
+        <w:numPr>
+          <w:ilvl w:val="0"/>
+          <w:numId w:val="12"/>
+        </w:numPr>
+        <w:spacing w:line="360" w:lineRule="auto"/>
+        <w:rPr>
+          <w:rFonts w:ascii="Times New Roman" w:hAnsi="Times New Roman" w:cs="Times New Roman"/>
+        </w:rPr>
+      </w:pPr>
+      <w:r>
+        <w:rPr>
+          <w:rFonts w:ascii="Times New Roman" w:hAnsi="Times New Roman" w:cs="Times New Roman"/>
+        </w:rPr>
+        <w:t xml:space="preserve">Tìm sách điện tử </w:t>
+      </w:r>
+      <w:r>
+        <w:rPr>
+          <w:rFonts w:ascii="Times New Roman" w:hAnsi="Times New Roman" w:cs="Times New Roman"/>
+        </w:rPr>
+        <w:t>thì</w:t>
+      </w:r>
+      <w:r>
+        <w:rPr>
+          <w:rFonts w:ascii="Times New Roman" w:hAnsi="Times New Roman" w:cs="Times New Roman"/>
+        </w:rPr>
+        <w:t xml:space="preserve"> chọn đọc online.</w:t>
+      </w:r>
+    </w:p>
+    <w:p>
+      <w:pPr>
+        <w:pStyle w:val="ListParagraph"/>
+        <w:numPr>
+          <w:ilvl w:val="0"/>
+          <w:numId w:val="12"/>
+        </w:numPr>
+        <w:spacing w:line="360" w:lineRule="auto"/>
+        <w:rPr>
+          <w:rFonts w:ascii="Times New Roman" w:hAnsi="Times New Roman" w:cs="Times New Roman"/>
+        </w:rPr>
+      </w:pPr>
+      <w:r>
+        <w:rPr>
+          <w:rFonts w:ascii="Times New Roman" w:hAnsi="Times New Roman" w:cs="Times New Roman"/>
+        </w:rPr>
+        <w:t>Hệ thống kiểm tra quyền truy cập (tại mạng nội bộ).</w:t>
+      </w:r>
+    </w:p>
+    <w:p>
+      <w:pPr>
+        <w:pStyle w:val="ListParagraph"/>
+        <w:numPr>
+          <w:ilvl w:val="0"/>
+          <w:numId w:val="12"/>
+        </w:numPr>
+        <w:spacing w:line="360" w:lineRule="auto"/>
+        <w:rPr>
+          <w:rFonts w:ascii="Times New Roman" w:hAnsi="Times New Roman" w:cs="Times New Roman"/>
+        </w:rPr>
+      </w:pPr>
+      <w:r>
+        <w:rPr>
+          <w:rFonts w:ascii="Times New Roman" w:hAnsi="Times New Roman" w:cs="Times New Roman"/>
+        </w:rPr>
+        <w:t xml:space="preserve">Nếu hợp lệ </w:t>
+      </w:r>
+      <w:r>
+        <w:rPr>
+          <w:rFonts w:ascii="Times New Roman" w:hAnsi="Times New Roman" w:cs="Times New Roman"/>
+        </w:rPr>
+        <w:t>thì</w:t>
+      </w:r>
+      <w:r>
+        <w:rPr>
+          <w:rFonts w:ascii="Times New Roman" w:hAnsi="Times New Roman" w:cs="Times New Roman"/>
+        </w:rPr>
+        <w:t xml:space="preserve"> mở file đọc trên trình đọc tích hợp; ghi lại event truy cập vào log (đếm lượt truy cập).</w:t>
+      </w:r>
+    </w:p>
+    <w:p>
+      <w:pPr>
+        <w:pStyle w:val="ListParagraph"/>
+        <w:numPr>
+          <w:ilvl w:val="0"/>
+          <w:numId w:val="12"/>
+        </w:numPr>
+        <w:spacing w:line="360" w:lineRule="auto"/>
+        <w:rPr>
+          <w:rFonts w:ascii="Times New Roman" w:hAnsi="Times New Roman" w:cs="Times New Roman"/>
+        </w:rPr>
+      </w:pPr>
+      <w:r>
+        <w:rPr>
+          <w:rFonts w:ascii="Times New Roman" w:hAnsi="Times New Roman" w:cs="Times New Roman"/>
+        </w:rPr>
+        <w:t>Thống kê lượt truy cập được cập nhật để báo cáo sách yêu thích.</w:t>
+      </w:r>
+    </w:p>
+    <w:p>
+      <w:pPr>
+        <w:spacing w:line="360" w:lineRule="auto"/>
+        <w:rPr>
+          <w:rFonts w:ascii="Times New Roman" w:hAnsi="Times New Roman" w:cs="Times New Roman"/>
+          <w:b/>
+          <w:bCs/>
+          <w:lang w:val="vi-VN"/>
+        </w:rPr>
+      </w:pPr>
+      <w:r>
+        <w:rPr>
+          <w:rFonts w:ascii="Times New Roman" w:hAnsi="Times New Roman" w:cs="Times New Roman"/>
+          <w:b/>
+          <w:bCs/>
+        </w:rPr>
+        <w:t>Quy trình thêm đầu sách</w:t>
+      </w:r>
+    </w:p>
+    <w:p>
+      <w:pPr>
+        <w:pStyle w:val="ListParagraph"/>
+        <w:numPr>
+          <w:ilvl w:val="0"/>
+          <w:numId w:val="12"/>
+        </w:numPr>
+        <w:spacing w:line="360" w:lineRule="auto"/>
+        <w:rPr>
+          <w:rFonts w:ascii="Times New Roman" w:hAnsi="Times New Roman" w:cs="Times New Roman"/>
+        </w:rPr>
+      </w:pPr>
+      <w:r>
+        <w:rPr>
+          <w:rFonts w:ascii="Times New Roman" w:hAnsi="Times New Roman" w:cs="Times New Roman"/>
+        </w:rPr>
+        <w:t>Thủ thư đăng nhập với quyền Thủ thư.</w:t>
+      </w:r>
+    </w:p>
+    <w:p>
+      <w:pPr>
+        <w:pStyle w:val="ListParagraph"/>
+        <w:numPr>
+          <w:ilvl w:val="0"/>
+          <w:numId w:val="12"/>
+        </w:numPr>
+        <w:spacing w:line="360" w:lineRule="auto"/>
+        <w:rPr>
+          <w:rFonts w:ascii="Times New Roman" w:hAnsi="Times New Roman" w:cs="Times New Roman"/>
+        </w:rPr>
+      </w:pPr>
+      <w:r>
+        <w:rPr>
+          <w:rFonts w:ascii="Times New Roman" w:hAnsi="Times New Roman" w:cs="Times New Roman"/>
+        </w:rPr>
+        <w:t xml:space="preserve">Vào chức năng “Thêm đầu sách” </w:t>
+      </w:r>
+      <w:r>
+        <w:rPr>
+          <w:rFonts w:ascii="Times New Roman" w:hAnsi="Times New Roman" w:cs="Times New Roman"/>
+        </w:rPr>
+        <w:t>thì</w:t>
+      </w:r>
+      <w:r>
+        <w:rPr>
+          <w:rFonts w:ascii="Times New Roman" w:hAnsi="Times New Roman" w:cs="Times New Roman"/>
+        </w:rPr>
+        <w:t xml:space="preserve"> điền thông tin (Mã đầu sách, tên, tác giả, đơn giá, năm </w:t>
+      </w:r>
+      <w:r>
+        <w:rPr>
+          <w:rFonts w:ascii="Times New Roman" w:hAnsi="Times New Roman" w:cs="Times New Roman"/>
+        </w:rPr>
+        <w:t>xuất</w:t>
+      </w:r>
+      <w:r>
+        <w:rPr>
+          <w:rFonts w:ascii="Times New Roman" w:hAnsi="Times New Roman" w:cs="Times New Roman"/>
+          <w:lang w:val="vi-VN"/>
+        </w:rPr>
+        <w:t xml:space="preserve"> bản</w:t>
+      </w:r>
+      <w:r>
+        <w:rPr>
+          <w:rFonts w:ascii="Times New Roman" w:hAnsi="Times New Roman" w:cs="Times New Roman"/>
+        </w:rPr>
+        <w:t>, số bản).</w:t>
+      </w:r>
+    </w:p>
+    <w:p>
+      <w:pPr>
+        <w:pStyle w:val="ListParagraph"/>
+        <w:numPr>
+          <w:ilvl w:val="0"/>
+          <w:numId w:val="12"/>
+        </w:numPr>
+        <w:spacing w:line="360" w:lineRule="auto"/>
+        <w:rPr>
+          <w:rFonts w:ascii="Times New Roman" w:hAnsi="Times New Roman" w:cs="Times New Roman"/>
+        </w:rPr>
+      </w:pPr>
+      <w:r>
+        <w:rPr>
+          <w:rFonts w:ascii="Times New Roman" w:hAnsi="Times New Roman" w:cs="Times New Roman"/>
+        </w:rPr>
+        <w:t xml:space="preserve">Hệ thống xác thực dữ liệu </w:t>
+      </w:r>
+      <w:r>
+        <w:rPr>
+          <w:rFonts w:ascii="Times New Roman" w:hAnsi="Times New Roman" w:cs="Times New Roman"/>
+        </w:rPr>
+        <w:t>thì</w:t>
+      </w:r>
+      <w:r>
+        <w:rPr>
+          <w:rFonts w:ascii="Times New Roman" w:hAnsi="Times New Roman" w:cs="Times New Roman"/>
+        </w:rPr>
+        <w:t xml:space="preserve"> lưu vào DB </w:t>
+      </w:r>
+      <w:r>
+        <w:rPr>
+          <w:rFonts w:ascii="Times New Roman" w:hAnsi="Times New Roman" w:cs="Times New Roman"/>
+        </w:rPr>
+        <w:t>và</w:t>
+      </w:r>
+      <w:r>
+        <w:rPr>
+          <w:rFonts w:ascii="Times New Roman" w:hAnsi="Times New Roman" w:cs="Times New Roman"/>
+        </w:rPr>
+        <w:t xml:space="preserve"> xác nhận thành công.</w:t>
+      </w:r>
+    </w:p>
+    <w:p>
+      <w:pPr>
+        <w:pStyle w:val="ListParagraph"/>
+        <w:numPr>
+          <w:ilvl w:val="0"/>
+          <w:numId w:val="12"/>
+        </w:numPr>
+        <w:spacing w:line="360" w:lineRule="auto"/>
+        <w:rPr>
+          <w:rFonts w:ascii="Times New Roman" w:hAnsi="Times New Roman" w:cs="Times New Roman"/>
+        </w:rPr>
+      </w:pPr>
+      <w:r>
+        <w:rPr>
+          <w:rFonts w:ascii="Times New Roman" w:hAnsi="Times New Roman" w:cs="Times New Roman"/>
+        </w:rPr>
+        <w:t xml:space="preserve">Nếu sách điện tử </w:t>
+      </w:r>
+      <w:r>
+        <w:rPr>
+          <w:rFonts w:ascii="Times New Roman" w:hAnsi="Times New Roman" w:cs="Times New Roman"/>
+        </w:rPr>
+        <w:t>thì</w:t>
+      </w:r>
+      <w:r>
+        <w:rPr>
+          <w:rFonts w:ascii="Times New Roman" w:hAnsi="Times New Roman" w:cs="Times New Roman"/>
+        </w:rPr>
+        <w:t xml:space="preserve"> upload file và gán Mã sách.</w:t>
+      </w:r>
+    </w:p>
+    <w:p>
+      <w:pPr>
+        <w:spacing w:line="360" w:lineRule="auto"/>
+        <w:rPr>
+          <w:rFonts w:ascii="Times New Roman" w:hAnsi="Times New Roman" w:cs="Times New Roman"/>
+          <w:b/>
+          <w:bCs/>
           <w:lang w:val="vi-VN"/>
         </w:rPr>
       </w:pPr>
@@ -17,6 +2353,1903 @@
     </w:sectPr>
   </w:body>
 </w:document>
+</file>
+
+<file path=word/numbering.xml><?xml version="1.0" encoding="utf-8"?>
+<w:numbering xmlns:wpc="http://schemas.microsoft.com/office/word/2010/wordprocessingCanvas" xmlns:cx="http://schemas.microsoft.com/office/drawing/2014/chartex" xmlns:cx1="http://schemas.microsoft.com/office/drawing/2015/9/8/chartex" xmlns:cx2="http://schemas.microsoft.com/office/drawing/2015/10/21/chartex" xmlns:cx3="http://schemas.microsoft.com/office/drawing/2016/5/9/chartex" xmlns:cx4="http://schemas.microsoft.com/office/drawing/2016/5/10/chartex" xmlns:cx5="http://schemas.microsoft.com/office/drawing/2016/5/11/chartex" xmlns:cx6="http://schemas.microsoft.com/office/drawing/2016/5/12/chartex" xmlns:cx7="http://schemas.microsoft.com/office/drawing/2016/5/13/chartex" xmlns:cx8="http://schemas.microsoft.com/office/drawing/2016/5/14/chartex" xmlns:mc="http://schemas.openxmlformats.org/markup-compatibility/2006" xmlns:aink="http://schemas.microsoft.com/office/drawing/2016/ink" xmlns:am3d="http://schemas.microsoft.com/office/drawing/2017/model3d" xmlns:o="urn:schemas-microsoft-com:office:office" xmlns:oel="http://schemas.microsoft.com/office/2019/extlst" xmlns:r="http://schemas.openxmlformats.org/officeDocument/2006/relationships" xmlns:m="http://schemas.openxmlformats.org/officeDocument/2006/math" xmlns:v="urn:schemas-microsoft-com:vml" xmlns:wp14="http://schemas.microsoft.com/office/word/2010/wordprocessingDrawing" xmlns:wp="http://schemas.openxmlformats.org/drawingml/2006/wordprocessingDrawing" xmlns:w10="urn:schemas-microsoft-com:office:word" xmlns:w="http://schemas.openxmlformats.org/wordprocessingml/2006/main" xmlns:w14="http://schemas.microsoft.com/office/word/2010/wordml" xmlns:w15="http://schemas.microsoft.com/office/word/2012/wordml" xmlns:w16cex="http://schemas.microsoft.com/office/word/2018/wordml/cex" xmlns:w16cid="http://schemas.microsoft.com/office/word/2016/wordml/cid" xmlns:w16="http://schemas.microsoft.com/office/word/2018/wordml" xmlns:w16sdtdh="http://schemas.microsoft.com/office/word/2020/wordml/sdtdatahash" xmlns:w16se="http://schemas.microsoft.com/office/word/2015/wordml/symex" xmlns:wpg="http://schemas.microsoft.com/office/word/2010/wordprocessingGroup" xmlns:wpi="http://schemas.microsoft.com/office/word/2010/wordprocessingInk" xmlns:wne="http://schemas.microsoft.com/office/word/2006/wordml" xmlns:wps="http://schemas.microsoft.com/office/word/2010/wordprocessingShape" mc:Ignorable="w14 w15 w16se w16cid w16 w16cex w16sdtdh wp14">
+  <w:abstractNum w:abstractNumId="0" w15:restartNumberingAfterBreak="0">
+    <w:nsid w:val="10315A5E"/>
+    <w:multiLevelType w:val="multilevel"/>
+    <w:tmpl w:val="06DC809E"/>
+    <w:lvl w:ilvl="0">
+      <w:start w:val="1"/>
+      <w:numFmt w:val="decimal"/>
+      <w:lvlText w:val="%1."/>
+      <w:lvlJc w:val="left"/>
+      <w:pPr>
+        <w:tabs>
+          <w:tab w:val="num" w:pos="720"/>
+        </w:tabs>
+        <w:ind w:left="720" w:hanging="360"/>
+      </w:pPr>
+    </w:lvl>
+    <w:lvl w:ilvl="1" w:tentative="1">
+      <w:start w:val="1"/>
+      <w:numFmt w:val="decimal"/>
+      <w:lvlText w:val="%2."/>
+      <w:lvlJc w:val="left"/>
+      <w:pPr>
+        <w:tabs>
+          <w:tab w:val="num" w:pos="1440"/>
+        </w:tabs>
+        <w:ind w:left="1440" w:hanging="360"/>
+      </w:pPr>
+    </w:lvl>
+    <w:lvl w:ilvl="2" w:tentative="1">
+      <w:start w:val="1"/>
+      <w:numFmt w:val="decimal"/>
+      <w:lvlText w:val="%3."/>
+      <w:lvlJc w:val="left"/>
+      <w:pPr>
+        <w:tabs>
+          <w:tab w:val="num" w:pos="2160"/>
+        </w:tabs>
+        <w:ind w:left="2160" w:hanging="360"/>
+      </w:pPr>
+    </w:lvl>
+    <w:lvl w:ilvl="3" w:tentative="1">
+      <w:start w:val="1"/>
+      <w:numFmt w:val="decimal"/>
+      <w:lvlText w:val="%4."/>
+      <w:lvlJc w:val="left"/>
+      <w:pPr>
+        <w:tabs>
+          <w:tab w:val="num" w:pos="2880"/>
+        </w:tabs>
+        <w:ind w:left="2880" w:hanging="360"/>
+      </w:pPr>
+    </w:lvl>
+    <w:lvl w:ilvl="4" w:tentative="1">
+      <w:start w:val="1"/>
+      <w:numFmt w:val="decimal"/>
+      <w:lvlText w:val="%5."/>
+      <w:lvlJc w:val="left"/>
+      <w:pPr>
+        <w:tabs>
+          <w:tab w:val="num" w:pos="3600"/>
+        </w:tabs>
+        <w:ind w:left="3600" w:hanging="360"/>
+      </w:pPr>
+    </w:lvl>
+    <w:lvl w:ilvl="5" w:tentative="1">
+      <w:start w:val="1"/>
+      <w:numFmt w:val="decimal"/>
+      <w:lvlText w:val="%6."/>
+      <w:lvlJc w:val="left"/>
+      <w:pPr>
+        <w:tabs>
+          <w:tab w:val="num" w:pos="4320"/>
+        </w:tabs>
+        <w:ind w:left="4320" w:hanging="360"/>
+      </w:pPr>
+    </w:lvl>
+    <w:lvl w:ilvl="6" w:tentative="1">
+      <w:start w:val="1"/>
+      <w:numFmt w:val="decimal"/>
+      <w:lvlText w:val="%7."/>
+      <w:lvlJc w:val="left"/>
+      <w:pPr>
+        <w:tabs>
+          <w:tab w:val="num" w:pos="5040"/>
+        </w:tabs>
+        <w:ind w:left="5040" w:hanging="360"/>
+      </w:pPr>
+    </w:lvl>
+    <w:lvl w:ilvl="7" w:tentative="1">
+      <w:start w:val="1"/>
+      <w:numFmt w:val="decimal"/>
+      <w:lvlText w:val="%8."/>
+      <w:lvlJc w:val="left"/>
+      <w:pPr>
+        <w:tabs>
+          <w:tab w:val="num" w:pos="5760"/>
+        </w:tabs>
+        <w:ind w:left="5760" w:hanging="360"/>
+      </w:pPr>
+    </w:lvl>
+    <w:lvl w:ilvl="8" w:tentative="1">
+      <w:start w:val="1"/>
+      <w:numFmt w:val="decimal"/>
+      <w:lvlText w:val="%9."/>
+      <w:lvlJc w:val="left"/>
+      <w:pPr>
+        <w:tabs>
+          <w:tab w:val="num" w:pos="6480"/>
+        </w:tabs>
+        <w:ind w:left="6480" w:hanging="360"/>
+      </w:pPr>
+    </w:lvl>
+  </w:abstractNum>
+  <w:abstractNum w:abstractNumId="1" w15:restartNumberingAfterBreak="0">
+    <w:nsid w:val="1BA24C08"/>
+    <w:multiLevelType w:val="multilevel"/>
+    <w:tmpl w:val="4386E9DC"/>
+    <w:lvl w:ilvl="0">
+      <w:start w:val="1"/>
+      <w:numFmt w:val="bullet"/>
+      <w:lvlText w:val=""/>
+      <w:lvlJc w:val="left"/>
+      <w:pPr>
+        <w:tabs>
+          <w:tab w:val="num" w:pos="720"/>
+        </w:tabs>
+        <w:ind w:left="720" w:hanging="360"/>
+      </w:pPr>
+      <w:rPr>
+        <w:rFonts w:ascii="Symbol" w:hAnsi="Symbol" w:hint="default"/>
+        <w:sz w:val="20"/>
+      </w:rPr>
+    </w:lvl>
+    <w:lvl w:ilvl="1" w:tentative="1">
+      <w:start w:val="1"/>
+      <w:numFmt w:val="bullet"/>
+      <w:lvlText w:val="o"/>
+      <w:lvlJc w:val="left"/>
+      <w:pPr>
+        <w:tabs>
+          <w:tab w:val="num" w:pos="1440"/>
+        </w:tabs>
+        <w:ind w:left="1440" w:hanging="360"/>
+      </w:pPr>
+      <w:rPr>
+        <w:rFonts w:ascii="Courier New" w:hAnsi="Courier New" w:hint="default"/>
+        <w:sz w:val="20"/>
+      </w:rPr>
+    </w:lvl>
+    <w:lvl w:ilvl="2" w:tentative="1">
+      <w:start w:val="1"/>
+      <w:numFmt w:val="bullet"/>
+      <w:lvlText w:val=""/>
+      <w:lvlJc w:val="left"/>
+      <w:pPr>
+        <w:tabs>
+          <w:tab w:val="num" w:pos="2160"/>
+        </w:tabs>
+        <w:ind w:left="2160" w:hanging="360"/>
+      </w:pPr>
+      <w:rPr>
+        <w:rFonts w:ascii="Wingdings" w:hAnsi="Wingdings" w:hint="default"/>
+        <w:sz w:val="20"/>
+      </w:rPr>
+    </w:lvl>
+    <w:lvl w:ilvl="3" w:tentative="1">
+      <w:start w:val="1"/>
+      <w:numFmt w:val="bullet"/>
+      <w:lvlText w:val=""/>
+      <w:lvlJc w:val="left"/>
+      <w:pPr>
+        <w:tabs>
+          <w:tab w:val="num" w:pos="2880"/>
+        </w:tabs>
+        <w:ind w:left="2880" w:hanging="360"/>
+      </w:pPr>
+      <w:rPr>
+        <w:rFonts w:ascii="Wingdings" w:hAnsi="Wingdings" w:hint="default"/>
+        <w:sz w:val="20"/>
+      </w:rPr>
+    </w:lvl>
+    <w:lvl w:ilvl="4" w:tentative="1">
+      <w:start w:val="1"/>
+      <w:numFmt w:val="bullet"/>
+      <w:lvlText w:val=""/>
+      <w:lvlJc w:val="left"/>
+      <w:pPr>
+        <w:tabs>
+          <w:tab w:val="num" w:pos="3600"/>
+        </w:tabs>
+        <w:ind w:left="3600" w:hanging="360"/>
+      </w:pPr>
+      <w:rPr>
+        <w:rFonts w:ascii="Wingdings" w:hAnsi="Wingdings" w:hint="default"/>
+        <w:sz w:val="20"/>
+      </w:rPr>
+    </w:lvl>
+    <w:lvl w:ilvl="5" w:tentative="1">
+      <w:start w:val="1"/>
+      <w:numFmt w:val="bullet"/>
+      <w:lvlText w:val=""/>
+      <w:lvlJc w:val="left"/>
+      <w:pPr>
+        <w:tabs>
+          <w:tab w:val="num" w:pos="4320"/>
+        </w:tabs>
+        <w:ind w:left="4320" w:hanging="360"/>
+      </w:pPr>
+      <w:rPr>
+        <w:rFonts w:ascii="Wingdings" w:hAnsi="Wingdings" w:hint="default"/>
+        <w:sz w:val="20"/>
+      </w:rPr>
+    </w:lvl>
+    <w:lvl w:ilvl="6" w:tentative="1">
+      <w:start w:val="1"/>
+      <w:numFmt w:val="bullet"/>
+      <w:lvlText w:val=""/>
+      <w:lvlJc w:val="left"/>
+      <w:pPr>
+        <w:tabs>
+          <w:tab w:val="num" w:pos="5040"/>
+        </w:tabs>
+        <w:ind w:left="5040" w:hanging="360"/>
+      </w:pPr>
+      <w:rPr>
+        <w:rFonts w:ascii="Wingdings" w:hAnsi="Wingdings" w:hint="default"/>
+        <w:sz w:val="20"/>
+      </w:rPr>
+    </w:lvl>
+    <w:lvl w:ilvl="7" w:tentative="1">
+      <w:start w:val="1"/>
+      <w:numFmt w:val="bullet"/>
+      <w:lvlText w:val=""/>
+      <w:lvlJc w:val="left"/>
+      <w:pPr>
+        <w:tabs>
+          <w:tab w:val="num" w:pos="5760"/>
+        </w:tabs>
+        <w:ind w:left="5760" w:hanging="360"/>
+      </w:pPr>
+      <w:rPr>
+        <w:rFonts w:ascii="Wingdings" w:hAnsi="Wingdings" w:hint="default"/>
+        <w:sz w:val="20"/>
+      </w:rPr>
+    </w:lvl>
+    <w:lvl w:ilvl="8" w:tentative="1">
+      <w:start w:val="1"/>
+      <w:numFmt w:val="bullet"/>
+      <w:lvlText w:val=""/>
+      <w:lvlJc w:val="left"/>
+      <w:pPr>
+        <w:tabs>
+          <w:tab w:val="num" w:pos="6480"/>
+        </w:tabs>
+        <w:ind w:left="6480" w:hanging="360"/>
+      </w:pPr>
+      <w:rPr>
+        <w:rFonts w:ascii="Wingdings" w:hAnsi="Wingdings" w:hint="default"/>
+        <w:sz w:val="20"/>
+      </w:rPr>
+    </w:lvl>
+  </w:abstractNum>
+  <w:abstractNum w:abstractNumId="2" w15:restartNumberingAfterBreak="0">
+    <w:nsid w:val="1C3D1762"/>
+    <w:multiLevelType w:val="multilevel"/>
+    <w:tmpl w:val="6A0A83CA"/>
+    <w:lvl w:ilvl="0">
+      <w:start w:val="1"/>
+      <w:numFmt w:val="decimal"/>
+      <w:lvlText w:val="%1."/>
+      <w:lvlJc w:val="left"/>
+      <w:pPr>
+        <w:tabs>
+          <w:tab w:val="num" w:pos="720"/>
+        </w:tabs>
+        <w:ind w:left="720" w:hanging="360"/>
+      </w:pPr>
+    </w:lvl>
+    <w:lvl w:ilvl="1">
+      <w:start w:val="1"/>
+      <w:numFmt w:val="bullet"/>
+      <w:lvlText w:val="o"/>
+      <w:lvlJc w:val="left"/>
+      <w:pPr>
+        <w:tabs>
+          <w:tab w:val="num" w:pos="1440"/>
+        </w:tabs>
+        <w:ind w:left="1440" w:hanging="360"/>
+      </w:pPr>
+      <w:rPr>
+        <w:rFonts w:ascii="Courier New" w:hAnsi="Courier New" w:hint="default"/>
+        <w:sz w:val="20"/>
+      </w:rPr>
+    </w:lvl>
+    <w:lvl w:ilvl="2" w:tentative="1">
+      <w:start w:val="1"/>
+      <w:numFmt w:val="decimal"/>
+      <w:lvlText w:val="%3."/>
+      <w:lvlJc w:val="left"/>
+      <w:pPr>
+        <w:tabs>
+          <w:tab w:val="num" w:pos="2160"/>
+        </w:tabs>
+        <w:ind w:left="2160" w:hanging="360"/>
+      </w:pPr>
+    </w:lvl>
+    <w:lvl w:ilvl="3" w:tentative="1">
+      <w:start w:val="1"/>
+      <w:numFmt w:val="decimal"/>
+      <w:lvlText w:val="%4."/>
+      <w:lvlJc w:val="left"/>
+      <w:pPr>
+        <w:tabs>
+          <w:tab w:val="num" w:pos="2880"/>
+        </w:tabs>
+        <w:ind w:left="2880" w:hanging="360"/>
+      </w:pPr>
+    </w:lvl>
+    <w:lvl w:ilvl="4" w:tentative="1">
+      <w:start w:val="1"/>
+      <w:numFmt w:val="decimal"/>
+      <w:lvlText w:val="%5."/>
+      <w:lvlJc w:val="left"/>
+      <w:pPr>
+        <w:tabs>
+          <w:tab w:val="num" w:pos="3600"/>
+        </w:tabs>
+        <w:ind w:left="3600" w:hanging="360"/>
+      </w:pPr>
+    </w:lvl>
+    <w:lvl w:ilvl="5" w:tentative="1">
+      <w:start w:val="1"/>
+      <w:numFmt w:val="decimal"/>
+      <w:lvlText w:val="%6."/>
+      <w:lvlJc w:val="left"/>
+      <w:pPr>
+        <w:tabs>
+          <w:tab w:val="num" w:pos="4320"/>
+        </w:tabs>
+        <w:ind w:left="4320" w:hanging="360"/>
+      </w:pPr>
+    </w:lvl>
+    <w:lvl w:ilvl="6" w:tentative="1">
+      <w:start w:val="1"/>
+      <w:numFmt w:val="decimal"/>
+      <w:lvlText w:val="%7."/>
+      <w:lvlJc w:val="left"/>
+      <w:pPr>
+        <w:tabs>
+          <w:tab w:val="num" w:pos="5040"/>
+        </w:tabs>
+        <w:ind w:left="5040" w:hanging="360"/>
+      </w:pPr>
+    </w:lvl>
+    <w:lvl w:ilvl="7" w:tentative="1">
+      <w:start w:val="1"/>
+      <w:numFmt w:val="decimal"/>
+      <w:lvlText w:val="%8."/>
+      <w:lvlJc w:val="left"/>
+      <w:pPr>
+        <w:tabs>
+          <w:tab w:val="num" w:pos="5760"/>
+        </w:tabs>
+        <w:ind w:left="5760" w:hanging="360"/>
+      </w:pPr>
+    </w:lvl>
+    <w:lvl w:ilvl="8" w:tentative="1">
+      <w:start w:val="1"/>
+      <w:numFmt w:val="decimal"/>
+      <w:lvlText w:val="%9."/>
+      <w:lvlJc w:val="left"/>
+      <w:pPr>
+        <w:tabs>
+          <w:tab w:val="num" w:pos="6480"/>
+        </w:tabs>
+        <w:ind w:left="6480" w:hanging="360"/>
+      </w:pPr>
+    </w:lvl>
+  </w:abstractNum>
+  <w:abstractNum w:abstractNumId="3" w15:restartNumberingAfterBreak="0">
+    <w:nsid w:val="1CCA1E83"/>
+    <w:multiLevelType w:val="multilevel"/>
+    <w:tmpl w:val="83E43528"/>
+    <w:lvl w:ilvl="0">
+      <w:start w:val="1"/>
+      <w:numFmt w:val="decimal"/>
+      <w:lvlText w:val="%1."/>
+      <w:lvlJc w:val="left"/>
+      <w:pPr>
+        <w:tabs>
+          <w:tab w:val="num" w:pos="720"/>
+        </w:tabs>
+        <w:ind w:left="720" w:hanging="360"/>
+      </w:pPr>
+    </w:lvl>
+    <w:lvl w:ilvl="1" w:tentative="1">
+      <w:start w:val="1"/>
+      <w:numFmt w:val="decimal"/>
+      <w:lvlText w:val="%2."/>
+      <w:lvlJc w:val="left"/>
+      <w:pPr>
+        <w:tabs>
+          <w:tab w:val="num" w:pos="1440"/>
+        </w:tabs>
+        <w:ind w:left="1440" w:hanging="360"/>
+      </w:pPr>
+    </w:lvl>
+    <w:lvl w:ilvl="2" w:tentative="1">
+      <w:start w:val="1"/>
+      <w:numFmt w:val="decimal"/>
+      <w:lvlText w:val="%3."/>
+      <w:lvlJc w:val="left"/>
+      <w:pPr>
+        <w:tabs>
+          <w:tab w:val="num" w:pos="2160"/>
+        </w:tabs>
+        <w:ind w:left="2160" w:hanging="360"/>
+      </w:pPr>
+    </w:lvl>
+    <w:lvl w:ilvl="3" w:tentative="1">
+      <w:start w:val="1"/>
+      <w:numFmt w:val="decimal"/>
+      <w:lvlText w:val="%4."/>
+      <w:lvlJc w:val="left"/>
+      <w:pPr>
+        <w:tabs>
+          <w:tab w:val="num" w:pos="2880"/>
+        </w:tabs>
+        <w:ind w:left="2880" w:hanging="360"/>
+      </w:pPr>
+    </w:lvl>
+    <w:lvl w:ilvl="4" w:tentative="1">
+      <w:start w:val="1"/>
+      <w:numFmt w:val="decimal"/>
+      <w:lvlText w:val="%5."/>
+      <w:lvlJc w:val="left"/>
+      <w:pPr>
+        <w:tabs>
+          <w:tab w:val="num" w:pos="3600"/>
+        </w:tabs>
+        <w:ind w:left="3600" w:hanging="360"/>
+      </w:pPr>
+    </w:lvl>
+    <w:lvl w:ilvl="5" w:tentative="1">
+      <w:start w:val="1"/>
+      <w:numFmt w:val="decimal"/>
+      <w:lvlText w:val="%6."/>
+      <w:lvlJc w:val="left"/>
+      <w:pPr>
+        <w:tabs>
+          <w:tab w:val="num" w:pos="4320"/>
+        </w:tabs>
+        <w:ind w:left="4320" w:hanging="360"/>
+      </w:pPr>
+    </w:lvl>
+    <w:lvl w:ilvl="6" w:tentative="1">
+      <w:start w:val="1"/>
+      <w:numFmt w:val="decimal"/>
+      <w:lvlText w:val="%7."/>
+      <w:lvlJc w:val="left"/>
+      <w:pPr>
+        <w:tabs>
+          <w:tab w:val="num" w:pos="5040"/>
+        </w:tabs>
+        <w:ind w:left="5040" w:hanging="360"/>
+      </w:pPr>
+    </w:lvl>
+    <w:lvl w:ilvl="7" w:tentative="1">
+      <w:start w:val="1"/>
+      <w:numFmt w:val="decimal"/>
+      <w:lvlText w:val="%8."/>
+      <w:lvlJc w:val="left"/>
+      <w:pPr>
+        <w:tabs>
+          <w:tab w:val="num" w:pos="5760"/>
+        </w:tabs>
+        <w:ind w:left="5760" w:hanging="360"/>
+      </w:pPr>
+    </w:lvl>
+    <w:lvl w:ilvl="8" w:tentative="1">
+      <w:start w:val="1"/>
+      <w:numFmt w:val="decimal"/>
+      <w:lvlText w:val="%9."/>
+      <w:lvlJc w:val="left"/>
+      <w:pPr>
+        <w:tabs>
+          <w:tab w:val="num" w:pos="6480"/>
+        </w:tabs>
+        <w:ind w:left="6480" w:hanging="360"/>
+      </w:pPr>
+    </w:lvl>
+  </w:abstractNum>
+  <w:abstractNum w:abstractNumId="4" w15:restartNumberingAfterBreak="0">
+    <w:nsid w:val="26302EF0"/>
+    <w:multiLevelType w:val="hybridMultilevel"/>
+    <w:tmpl w:val="AFC0C474"/>
+    <w:lvl w:ilvl="0" w:tplc="1E6EEC38">
+      <w:start w:val="1"/>
+      <w:numFmt w:val="bullet"/>
+      <w:lvlText w:val="-"/>
+      <w:lvlJc w:val="left"/>
+      <w:pPr>
+        <w:ind w:left="1080" w:hanging="360"/>
+      </w:pPr>
+      <w:rPr>
+        <w:rFonts w:ascii="Work Sans" w:hAnsi="Work Sans" w:hint="default"/>
+      </w:rPr>
+    </w:lvl>
+    <w:lvl w:ilvl="1" w:tplc="04090003" w:tentative="1">
+      <w:start w:val="1"/>
+      <w:numFmt w:val="bullet"/>
+      <w:lvlText w:val="o"/>
+      <w:lvlJc w:val="left"/>
+      <w:pPr>
+        <w:ind w:left="1800" w:hanging="360"/>
+      </w:pPr>
+      <w:rPr>
+        <w:rFonts w:ascii="Courier New" w:hAnsi="Courier New" w:cs="Courier New" w:hint="default"/>
+      </w:rPr>
+    </w:lvl>
+    <w:lvl w:ilvl="2" w:tplc="04090005" w:tentative="1">
+      <w:start w:val="1"/>
+      <w:numFmt w:val="bullet"/>
+      <w:lvlText w:val=""/>
+      <w:lvlJc w:val="left"/>
+      <w:pPr>
+        <w:ind w:left="2520" w:hanging="360"/>
+      </w:pPr>
+      <w:rPr>
+        <w:rFonts w:ascii="Wingdings" w:hAnsi="Wingdings" w:hint="default"/>
+      </w:rPr>
+    </w:lvl>
+    <w:lvl w:ilvl="3" w:tplc="04090001" w:tentative="1">
+      <w:start w:val="1"/>
+      <w:numFmt w:val="bullet"/>
+      <w:lvlText w:val=""/>
+      <w:lvlJc w:val="left"/>
+      <w:pPr>
+        <w:ind w:left="3240" w:hanging="360"/>
+      </w:pPr>
+      <w:rPr>
+        <w:rFonts w:ascii="Symbol" w:hAnsi="Symbol" w:hint="default"/>
+      </w:rPr>
+    </w:lvl>
+    <w:lvl w:ilvl="4" w:tplc="04090003" w:tentative="1">
+      <w:start w:val="1"/>
+      <w:numFmt w:val="bullet"/>
+      <w:lvlText w:val="o"/>
+      <w:lvlJc w:val="left"/>
+      <w:pPr>
+        <w:ind w:left="3960" w:hanging="360"/>
+      </w:pPr>
+      <w:rPr>
+        <w:rFonts w:ascii="Courier New" w:hAnsi="Courier New" w:cs="Courier New" w:hint="default"/>
+      </w:rPr>
+    </w:lvl>
+    <w:lvl w:ilvl="5" w:tplc="04090005" w:tentative="1">
+      <w:start w:val="1"/>
+      <w:numFmt w:val="bullet"/>
+      <w:lvlText w:val=""/>
+      <w:lvlJc w:val="left"/>
+      <w:pPr>
+        <w:ind w:left="4680" w:hanging="360"/>
+      </w:pPr>
+      <w:rPr>
+        <w:rFonts w:ascii="Wingdings" w:hAnsi="Wingdings" w:hint="default"/>
+      </w:rPr>
+    </w:lvl>
+    <w:lvl w:ilvl="6" w:tplc="04090001" w:tentative="1">
+      <w:start w:val="1"/>
+      <w:numFmt w:val="bullet"/>
+      <w:lvlText w:val=""/>
+      <w:lvlJc w:val="left"/>
+      <w:pPr>
+        <w:ind w:left="5400" w:hanging="360"/>
+      </w:pPr>
+      <w:rPr>
+        <w:rFonts w:ascii="Symbol" w:hAnsi="Symbol" w:hint="default"/>
+      </w:rPr>
+    </w:lvl>
+    <w:lvl w:ilvl="7" w:tplc="04090003" w:tentative="1">
+      <w:start w:val="1"/>
+      <w:numFmt w:val="bullet"/>
+      <w:lvlText w:val="o"/>
+      <w:lvlJc w:val="left"/>
+      <w:pPr>
+        <w:ind w:left="6120" w:hanging="360"/>
+      </w:pPr>
+      <w:rPr>
+        <w:rFonts w:ascii="Courier New" w:hAnsi="Courier New" w:cs="Courier New" w:hint="default"/>
+      </w:rPr>
+    </w:lvl>
+    <w:lvl w:ilvl="8" w:tplc="04090005" w:tentative="1">
+      <w:start w:val="1"/>
+      <w:numFmt w:val="bullet"/>
+      <w:lvlText w:val=""/>
+      <w:lvlJc w:val="left"/>
+      <w:pPr>
+        <w:ind w:left="6840" w:hanging="360"/>
+      </w:pPr>
+      <w:rPr>
+        <w:rFonts w:ascii="Wingdings" w:hAnsi="Wingdings" w:hint="default"/>
+      </w:rPr>
+    </w:lvl>
+  </w:abstractNum>
+  <w:abstractNum w:abstractNumId="5" w15:restartNumberingAfterBreak="0">
+    <w:nsid w:val="27DA1280"/>
+    <w:multiLevelType w:val="multilevel"/>
+    <w:tmpl w:val="EA8CB52E"/>
+    <w:lvl w:ilvl="0">
+      <w:start w:val="1"/>
+      <w:numFmt w:val="bullet"/>
+      <w:lvlText w:val=""/>
+      <w:lvlJc w:val="left"/>
+      <w:pPr>
+        <w:tabs>
+          <w:tab w:val="num" w:pos="720"/>
+        </w:tabs>
+        <w:ind w:left="720" w:hanging="360"/>
+      </w:pPr>
+      <w:rPr>
+        <w:rFonts w:ascii="Symbol" w:hAnsi="Symbol" w:hint="default"/>
+        <w:sz w:val="20"/>
+      </w:rPr>
+    </w:lvl>
+    <w:lvl w:ilvl="1" w:tentative="1">
+      <w:start w:val="1"/>
+      <w:numFmt w:val="bullet"/>
+      <w:lvlText w:val="o"/>
+      <w:lvlJc w:val="left"/>
+      <w:pPr>
+        <w:tabs>
+          <w:tab w:val="num" w:pos="1440"/>
+        </w:tabs>
+        <w:ind w:left="1440" w:hanging="360"/>
+      </w:pPr>
+      <w:rPr>
+        <w:rFonts w:ascii="Courier New" w:hAnsi="Courier New" w:hint="default"/>
+        <w:sz w:val="20"/>
+      </w:rPr>
+    </w:lvl>
+    <w:lvl w:ilvl="2" w:tentative="1">
+      <w:start w:val="1"/>
+      <w:numFmt w:val="bullet"/>
+      <w:lvlText w:val=""/>
+      <w:lvlJc w:val="left"/>
+      <w:pPr>
+        <w:tabs>
+          <w:tab w:val="num" w:pos="2160"/>
+        </w:tabs>
+        <w:ind w:left="2160" w:hanging="360"/>
+      </w:pPr>
+      <w:rPr>
+        <w:rFonts w:ascii="Wingdings" w:hAnsi="Wingdings" w:hint="default"/>
+        <w:sz w:val="20"/>
+      </w:rPr>
+    </w:lvl>
+    <w:lvl w:ilvl="3" w:tentative="1">
+      <w:start w:val="1"/>
+      <w:numFmt w:val="bullet"/>
+      <w:lvlText w:val=""/>
+      <w:lvlJc w:val="left"/>
+      <w:pPr>
+        <w:tabs>
+          <w:tab w:val="num" w:pos="2880"/>
+        </w:tabs>
+        <w:ind w:left="2880" w:hanging="360"/>
+      </w:pPr>
+      <w:rPr>
+        <w:rFonts w:ascii="Wingdings" w:hAnsi="Wingdings" w:hint="default"/>
+        <w:sz w:val="20"/>
+      </w:rPr>
+    </w:lvl>
+    <w:lvl w:ilvl="4" w:tentative="1">
+      <w:start w:val="1"/>
+      <w:numFmt w:val="bullet"/>
+      <w:lvlText w:val=""/>
+      <w:lvlJc w:val="left"/>
+      <w:pPr>
+        <w:tabs>
+          <w:tab w:val="num" w:pos="3600"/>
+        </w:tabs>
+        <w:ind w:left="3600" w:hanging="360"/>
+      </w:pPr>
+      <w:rPr>
+        <w:rFonts w:ascii="Wingdings" w:hAnsi="Wingdings" w:hint="default"/>
+        <w:sz w:val="20"/>
+      </w:rPr>
+    </w:lvl>
+    <w:lvl w:ilvl="5" w:tentative="1">
+      <w:start w:val="1"/>
+      <w:numFmt w:val="bullet"/>
+      <w:lvlText w:val=""/>
+      <w:lvlJc w:val="left"/>
+      <w:pPr>
+        <w:tabs>
+          <w:tab w:val="num" w:pos="4320"/>
+        </w:tabs>
+        <w:ind w:left="4320" w:hanging="360"/>
+      </w:pPr>
+      <w:rPr>
+        <w:rFonts w:ascii="Wingdings" w:hAnsi="Wingdings" w:hint="default"/>
+        <w:sz w:val="20"/>
+      </w:rPr>
+    </w:lvl>
+    <w:lvl w:ilvl="6" w:tentative="1">
+      <w:start w:val="1"/>
+      <w:numFmt w:val="bullet"/>
+      <w:lvlText w:val=""/>
+      <w:lvlJc w:val="left"/>
+      <w:pPr>
+        <w:tabs>
+          <w:tab w:val="num" w:pos="5040"/>
+        </w:tabs>
+        <w:ind w:left="5040" w:hanging="360"/>
+      </w:pPr>
+      <w:rPr>
+        <w:rFonts w:ascii="Wingdings" w:hAnsi="Wingdings" w:hint="default"/>
+        <w:sz w:val="20"/>
+      </w:rPr>
+    </w:lvl>
+    <w:lvl w:ilvl="7" w:tentative="1">
+      <w:start w:val="1"/>
+      <w:numFmt w:val="bullet"/>
+      <w:lvlText w:val=""/>
+      <w:lvlJc w:val="left"/>
+      <w:pPr>
+        <w:tabs>
+          <w:tab w:val="num" w:pos="5760"/>
+        </w:tabs>
+        <w:ind w:left="5760" w:hanging="360"/>
+      </w:pPr>
+      <w:rPr>
+        <w:rFonts w:ascii="Wingdings" w:hAnsi="Wingdings" w:hint="default"/>
+        <w:sz w:val="20"/>
+      </w:rPr>
+    </w:lvl>
+    <w:lvl w:ilvl="8" w:tentative="1">
+      <w:start w:val="1"/>
+      <w:numFmt w:val="bullet"/>
+      <w:lvlText w:val=""/>
+      <w:lvlJc w:val="left"/>
+      <w:pPr>
+        <w:tabs>
+          <w:tab w:val="num" w:pos="6480"/>
+        </w:tabs>
+        <w:ind w:left="6480" w:hanging="360"/>
+      </w:pPr>
+      <w:rPr>
+        <w:rFonts w:ascii="Wingdings" w:hAnsi="Wingdings" w:hint="default"/>
+        <w:sz w:val="20"/>
+      </w:rPr>
+    </w:lvl>
+  </w:abstractNum>
+  <w:abstractNum w:abstractNumId="6" w15:restartNumberingAfterBreak="0">
+    <w:nsid w:val="2A11072E"/>
+    <w:multiLevelType w:val="multilevel"/>
+    <w:tmpl w:val="4972EE42"/>
+    <w:lvl w:ilvl="0">
+      <w:start w:val="1"/>
+      <w:numFmt w:val="decimal"/>
+      <w:lvlText w:val="%1."/>
+      <w:lvlJc w:val="left"/>
+      <w:pPr>
+        <w:tabs>
+          <w:tab w:val="num" w:pos="720"/>
+        </w:tabs>
+        <w:ind w:left="720" w:hanging="360"/>
+      </w:pPr>
+    </w:lvl>
+    <w:lvl w:ilvl="1" w:tentative="1">
+      <w:start w:val="1"/>
+      <w:numFmt w:val="decimal"/>
+      <w:lvlText w:val="%2."/>
+      <w:lvlJc w:val="left"/>
+      <w:pPr>
+        <w:tabs>
+          <w:tab w:val="num" w:pos="1440"/>
+        </w:tabs>
+        <w:ind w:left="1440" w:hanging="360"/>
+      </w:pPr>
+    </w:lvl>
+    <w:lvl w:ilvl="2" w:tentative="1">
+      <w:start w:val="1"/>
+      <w:numFmt w:val="decimal"/>
+      <w:lvlText w:val="%3."/>
+      <w:lvlJc w:val="left"/>
+      <w:pPr>
+        <w:tabs>
+          <w:tab w:val="num" w:pos="2160"/>
+        </w:tabs>
+        <w:ind w:left="2160" w:hanging="360"/>
+      </w:pPr>
+    </w:lvl>
+    <w:lvl w:ilvl="3" w:tentative="1">
+      <w:start w:val="1"/>
+      <w:numFmt w:val="decimal"/>
+      <w:lvlText w:val="%4."/>
+      <w:lvlJc w:val="left"/>
+      <w:pPr>
+        <w:tabs>
+          <w:tab w:val="num" w:pos="2880"/>
+        </w:tabs>
+        <w:ind w:left="2880" w:hanging="360"/>
+      </w:pPr>
+    </w:lvl>
+    <w:lvl w:ilvl="4" w:tentative="1">
+      <w:start w:val="1"/>
+      <w:numFmt w:val="decimal"/>
+      <w:lvlText w:val="%5."/>
+      <w:lvlJc w:val="left"/>
+      <w:pPr>
+        <w:tabs>
+          <w:tab w:val="num" w:pos="3600"/>
+        </w:tabs>
+        <w:ind w:left="3600" w:hanging="360"/>
+      </w:pPr>
+    </w:lvl>
+    <w:lvl w:ilvl="5" w:tentative="1">
+      <w:start w:val="1"/>
+      <w:numFmt w:val="decimal"/>
+      <w:lvlText w:val="%6."/>
+      <w:lvlJc w:val="left"/>
+      <w:pPr>
+        <w:tabs>
+          <w:tab w:val="num" w:pos="4320"/>
+        </w:tabs>
+        <w:ind w:left="4320" w:hanging="360"/>
+      </w:pPr>
+    </w:lvl>
+    <w:lvl w:ilvl="6" w:tentative="1">
+      <w:start w:val="1"/>
+      <w:numFmt w:val="decimal"/>
+      <w:lvlText w:val="%7."/>
+      <w:lvlJc w:val="left"/>
+      <w:pPr>
+        <w:tabs>
+          <w:tab w:val="num" w:pos="5040"/>
+        </w:tabs>
+        <w:ind w:left="5040" w:hanging="360"/>
+      </w:pPr>
+    </w:lvl>
+    <w:lvl w:ilvl="7" w:tentative="1">
+      <w:start w:val="1"/>
+      <w:numFmt w:val="decimal"/>
+      <w:lvlText w:val="%8."/>
+      <w:lvlJc w:val="left"/>
+      <w:pPr>
+        <w:tabs>
+          <w:tab w:val="num" w:pos="5760"/>
+        </w:tabs>
+        <w:ind w:left="5760" w:hanging="360"/>
+      </w:pPr>
+    </w:lvl>
+    <w:lvl w:ilvl="8" w:tentative="1">
+      <w:start w:val="1"/>
+      <w:numFmt w:val="decimal"/>
+      <w:lvlText w:val="%9."/>
+      <w:lvlJc w:val="left"/>
+      <w:pPr>
+        <w:tabs>
+          <w:tab w:val="num" w:pos="6480"/>
+        </w:tabs>
+        <w:ind w:left="6480" w:hanging="360"/>
+      </w:pPr>
+    </w:lvl>
+  </w:abstractNum>
+  <w:abstractNum w:abstractNumId="7" w15:restartNumberingAfterBreak="0">
+    <w:nsid w:val="303807BA"/>
+    <w:multiLevelType w:val="multilevel"/>
+    <w:tmpl w:val="2F540BD2"/>
+    <w:lvl w:ilvl="0">
+      <w:start w:val="1"/>
+      <w:numFmt w:val="decimal"/>
+      <w:lvlText w:val="%1."/>
+      <w:lvlJc w:val="left"/>
+      <w:pPr>
+        <w:tabs>
+          <w:tab w:val="num" w:pos="720"/>
+        </w:tabs>
+        <w:ind w:left="720" w:hanging="360"/>
+      </w:pPr>
+    </w:lvl>
+    <w:lvl w:ilvl="1" w:tentative="1">
+      <w:start w:val="1"/>
+      <w:numFmt w:val="decimal"/>
+      <w:lvlText w:val="%2."/>
+      <w:lvlJc w:val="left"/>
+      <w:pPr>
+        <w:tabs>
+          <w:tab w:val="num" w:pos="1440"/>
+        </w:tabs>
+        <w:ind w:left="1440" w:hanging="360"/>
+      </w:pPr>
+    </w:lvl>
+    <w:lvl w:ilvl="2" w:tentative="1">
+      <w:start w:val="1"/>
+      <w:numFmt w:val="decimal"/>
+      <w:lvlText w:val="%3."/>
+      <w:lvlJc w:val="left"/>
+      <w:pPr>
+        <w:tabs>
+          <w:tab w:val="num" w:pos="2160"/>
+        </w:tabs>
+        <w:ind w:left="2160" w:hanging="360"/>
+      </w:pPr>
+    </w:lvl>
+    <w:lvl w:ilvl="3" w:tentative="1">
+      <w:start w:val="1"/>
+      <w:numFmt w:val="decimal"/>
+      <w:lvlText w:val="%4."/>
+      <w:lvlJc w:val="left"/>
+      <w:pPr>
+        <w:tabs>
+          <w:tab w:val="num" w:pos="2880"/>
+        </w:tabs>
+        <w:ind w:left="2880" w:hanging="360"/>
+      </w:pPr>
+    </w:lvl>
+    <w:lvl w:ilvl="4" w:tentative="1">
+      <w:start w:val="1"/>
+      <w:numFmt w:val="decimal"/>
+      <w:lvlText w:val="%5."/>
+      <w:lvlJc w:val="left"/>
+      <w:pPr>
+        <w:tabs>
+          <w:tab w:val="num" w:pos="3600"/>
+        </w:tabs>
+        <w:ind w:left="3600" w:hanging="360"/>
+      </w:pPr>
+    </w:lvl>
+    <w:lvl w:ilvl="5" w:tentative="1">
+      <w:start w:val="1"/>
+      <w:numFmt w:val="decimal"/>
+      <w:lvlText w:val="%6."/>
+      <w:lvlJc w:val="left"/>
+      <w:pPr>
+        <w:tabs>
+          <w:tab w:val="num" w:pos="4320"/>
+        </w:tabs>
+        <w:ind w:left="4320" w:hanging="360"/>
+      </w:pPr>
+    </w:lvl>
+    <w:lvl w:ilvl="6" w:tentative="1">
+      <w:start w:val="1"/>
+      <w:numFmt w:val="decimal"/>
+      <w:lvlText w:val="%7."/>
+      <w:lvlJc w:val="left"/>
+      <w:pPr>
+        <w:tabs>
+          <w:tab w:val="num" w:pos="5040"/>
+        </w:tabs>
+        <w:ind w:left="5040" w:hanging="360"/>
+      </w:pPr>
+    </w:lvl>
+    <w:lvl w:ilvl="7" w:tentative="1">
+      <w:start w:val="1"/>
+      <w:numFmt w:val="decimal"/>
+      <w:lvlText w:val="%8."/>
+      <w:lvlJc w:val="left"/>
+      <w:pPr>
+        <w:tabs>
+          <w:tab w:val="num" w:pos="5760"/>
+        </w:tabs>
+        <w:ind w:left="5760" w:hanging="360"/>
+      </w:pPr>
+    </w:lvl>
+    <w:lvl w:ilvl="8" w:tentative="1">
+      <w:start w:val="1"/>
+      <w:numFmt w:val="decimal"/>
+      <w:lvlText w:val="%9."/>
+      <w:lvlJc w:val="left"/>
+      <w:pPr>
+        <w:tabs>
+          <w:tab w:val="num" w:pos="6480"/>
+        </w:tabs>
+        <w:ind w:left="6480" w:hanging="360"/>
+      </w:pPr>
+    </w:lvl>
+  </w:abstractNum>
+  <w:abstractNum w:abstractNumId="8" w15:restartNumberingAfterBreak="0">
+    <w:nsid w:val="4B497FC2"/>
+    <w:multiLevelType w:val="multilevel"/>
+    <w:tmpl w:val="F85EB0B0"/>
+    <w:lvl w:ilvl="0">
+      <w:start w:val="1"/>
+      <w:numFmt w:val="decimal"/>
+      <w:lvlText w:val="%1."/>
+      <w:lvlJc w:val="left"/>
+      <w:pPr>
+        <w:tabs>
+          <w:tab w:val="num" w:pos="720"/>
+        </w:tabs>
+        <w:ind w:left="720" w:hanging="360"/>
+      </w:pPr>
+    </w:lvl>
+    <w:lvl w:ilvl="1">
+      <w:start w:val="1"/>
+      <w:numFmt w:val="bullet"/>
+      <w:lvlText w:val="o"/>
+      <w:lvlJc w:val="left"/>
+      <w:pPr>
+        <w:tabs>
+          <w:tab w:val="num" w:pos="1440"/>
+        </w:tabs>
+        <w:ind w:left="1440" w:hanging="360"/>
+      </w:pPr>
+      <w:rPr>
+        <w:rFonts w:ascii="Courier New" w:hAnsi="Courier New" w:hint="default"/>
+        <w:sz w:val="20"/>
+      </w:rPr>
+    </w:lvl>
+    <w:lvl w:ilvl="2" w:tentative="1">
+      <w:start w:val="1"/>
+      <w:numFmt w:val="decimal"/>
+      <w:lvlText w:val="%3."/>
+      <w:lvlJc w:val="left"/>
+      <w:pPr>
+        <w:tabs>
+          <w:tab w:val="num" w:pos="2160"/>
+        </w:tabs>
+        <w:ind w:left="2160" w:hanging="360"/>
+      </w:pPr>
+    </w:lvl>
+    <w:lvl w:ilvl="3" w:tentative="1">
+      <w:start w:val="1"/>
+      <w:numFmt w:val="decimal"/>
+      <w:lvlText w:val="%4."/>
+      <w:lvlJc w:val="left"/>
+      <w:pPr>
+        <w:tabs>
+          <w:tab w:val="num" w:pos="2880"/>
+        </w:tabs>
+        <w:ind w:left="2880" w:hanging="360"/>
+      </w:pPr>
+    </w:lvl>
+    <w:lvl w:ilvl="4" w:tentative="1">
+      <w:start w:val="1"/>
+      <w:numFmt w:val="decimal"/>
+      <w:lvlText w:val="%5."/>
+      <w:lvlJc w:val="left"/>
+      <w:pPr>
+        <w:tabs>
+          <w:tab w:val="num" w:pos="3600"/>
+        </w:tabs>
+        <w:ind w:left="3600" w:hanging="360"/>
+      </w:pPr>
+    </w:lvl>
+    <w:lvl w:ilvl="5" w:tentative="1">
+      <w:start w:val="1"/>
+      <w:numFmt w:val="decimal"/>
+      <w:lvlText w:val="%6."/>
+      <w:lvlJc w:val="left"/>
+      <w:pPr>
+        <w:tabs>
+          <w:tab w:val="num" w:pos="4320"/>
+        </w:tabs>
+        <w:ind w:left="4320" w:hanging="360"/>
+      </w:pPr>
+    </w:lvl>
+    <w:lvl w:ilvl="6" w:tentative="1">
+      <w:start w:val="1"/>
+      <w:numFmt w:val="decimal"/>
+      <w:lvlText w:val="%7."/>
+      <w:lvlJc w:val="left"/>
+      <w:pPr>
+        <w:tabs>
+          <w:tab w:val="num" w:pos="5040"/>
+        </w:tabs>
+        <w:ind w:left="5040" w:hanging="360"/>
+      </w:pPr>
+    </w:lvl>
+    <w:lvl w:ilvl="7" w:tentative="1">
+      <w:start w:val="1"/>
+      <w:numFmt w:val="decimal"/>
+      <w:lvlText w:val="%8."/>
+      <w:lvlJc w:val="left"/>
+      <w:pPr>
+        <w:tabs>
+          <w:tab w:val="num" w:pos="5760"/>
+        </w:tabs>
+        <w:ind w:left="5760" w:hanging="360"/>
+      </w:pPr>
+    </w:lvl>
+    <w:lvl w:ilvl="8" w:tentative="1">
+      <w:start w:val="1"/>
+      <w:numFmt w:val="decimal"/>
+      <w:lvlText w:val="%9."/>
+      <w:lvlJc w:val="left"/>
+      <w:pPr>
+        <w:tabs>
+          <w:tab w:val="num" w:pos="6480"/>
+        </w:tabs>
+        <w:ind w:left="6480" w:hanging="360"/>
+      </w:pPr>
+    </w:lvl>
+  </w:abstractNum>
+  <w:abstractNum w:abstractNumId="9" w15:restartNumberingAfterBreak="0">
+    <w:nsid w:val="4CF819B9"/>
+    <w:multiLevelType w:val="multilevel"/>
+    <w:tmpl w:val="201A0C34"/>
+    <w:lvl w:ilvl="0">
+      <w:start w:val="1"/>
+      <w:numFmt w:val="bullet"/>
+      <w:lvlText w:val=""/>
+      <w:lvlJc w:val="left"/>
+      <w:pPr>
+        <w:tabs>
+          <w:tab w:val="num" w:pos="720"/>
+        </w:tabs>
+        <w:ind w:left="720" w:hanging="360"/>
+      </w:pPr>
+      <w:rPr>
+        <w:rFonts w:ascii="Symbol" w:hAnsi="Symbol" w:hint="default"/>
+        <w:sz w:val="20"/>
+      </w:rPr>
+    </w:lvl>
+    <w:lvl w:ilvl="1" w:tentative="1">
+      <w:start w:val="1"/>
+      <w:numFmt w:val="bullet"/>
+      <w:lvlText w:val="o"/>
+      <w:lvlJc w:val="left"/>
+      <w:pPr>
+        <w:tabs>
+          <w:tab w:val="num" w:pos="1440"/>
+        </w:tabs>
+        <w:ind w:left="1440" w:hanging="360"/>
+      </w:pPr>
+      <w:rPr>
+        <w:rFonts w:ascii="Courier New" w:hAnsi="Courier New" w:hint="default"/>
+        <w:sz w:val="20"/>
+      </w:rPr>
+    </w:lvl>
+    <w:lvl w:ilvl="2" w:tentative="1">
+      <w:start w:val="1"/>
+      <w:numFmt w:val="bullet"/>
+      <w:lvlText w:val=""/>
+      <w:lvlJc w:val="left"/>
+      <w:pPr>
+        <w:tabs>
+          <w:tab w:val="num" w:pos="2160"/>
+        </w:tabs>
+        <w:ind w:left="2160" w:hanging="360"/>
+      </w:pPr>
+      <w:rPr>
+        <w:rFonts w:ascii="Wingdings" w:hAnsi="Wingdings" w:hint="default"/>
+        <w:sz w:val="20"/>
+      </w:rPr>
+    </w:lvl>
+    <w:lvl w:ilvl="3" w:tentative="1">
+      <w:start w:val="1"/>
+      <w:numFmt w:val="bullet"/>
+      <w:lvlText w:val=""/>
+      <w:lvlJc w:val="left"/>
+      <w:pPr>
+        <w:tabs>
+          <w:tab w:val="num" w:pos="2880"/>
+        </w:tabs>
+        <w:ind w:left="2880" w:hanging="360"/>
+      </w:pPr>
+      <w:rPr>
+        <w:rFonts w:ascii="Wingdings" w:hAnsi="Wingdings" w:hint="default"/>
+        <w:sz w:val="20"/>
+      </w:rPr>
+    </w:lvl>
+    <w:lvl w:ilvl="4" w:tentative="1">
+      <w:start w:val="1"/>
+      <w:numFmt w:val="bullet"/>
+      <w:lvlText w:val=""/>
+      <w:lvlJc w:val="left"/>
+      <w:pPr>
+        <w:tabs>
+          <w:tab w:val="num" w:pos="3600"/>
+        </w:tabs>
+        <w:ind w:left="3600" w:hanging="360"/>
+      </w:pPr>
+      <w:rPr>
+        <w:rFonts w:ascii="Wingdings" w:hAnsi="Wingdings" w:hint="default"/>
+        <w:sz w:val="20"/>
+      </w:rPr>
+    </w:lvl>
+    <w:lvl w:ilvl="5" w:tentative="1">
+      <w:start w:val="1"/>
+      <w:numFmt w:val="bullet"/>
+      <w:lvlText w:val=""/>
+      <w:lvlJc w:val="left"/>
+      <w:pPr>
+        <w:tabs>
+          <w:tab w:val="num" w:pos="4320"/>
+        </w:tabs>
+        <w:ind w:left="4320" w:hanging="360"/>
+      </w:pPr>
+      <w:rPr>
+        <w:rFonts w:ascii="Wingdings" w:hAnsi="Wingdings" w:hint="default"/>
+        <w:sz w:val="20"/>
+      </w:rPr>
+    </w:lvl>
+    <w:lvl w:ilvl="6" w:tentative="1">
+      <w:start w:val="1"/>
+      <w:numFmt w:val="bullet"/>
+      <w:lvlText w:val=""/>
+      <w:lvlJc w:val="left"/>
+      <w:pPr>
+        <w:tabs>
+          <w:tab w:val="num" w:pos="5040"/>
+        </w:tabs>
+        <w:ind w:left="5040" w:hanging="360"/>
+      </w:pPr>
+      <w:rPr>
+        <w:rFonts w:ascii="Wingdings" w:hAnsi="Wingdings" w:hint="default"/>
+        <w:sz w:val="20"/>
+      </w:rPr>
+    </w:lvl>
+    <w:lvl w:ilvl="7" w:tentative="1">
+      <w:start w:val="1"/>
+      <w:numFmt w:val="bullet"/>
+      <w:lvlText w:val=""/>
+      <w:lvlJc w:val="left"/>
+      <w:pPr>
+        <w:tabs>
+          <w:tab w:val="num" w:pos="5760"/>
+        </w:tabs>
+        <w:ind w:left="5760" w:hanging="360"/>
+      </w:pPr>
+      <w:rPr>
+        <w:rFonts w:ascii="Wingdings" w:hAnsi="Wingdings" w:hint="default"/>
+        <w:sz w:val="20"/>
+      </w:rPr>
+    </w:lvl>
+    <w:lvl w:ilvl="8" w:tentative="1">
+      <w:start w:val="1"/>
+      <w:numFmt w:val="bullet"/>
+      <w:lvlText w:val=""/>
+      <w:lvlJc w:val="left"/>
+      <w:pPr>
+        <w:tabs>
+          <w:tab w:val="num" w:pos="6480"/>
+        </w:tabs>
+        <w:ind w:left="6480" w:hanging="360"/>
+      </w:pPr>
+      <w:rPr>
+        <w:rFonts w:ascii="Wingdings" w:hAnsi="Wingdings" w:hint="default"/>
+        <w:sz w:val="20"/>
+      </w:rPr>
+    </w:lvl>
+  </w:abstractNum>
+  <w:abstractNum w:abstractNumId="10" w15:restartNumberingAfterBreak="0">
+    <w:nsid w:val="51E51671"/>
+    <w:multiLevelType w:val="multilevel"/>
+    <w:tmpl w:val="39BEA7FE"/>
+    <w:lvl w:ilvl="0">
+      <w:start w:val="1"/>
+      <w:numFmt w:val="decimal"/>
+      <w:lvlText w:val="%1."/>
+      <w:lvlJc w:val="left"/>
+      <w:pPr>
+        <w:tabs>
+          <w:tab w:val="num" w:pos="720"/>
+        </w:tabs>
+        <w:ind w:left="720" w:hanging="360"/>
+      </w:pPr>
+    </w:lvl>
+    <w:lvl w:ilvl="1" w:tentative="1">
+      <w:start w:val="1"/>
+      <w:numFmt w:val="decimal"/>
+      <w:lvlText w:val="%2."/>
+      <w:lvlJc w:val="left"/>
+      <w:pPr>
+        <w:tabs>
+          <w:tab w:val="num" w:pos="1440"/>
+        </w:tabs>
+        <w:ind w:left="1440" w:hanging="360"/>
+      </w:pPr>
+    </w:lvl>
+    <w:lvl w:ilvl="2" w:tentative="1">
+      <w:start w:val="1"/>
+      <w:numFmt w:val="decimal"/>
+      <w:lvlText w:val="%3."/>
+      <w:lvlJc w:val="left"/>
+      <w:pPr>
+        <w:tabs>
+          <w:tab w:val="num" w:pos="2160"/>
+        </w:tabs>
+        <w:ind w:left="2160" w:hanging="360"/>
+      </w:pPr>
+    </w:lvl>
+    <w:lvl w:ilvl="3" w:tentative="1">
+      <w:start w:val="1"/>
+      <w:numFmt w:val="decimal"/>
+      <w:lvlText w:val="%4."/>
+      <w:lvlJc w:val="left"/>
+      <w:pPr>
+        <w:tabs>
+          <w:tab w:val="num" w:pos="2880"/>
+        </w:tabs>
+        <w:ind w:left="2880" w:hanging="360"/>
+      </w:pPr>
+    </w:lvl>
+    <w:lvl w:ilvl="4" w:tentative="1">
+      <w:start w:val="1"/>
+      <w:numFmt w:val="decimal"/>
+      <w:lvlText w:val="%5."/>
+      <w:lvlJc w:val="left"/>
+      <w:pPr>
+        <w:tabs>
+          <w:tab w:val="num" w:pos="3600"/>
+        </w:tabs>
+        <w:ind w:left="3600" w:hanging="360"/>
+      </w:pPr>
+    </w:lvl>
+    <w:lvl w:ilvl="5" w:tentative="1">
+      <w:start w:val="1"/>
+      <w:numFmt w:val="decimal"/>
+      <w:lvlText w:val="%6."/>
+      <w:lvlJc w:val="left"/>
+      <w:pPr>
+        <w:tabs>
+          <w:tab w:val="num" w:pos="4320"/>
+        </w:tabs>
+        <w:ind w:left="4320" w:hanging="360"/>
+      </w:pPr>
+    </w:lvl>
+    <w:lvl w:ilvl="6" w:tentative="1">
+      <w:start w:val="1"/>
+      <w:numFmt w:val="decimal"/>
+      <w:lvlText w:val="%7."/>
+      <w:lvlJc w:val="left"/>
+      <w:pPr>
+        <w:tabs>
+          <w:tab w:val="num" w:pos="5040"/>
+        </w:tabs>
+        <w:ind w:left="5040" w:hanging="360"/>
+      </w:pPr>
+    </w:lvl>
+    <w:lvl w:ilvl="7" w:tentative="1">
+      <w:start w:val="1"/>
+      <w:numFmt w:val="decimal"/>
+      <w:lvlText w:val="%8."/>
+      <w:lvlJc w:val="left"/>
+      <w:pPr>
+        <w:tabs>
+          <w:tab w:val="num" w:pos="5760"/>
+        </w:tabs>
+        <w:ind w:left="5760" w:hanging="360"/>
+      </w:pPr>
+    </w:lvl>
+    <w:lvl w:ilvl="8" w:tentative="1">
+      <w:start w:val="1"/>
+      <w:numFmt w:val="decimal"/>
+      <w:lvlText w:val="%9."/>
+      <w:lvlJc w:val="left"/>
+      <w:pPr>
+        <w:tabs>
+          <w:tab w:val="num" w:pos="6480"/>
+        </w:tabs>
+        <w:ind w:left="6480" w:hanging="360"/>
+      </w:pPr>
+    </w:lvl>
+  </w:abstractNum>
+  <w:abstractNum w:abstractNumId="11" w15:restartNumberingAfterBreak="0">
+    <w:nsid w:val="52D73C31"/>
+    <w:multiLevelType w:val="hybridMultilevel"/>
+    <w:tmpl w:val="CA780EAE"/>
+    <w:lvl w:ilvl="0" w:tplc="1E6EEC38">
+      <w:start w:val="1"/>
+      <w:numFmt w:val="bullet"/>
+      <w:lvlText w:val="-"/>
+      <w:lvlJc w:val="left"/>
+      <w:pPr>
+        <w:ind w:left="720" w:hanging="360"/>
+      </w:pPr>
+      <w:rPr>
+        <w:rFonts w:ascii="Work Sans" w:hAnsi="Work Sans" w:hint="default"/>
+      </w:rPr>
+    </w:lvl>
+    <w:lvl w:ilvl="1" w:tplc="04090003">
+      <w:start w:val="1"/>
+      <w:numFmt w:val="bullet"/>
+      <w:lvlText w:val="o"/>
+      <w:lvlJc w:val="left"/>
+      <w:pPr>
+        <w:ind w:left="1440" w:hanging="360"/>
+      </w:pPr>
+      <w:rPr>
+        <w:rFonts w:ascii="Courier New" w:hAnsi="Courier New" w:cs="Courier New" w:hint="default"/>
+      </w:rPr>
+    </w:lvl>
+    <w:lvl w:ilvl="2" w:tplc="04090005" w:tentative="1">
+      <w:start w:val="1"/>
+      <w:numFmt w:val="bullet"/>
+      <w:lvlText w:val=""/>
+      <w:lvlJc w:val="left"/>
+      <w:pPr>
+        <w:ind w:left="2160" w:hanging="360"/>
+      </w:pPr>
+      <w:rPr>
+        <w:rFonts w:ascii="Wingdings" w:hAnsi="Wingdings" w:hint="default"/>
+      </w:rPr>
+    </w:lvl>
+    <w:lvl w:ilvl="3" w:tplc="04090001" w:tentative="1">
+      <w:start w:val="1"/>
+      <w:numFmt w:val="bullet"/>
+      <w:lvlText w:val=""/>
+      <w:lvlJc w:val="left"/>
+      <w:pPr>
+        <w:ind w:left="2880" w:hanging="360"/>
+      </w:pPr>
+      <w:rPr>
+        <w:rFonts w:ascii="Symbol" w:hAnsi="Symbol" w:hint="default"/>
+      </w:rPr>
+    </w:lvl>
+    <w:lvl w:ilvl="4" w:tplc="04090003" w:tentative="1">
+      <w:start w:val="1"/>
+      <w:numFmt w:val="bullet"/>
+      <w:lvlText w:val="o"/>
+      <w:lvlJc w:val="left"/>
+      <w:pPr>
+        <w:ind w:left="3600" w:hanging="360"/>
+      </w:pPr>
+      <w:rPr>
+        <w:rFonts w:ascii="Courier New" w:hAnsi="Courier New" w:cs="Courier New" w:hint="default"/>
+      </w:rPr>
+    </w:lvl>
+    <w:lvl w:ilvl="5" w:tplc="04090005" w:tentative="1">
+      <w:start w:val="1"/>
+      <w:numFmt w:val="bullet"/>
+      <w:lvlText w:val=""/>
+      <w:lvlJc w:val="left"/>
+      <w:pPr>
+        <w:ind w:left="4320" w:hanging="360"/>
+      </w:pPr>
+      <w:rPr>
+        <w:rFonts w:ascii="Wingdings" w:hAnsi="Wingdings" w:hint="default"/>
+      </w:rPr>
+    </w:lvl>
+    <w:lvl w:ilvl="6" w:tplc="04090001" w:tentative="1">
+      <w:start w:val="1"/>
+      <w:numFmt w:val="bullet"/>
+      <w:lvlText w:val=""/>
+      <w:lvlJc w:val="left"/>
+      <w:pPr>
+        <w:ind w:left="5040" w:hanging="360"/>
+      </w:pPr>
+      <w:rPr>
+        <w:rFonts w:ascii="Symbol" w:hAnsi="Symbol" w:hint="default"/>
+      </w:rPr>
+    </w:lvl>
+    <w:lvl w:ilvl="7" w:tplc="04090003" w:tentative="1">
+      <w:start w:val="1"/>
+      <w:numFmt w:val="bullet"/>
+      <w:lvlText w:val="o"/>
+      <w:lvlJc w:val="left"/>
+      <w:pPr>
+        <w:ind w:left="5760" w:hanging="360"/>
+      </w:pPr>
+      <w:rPr>
+        <w:rFonts w:ascii="Courier New" w:hAnsi="Courier New" w:cs="Courier New" w:hint="default"/>
+      </w:rPr>
+    </w:lvl>
+    <w:lvl w:ilvl="8" w:tplc="04090005" w:tentative="1">
+      <w:start w:val="1"/>
+      <w:numFmt w:val="bullet"/>
+      <w:lvlText w:val=""/>
+      <w:lvlJc w:val="left"/>
+      <w:pPr>
+        <w:ind w:left="6480" w:hanging="360"/>
+      </w:pPr>
+      <w:rPr>
+        <w:rFonts w:ascii="Wingdings" w:hAnsi="Wingdings" w:hint="default"/>
+      </w:rPr>
+    </w:lvl>
+  </w:abstractNum>
+  <w:abstractNum w:abstractNumId="12" w15:restartNumberingAfterBreak="0">
+    <w:nsid w:val="5D97323C"/>
+    <w:multiLevelType w:val="multilevel"/>
+    <w:tmpl w:val="B3AECD40"/>
+    <w:lvl w:ilvl="0">
+      <w:start w:val="1"/>
+      <w:numFmt w:val="bullet"/>
+      <w:lvlText w:val=""/>
+      <w:lvlJc w:val="left"/>
+      <w:pPr>
+        <w:tabs>
+          <w:tab w:val="num" w:pos="720"/>
+        </w:tabs>
+        <w:ind w:left="720" w:hanging="360"/>
+      </w:pPr>
+      <w:rPr>
+        <w:rFonts w:ascii="Symbol" w:hAnsi="Symbol" w:hint="default"/>
+        <w:sz w:val="20"/>
+      </w:rPr>
+    </w:lvl>
+    <w:lvl w:ilvl="1" w:tentative="1">
+      <w:start w:val="1"/>
+      <w:numFmt w:val="bullet"/>
+      <w:lvlText w:val="o"/>
+      <w:lvlJc w:val="left"/>
+      <w:pPr>
+        <w:tabs>
+          <w:tab w:val="num" w:pos="1440"/>
+        </w:tabs>
+        <w:ind w:left="1440" w:hanging="360"/>
+      </w:pPr>
+      <w:rPr>
+        <w:rFonts w:ascii="Courier New" w:hAnsi="Courier New" w:hint="default"/>
+        <w:sz w:val="20"/>
+      </w:rPr>
+    </w:lvl>
+    <w:lvl w:ilvl="2" w:tentative="1">
+      <w:start w:val="1"/>
+      <w:numFmt w:val="bullet"/>
+      <w:lvlText w:val=""/>
+      <w:lvlJc w:val="left"/>
+      <w:pPr>
+        <w:tabs>
+          <w:tab w:val="num" w:pos="2160"/>
+        </w:tabs>
+        <w:ind w:left="2160" w:hanging="360"/>
+      </w:pPr>
+      <w:rPr>
+        <w:rFonts w:ascii="Wingdings" w:hAnsi="Wingdings" w:hint="default"/>
+        <w:sz w:val="20"/>
+      </w:rPr>
+    </w:lvl>
+    <w:lvl w:ilvl="3" w:tentative="1">
+      <w:start w:val="1"/>
+      <w:numFmt w:val="bullet"/>
+      <w:lvlText w:val=""/>
+      <w:lvlJc w:val="left"/>
+      <w:pPr>
+        <w:tabs>
+          <w:tab w:val="num" w:pos="2880"/>
+        </w:tabs>
+        <w:ind w:left="2880" w:hanging="360"/>
+      </w:pPr>
+      <w:rPr>
+        <w:rFonts w:ascii="Wingdings" w:hAnsi="Wingdings" w:hint="default"/>
+        <w:sz w:val="20"/>
+      </w:rPr>
+    </w:lvl>
+    <w:lvl w:ilvl="4" w:tentative="1">
+      <w:start w:val="1"/>
+      <w:numFmt w:val="bullet"/>
+      <w:lvlText w:val=""/>
+      <w:lvlJc w:val="left"/>
+      <w:pPr>
+        <w:tabs>
+          <w:tab w:val="num" w:pos="3600"/>
+        </w:tabs>
+        <w:ind w:left="3600" w:hanging="360"/>
+      </w:pPr>
+      <w:rPr>
+        <w:rFonts w:ascii="Wingdings" w:hAnsi="Wingdings" w:hint="default"/>
+        <w:sz w:val="20"/>
+      </w:rPr>
+    </w:lvl>
+    <w:lvl w:ilvl="5" w:tentative="1">
+      <w:start w:val="1"/>
+      <w:numFmt w:val="bullet"/>
+      <w:lvlText w:val=""/>
+      <w:lvlJc w:val="left"/>
+      <w:pPr>
+        <w:tabs>
+          <w:tab w:val="num" w:pos="4320"/>
+        </w:tabs>
+        <w:ind w:left="4320" w:hanging="360"/>
+      </w:pPr>
+      <w:rPr>
+        <w:rFonts w:ascii="Wingdings" w:hAnsi="Wingdings" w:hint="default"/>
+        <w:sz w:val="20"/>
+      </w:rPr>
+    </w:lvl>
+    <w:lvl w:ilvl="6" w:tentative="1">
+      <w:start w:val="1"/>
+      <w:numFmt w:val="bullet"/>
+      <w:lvlText w:val=""/>
+      <w:lvlJc w:val="left"/>
+      <w:pPr>
+        <w:tabs>
+          <w:tab w:val="num" w:pos="5040"/>
+        </w:tabs>
+        <w:ind w:left="5040" w:hanging="360"/>
+      </w:pPr>
+      <w:rPr>
+        <w:rFonts w:ascii="Wingdings" w:hAnsi="Wingdings" w:hint="default"/>
+        <w:sz w:val="20"/>
+      </w:rPr>
+    </w:lvl>
+    <w:lvl w:ilvl="7" w:tentative="1">
+      <w:start w:val="1"/>
+      <w:numFmt w:val="bullet"/>
+      <w:lvlText w:val=""/>
+      <w:lvlJc w:val="left"/>
+      <w:pPr>
+        <w:tabs>
+          <w:tab w:val="num" w:pos="5760"/>
+        </w:tabs>
+        <w:ind w:left="5760" w:hanging="360"/>
+      </w:pPr>
+      <w:rPr>
+        <w:rFonts w:ascii="Wingdings" w:hAnsi="Wingdings" w:hint="default"/>
+        <w:sz w:val="20"/>
+      </w:rPr>
+    </w:lvl>
+    <w:lvl w:ilvl="8" w:tentative="1">
+      <w:start w:val="1"/>
+      <w:numFmt w:val="bullet"/>
+      <w:lvlText w:val=""/>
+      <w:lvlJc w:val="left"/>
+      <w:pPr>
+        <w:tabs>
+          <w:tab w:val="num" w:pos="6480"/>
+        </w:tabs>
+        <w:ind w:left="6480" w:hanging="360"/>
+      </w:pPr>
+      <w:rPr>
+        <w:rFonts w:ascii="Wingdings" w:hAnsi="Wingdings" w:hint="default"/>
+        <w:sz w:val="20"/>
+      </w:rPr>
+    </w:lvl>
+  </w:abstractNum>
+  <w:abstractNum w:abstractNumId="13" w15:restartNumberingAfterBreak="0">
+    <w:nsid w:val="745A70F4"/>
+    <w:multiLevelType w:val="multilevel"/>
+    <w:tmpl w:val="028852AA"/>
+    <w:lvl w:ilvl="0">
+      <w:start w:val="1"/>
+      <w:numFmt w:val="decimal"/>
+      <w:lvlText w:val="%1."/>
+      <w:lvlJc w:val="left"/>
+      <w:pPr>
+        <w:tabs>
+          <w:tab w:val="num" w:pos="720"/>
+        </w:tabs>
+        <w:ind w:left="720" w:hanging="360"/>
+      </w:pPr>
+    </w:lvl>
+    <w:lvl w:ilvl="1" w:tentative="1">
+      <w:start w:val="1"/>
+      <w:numFmt w:val="decimal"/>
+      <w:lvlText w:val="%2."/>
+      <w:lvlJc w:val="left"/>
+      <w:pPr>
+        <w:tabs>
+          <w:tab w:val="num" w:pos="1440"/>
+        </w:tabs>
+        <w:ind w:left="1440" w:hanging="360"/>
+      </w:pPr>
+    </w:lvl>
+    <w:lvl w:ilvl="2" w:tentative="1">
+      <w:start w:val="1"/>
+      <w:numFmt w:val="decimal"/>
+      <w:lvlText w:val="%3."/>
+      <w:lvlJc w:val="left"/>
+      <w:pPr>
+        <w:tabs>
+          <w:tab w:val="num" w:pos="2160"/>
+        </w:tabs>
+        <w:ind w:left="2160" w:hanging="360"/>
+      </w:pPr>
+    </w:lvl>
+    <w:lvl w:ilvl="3" w:tentative="1">
+      <w:start w:val="1"/>
+      <w:numFmt w:val="decimal"/>
+      <w:lvlText w:val="%4."/>
+      <w:lvlJc w:val="left"/>
+      <w:pPr>
+        <w:tabs>
+          <w:tab w:val="num" w:pos="2880"/>
+        </w:tabs>
+        <w:ind w:left="2880" w:hanging="360"/>
+      </w:pPr>
+    </w:lvl>
+    <w:lvl w:ilvl="4" w:tentative="1">
+      <w:start w:val="1"/>
+      <w:numFmt w:val="decimal"/>
+      <w:lvlText w:val="%5."/>
+      <w:lvlJc w:val="left"/>
+      <w:pPr>
+        <w:tabs>
+          <w:tab w:val="num" w:pos="3600"/>
+        </w:tabs>
+        <w:ind w:left="3600" w:hanging="360"/>
+      </w:pPr>
+    </w:lvl>
+    <w:lvl w:ilvl="5" w:tentative="1">
+      <w:start w:val="1"/>
+      <w:numFmt w:val="decimal"/>
+      <w:lvlText w:val="%6."/>
+      <w:lvlJc w:val="left"/>
+      <w:pPr>
+        <w:tabs>
+          <w:tab w:val="num" w:pos="4320"/>
+        </w:tabs>
+        <w:ind w:left="4320" w:hanging="360"/>
+      </w:pPr>
+    </w:lvl>
+    <w:lvl w:ilvl="6" w:tentative="1">
+      <w:start w:val="1"/>
+      <w:numFmt w:val="decimal"/>
+      <w:lvlText w:val="%7."/>
+      <w:lvlJc w:val="left"/>
+      <w:pPr>
+        <w:tabs>
+          <w:tab w:val="num" w:pos="5040"/>
+        </w:tabs>
+        <w:ind w:left="5040" w:hanging="360"/>
+      </w:pPr>
+    </w:lvl>
+    <w:lvl w:ilvl="7" w:tentative="1">
+      <w:start w:val="1"/>
+      <w:numFmt w:val="decimal"/>
+      <w:lvlText w:val="%8."/>
+      <w:lvlJc w:val="left"/>
+      <w:pPr>
+        <w:tabs>
+          <w:tab w:val="num" w:pos="5760"/>
+        </w:tabs>
+        <w:ind w:left="5760" w:hanging="360"/>
+      </w:pPr>
+    </w:lvl>
+    <w:lvl w:ilvl="8" w:tentative="1">
+      <w:start w:val="1"/>
+      <w:numFmt w:val="decimal"/>
+      <w:lvlText w:val="%9."/>
+      <w:lvlJc w:val="left"/>
+      <w:pPr>
+        <w:tabs>
+          <w:tab w:val="num" w:pos="6480"/>
+        </w:tabs>
+        <w:ind w:left="6480" w:hanging="360"/>
+      </w:pPr>
+    </w:lvl>
+  </w:abstractNum>
+  <w:abstractNum w:abstractNumId="14" w15:restartNumberingAfterBreak="0">
+    <w:nsid w:val="767D75D4"/>
+    <w:multiLevelType w:val="multilevel"/>
+    <w:tmpl w:val="114C0BDC"/>
+    <w:lvl w:ilvl="0">
+      <w:start w:val="1"/>
+      <w:numFmt w:val="decimal"/>
+      <w:lvlText w:val="%1."/>
+      <w:lvlJc w:val="left"/>
+      <w:pPr>
+        <w:tabs>
+          <w:tab w:val="num" w:pos="720"/>
+        </w:tabs>
+        <w:ind w:left="720" w:hanging="360"/>
+      </w:pPr>
+    </w:lvl>
+    <w:lvl w:ilvl="1" w:tentative="1">
+      <w:start w:val="1"/>
+      <w:numFmt w:val="decimal"/>
+      <w:lvlText w:val="%2."/>
+      <w:lvlJc w:val="left"/>
+      <w:pPr>
+        <w:tabs>
+          <w:tab w:val="num" w:pos="1440"/>
+        </w:tabs>
+        <w:ind w:left="1440" w:hanging="360"/>
+      </w:pPr>
+    </w:lvl>
+    <w:lvl w:ilvl="2" w:tentative="1">
+      <w:start w:val="1"/>
+      <w:numFmt w:val="decimal"/>
+      <w:lvlText w:val="%3."/>
+      <w:lvlJc w:val="left"/>
+      <w:pPr>
+        <w:tabs>
+          <w:tab w:val="num" w:pos="2160"/>
+        </w:tabs>
+        <w:ind w:left="2160" w:hanging="360"/>
+      </w:pPr>
+    </w:lvl>
+    <w:lvl w:ilvl="3" w:tentative="1">
+      <w:start w:val="1"/>
+      <w:numFmt w:val="decimal"/>
+      <w:lvlText w:val="%4."/>
+      <w:lvlJc w:val="left"/>
+      <w:pPr>
+        <w:tabs>
+          <w:tab w:val="num" w:pos="2880"/>
+        </w:tabs>
+        <w:ind w:left="2880" w:hanging="360"/>
+      </w:pPr>
+    </w:lvl>
+    <w:lvl w:ilvl="4" w:tentative="1">
+      <w:start w:val="1"/>
+      <w:numFmt w:val="decimal"/>
+      <w:lvlText w:val="%5."/>
+      <w:lvlJc w:val="left"/>
+      <w:pPr>
+        <w:tabs>
+          <w:tab w:val="num" w:pos="3600"/>
+        </w:tabs>
+        <w:ind w:left="3600" w:hanging="360"/>
+      </w:pPr>
+    </w:lvl>
+    <w:lvl w:ilvl="5" w:tentative="1">
+      <w:start w:val="1"/>
+      <w:numFmt w:val="decimal"/>
+      <w:lvlText w:val="%6."/>
+      <w:lvlJc w:val="left"/>
+      <w:pPr>
+        <w:tabs>
+          <w:tab w:val="num" w:pos="4320"/>
+        </w:tabs>
+        <w:ind w:left="4320" w:hanging="360"/>
+      </w:pPr>
+    </w:lvl>
+    <w:lvl w:ilvl="6" w:tentative="1">
+      <w:start w:val="1"/>
+      <w:numFmt w:val="decimal"/>
+      <w:lvlText w:val="%7."/>
+      <w:lvlJc w:val="left"/>
+      <w:pPr>
+        <w:tabs>
+          <w:tab w:val="num" w:pos="5040"/>
+        </w:tabs>
+        <w:ind w:left="5040" w:hanging="360"/>
+      </w:pPr>
+    </w:lvl>
+    <w:lvl w:ilvl="7" w:tentative="1">
+      <w:start w:val="1"/>
+      <w:numFmt w:val="decimal"/>
+      <w:lvlText w:val="%8."/>
+      <w:lvlJc w:val="left"/>
+      <w:pPr>
+        <w:tabs>
+          <w:tab w:val="num" w:pos="5760"/>
+        </w:tabs>
+        <w:ind w:left="5760" w:hanging="360"/>
+      </w:pPr>
+    </w:lvl>
+    <w:lvl w:ilvl="8" w:tentative="1">
+      <w:start w:val="1"/>
+      <w:numFmt w:val="decimal"/>
+      <w:lvlText w:val="%9."/>
+      <w:lvlJc w:val="left"/>
+      <w:pPr>
+        <w:tabs>
+          <w:tab w:val="num" w:pos="6480"/>
+        </w:tabs>
+        <w:ind w:left="6480" w:hanging="360"/>
+      </w:pPr>
+    </w:lvl>
+  </w:abstractNum>
+  <w:num w:numId="1" w16cid:durableId="1644579667">
+    <w:abstractNumId w:val="0"/>
+  </w:num>
+  <w:num w:numId="2" w16cid:durableId="1818958482">
+    <w:abstractNumId w:val="13"/>
+  </w:num>
+  <w:num w:numId="3" w16cid:durableId="729764076">
+    <w:abstractNumId w:val="14"/>
+  </w:num>
+  <w:num w:numId="4" w16cid:durableId="2015063052">
+    <w:abstractNumId w:val="7"/>
+  </w:num>
+  <w:num w:numId="5" w16cid:durableId="1696232897">
+    <w:abstractNumId w:val="12"/>
+  </w:num>
+  <w:num w:numId="6" w16cid:durableId="821234548">
+    <w:abstractNumId w:val="9"/>
+  </w:num>
+  <w:num w:numId="7" w16cid:durableId="1137409477">
+    <w:abstractNumId w:val="3"/>
+  </w:num>
+  <w:num w:numId="8" w16cid:durableId="1957904802">
+    <w:abstractNumId w:val="8"/>
+  </w:num>
+  <w:num w:numId="9" w16cid:durableId="532421153">
+    <w:abstractNumId w:val="2"/>
+  </w:num>
+  <w:num w:numId="10" w16cid:durableId="1838500043">
+    <w:abstractNumId w:val="6"/>
+  </w:num>
+  <w:num w:numId="11" w16cid:durableId="822694856">
+    <w:abstractNumId w:val="10"/>
+  </w:num>
+  <w:num w:numId="12" w16cid:durableId="1417552085">
+    <w:abstractNumId w:val="11"/>
+  </w:num>
+  <w:num w:numId="13" w16cid:durableId="538010628">
+    <w:abstractNumId w:val="1"/>
+  </w:num>
+  <w:num w:numId="14" w16cid:durableId="205483030">
+    <w:abstractNumId w:val="5"/>
+  </w:num>
+  <w:num w:numId="15" w16cid:durableId="1475564323">
+    <w:abstractNumId w:val="4"/>
+  </w:num>
+</w:numbering>
 </file>
 
 <file path=word/styles.xml><?xml version="1.0" encoding="utf-8"?>
@@ -622,7 +4855,6 @@
   <w:style w:type="character" w:default="1" w:styleId="DefaultParagraphFont">
     <w:name w:val="Default Paragraph Font"/>
     <w:uiPriority w:val="1"/>
-    <w:semiHidden/>
     <w:unhideWhenUsed/>
   </w:style>
   <w:style w:type="table" w:default="1" w:styleId="TableNormal">

--- a/1150080143_VoAnhKiet_Buoi3.docx
+++ b/1150080143_VoAnhKiet_Buoi3.docx
@@ -196,7 +196,7 @@
         <w:rPr>
           <w:rFonts w:ascii="Times New Roman" w:hAnsi="Times New Roman" w:cs="Times New Roman"/>
         </w:rPr>
-        <w:t>Đăng ký tài khoản (dùng Mã sinh viên / Mã giảng viên làm Mã tài khoản).</w:t>
+        <w:t>Đăng ký tài khoản (dùng Mã sinh viên/Mã giảng viên làm Mã tài khoản).</w:t>
       </w:r>
     </w:p>
     <w:p>
@@ -310,7 +310,7 @@
         <w:rPr>
           <w:rFonts w:ascii="Times New Roman" w:hAnsi="Times New Roman" w:cs="Times New Roman"/>
         </w:rPr>
-        <w:t>Xem lịch sử mượn / trạng thái mượn (đang mượn / đã trả / quá hạn).</w:t>
+        <w:t>Xem lịch sử mượn / trạng thái mượn (đang mượn/đã trả/quá hạn).</w:t>
       </w:r>
     </w:p>
     <w:p>
@@ -385,7 +385,7 @@
         <w:rPr>
           <w:rFonts w:ascii="Times New Roman" w:hAnsi="Times New Roman" w:cs="Times New Roman"/>
         </w:rPr>
-        <w:t>Quản lý đầu sách (thêm / sửa / xóa / cập nhật số lượng bản in).</w:t>
+        <w:t>Quản lý đầu sách (thêm/sửa/xóa /cập nhật số lượng bản in).</w:t>
       </w:r>
     </w:p>
     <w:p>
@@ -404,7 +404,7 @@
         <w:rPr>
           <w:rFonts w:ascii="Times New Roman" w:hAnsi="Times New Roman" w:cs="Times New Roman"/>
         </w:rPr>
-        <w:t>Quản lý sách điện tử (upload / xóa file, gán mã sách).</w:t>
+        <w:t>Quản lý sách điện tử (upload/xóa file, gán mã sách).</w:t>
       </w:r>
     </w:p>
     <w:p>
@@ -423,7 +423,19 @@
         <w:rPr>
           <w:rFonts w:ascii="Times New Roman" w:hAnsi="Times New Roman" w:cs="Times New Roman"/>
         </w:rPr>
-        <w:t>Xác nhận đăng ký mượn của độc giả — ghi nhận giao/từ chối; lưu thông tin phiếu mượn.</w:t>
+        <w:t xml:space="preserve">Xác nhận đăng ký mượn của độc giả </w:t>
+      </w:r>
+      <w:r>
+        <w:rPr>
+          <w:rFonts w:ascii="Times New Roman" w:hAnsi="Times New Roman" w:cs="Times New Roman"/>
+        </w:rPr>
+        <w:t>và</w:t>
+      </w:r>
+      <w:r>
+        <w:rPr>
+          <w:rFonts w:ascii="Times New Roman" w:hAnsi="Times New Roman" w:cs="Times New Roman"/>
+        </w:rPr>
+        <w:t xml:space="preserve"> ghi nhận giao/từ chối; lưu thông tin phiếu mượn.</w:t>
       </w:r>
     </w:p>
     <w:p>
@@ -442,7 +454,20 @@
         <w:rPr>
           <w:rFonts w:ascii="Times New Roman" w:hAnsi="Times New Roman" w:cs="Times New Roman"/>
         </w:rPr>
-        <w:t>Xử lý trả sách — cập nhật số lượng tồn kho.</w:t>
+        <w:t>Xử lý trả sách</w:t>
+      </w:r>
+      <w:r>
+        <w:rPr>
+          <w:rFonts w:ascii="Times New Roman" w:hAnsi="Times New Roman" w:cs="Times New Roman"/>
+          <w:lang w:val="vi-VN"/>
+        </w:rPr>
+        <w:t xml:space="preserve"> và</w:t>
+      </w:r>
+      <w:r>
+        <w:rPr>
+          <w:rFonts w:ascii="Times New Roman" w:hAnsi="Times New Roman" w:cs="Times New Roman"/>
+        </w:rPr>
+        <w:t xml:space="preserve"> cập nhật số lượng tồn kho.</w:t>
       </w:r>
     </w:p>
     <w:p>
@@ -1137,7 +1162,7 @@
                     </pic:cNvPicPr>
                   </pic:nvPicPr>
                   <pic:blipFill>
-                    <a:blip r:embed="rId5" cstate="print">
+                    <a:blip r:embed="rId6" cstate="print">
                       <a:extLst>
                         <a:ext uri="{28A0092B-C50C-407E-A947-70E740481C1C}">
                           <a14:useLocalDpi xmlns:a14="http://schemas.microsoft.com/office/drawing/2010/main" val="0"/>
@@ -1446,7 +1471,43 @@
         <w:rPr>
           <w:rFonts w:ascii="Times New Roman" w:hAnsi="Times New Roman" w:cs="Times New Roman"/>
         </w:rPr>
-        <w:t>Mã tài khoản: Mã tài khoản = Mã sinh viên hoặc Mã giảng viên (không trùng lặp).</w:t>
+        <w:t xml:space="preserve">Mã tài khoản: Mã tài khoản </w:t>
+      </w:r>
+      <w:r>
+        <w:rPr>
+          <w:rFonts w:ascii="Times New Roman" w:hAnsi="Times New Roman" w:cs="Times New Roman"/>
+        </w:rPr>
+        <w:t>là</w:t>
+      </w:r>
+      <w:r>
+        <w:rPr>
+          <w:rFonts w:ascii="Times New Roman" w:hAnsi="Times New Roman" w:cs="Times New Roman"/>
+        </w:rPr>
+        <w:t xml:space="preserve"> </w:t>
+      </w:r>
+      <w:r>
+        <w:rPr>
+          <w:rFonts w:ascii="Times New Roman" w:hAnsi="Times New Roman" w:cs="Times New Roman"/>
+        </w:rPr>
+        <w:t>m</w:t>
+      </w:r>
+      <w:r>
+        <w:rPr>
+          <w:rFonts w:ascii="Times New Roman" w:hAnsi="Times New Roman" w:cs="Times New Roman"/>
+        </w:rPr>
+        <w:t xml:space="preserve">ã sinh viên hoặc </w:t>
+      </w:r>
+      <w:r>
+        <w:rPr>
+          <w:rFonts w:ascii="Times New Roman" w:hAnsi="Times New Roman" w:cs="Times New Roman"/>
+        </w:rPr>
+        <w:t>m</w:t>
+      </w:r>
+      <w:r>
+        <w:rPr>
+          <w:rFonts w:ascii="Times New Roman" w:hAnsi="Times New Roman" w:cs="Times New Roman"/>
+        </w:rPr>
+        <w:t>ã giảng viên (không trùng lặp).</w:t>
       </w:r>
     </w:p>
     <w:p>
@@ -1503,7 +1564,32 @@
         <w:rPr>
           <w:rFonts w:ascii="Times New Roman" w:hAnsi="Times New Roman" w:cs="Times New Roman"/>
         </w:rPr>
-        <w:t>Sách điện tử: Lưu file (tên file = Mã sách). Có quyền đọc online trong mạng cục bộ.</w:t>
+        <w:t xml:space="preserve">Sách điện tử: Lưu file (tên file </w:t>
+      </w:r>
+      <w:r>
+        <w:rPr>
+          <w:rFonts w:ascii="Times New Roman" w:hAnsi="Times New Roman" w:cs="Times New Roman"/>
+        </w:rPr>
+        <w:t>là</w:t>
+      </w:r>
+      <w:r>
+        <w:rPr>
+          <w:rFonts w:ascii="Times New Roman" w:hAnsi="Times New Roman" w:cs="Times New Roman"/>
+          <w:lang w:val="vi-VN"/>
+        </w:rPr>
+        <w:t xml:space="preserve"> </w:t>
+      </w:r>
+      <w:r>
+        <w:rPr>
+          <w:rFonts w:ascii="Times New Roman" w:hAnsi="Times New Roman" w:cs="Times New Roman"/>
+        </w:rPr>
+        <w:t>m</w:t>
+      </w:r>
+      <w:r>
+        <w:rPr>
+          <w:rFonts w:ascii="Times New Roman" w:hAnsi="Times New Roman" w:cs="Times New Roman"/>
+        </w:rPr>
+        <w:t>ã sách). Có quyền đọc online trong mạng cục bộ.</w:t>
       </w:r>
     </w:p>
     <w:p>
@@ -2334,6 +2420,2853 @@
         <w:t xml:space="preserve"> upload file và gán Mã sách.</w:t>
       </w:r>
     </w:p>
+    <w:p>
+      <w:pPr>
+        <w:spacing w:line="360" w:lineRule="auto"/>
+        <w:rPr>
+          <w:rFonts w:ascii="Times New Roman" w:hAnsi="Times New Roman" w:cs="Times New Roman"/>
+          <w:b/>
+          <w:bCs/>
+          <w:lang w:val="vi-VN"/>
+        </w:rPr>
+      </w:pPr>
+      <w:r>
+        <w:rPr>
+          <w:rFonts w:ascii="Times New Roman" w:hAnsi="Times New Roman" w:cs="Times New Roman"/>
+          <w:b/>
+          <w:bCs/>
+          <w:lang w:val="vi-VN"/>
+        </w:rPr>
+        <w:br w:type="page"/>
+      </w:r>
+    </w:p>
+    <w:p>
+      <w:pPr>
+        <w:spacing w:line="360" w:lineRule="auto"/>
+        <w:rPr>
+          <w:rFonts w:ascii="Times New Roman" w:hAnsi="Times New Roman" w:cs="Times New Roman"/>
+          <w:b/>
+          <w:bCs/>
+          <w:lang w:val="vi-VN"/>
+        </w:rPr>
+      </w:pPr>
+      <w:r>
+        <w:rPr>
+          <w:rFonts w:ascii="Times New Roman" w:hAnsi="Times New Roman" w:cs="Times New Roman"/>
+          <w:b/>
+          <w:bCs/>
+          <w:lang w:val="vi-VN"/>
+        </w:rPr>
+        <w:lastRenderedPageBreak/>
+        <w:t>Bài 2. Viết đặc tả use case – mô hình hóa bằng Activity</w:t>
+      </w:r>
+    </w:p>
+    <w:p>
+      <w:pPr>
+        <w:spacing w:line="360" w:lineRule="auto"/>
+        <w:rPr>
+          <w:rFonts w:ascii="Times New Roman" w:hAnsi="Times New Roman" w:cs="Times New Roman"/>
+          <w:b/>
+          <w:bCs/>
+          <w:lang w:val="vi-VN"/>
+        </w:rPr>
+      </w:pPr>
+      <w:r>
+        <w:rPr>
+          <w:rFonts w:ascii="Times New Roman" w:hAnsi="Times New Roman" w:cs="Times New Roman"/>
+          <w:b/>
+          <w:bCs/>
+        </w:rPr>
+        <w:t>Use Case 1: Đăng nhập</w:t>
+      </w:r>
+    </w:p>
+    <w:tbl>
+      <w:tblPr>
+        <w:tblStyle w:val="TableGrid"/>
+        <w:tblW w:w="0" w:type="auto"/>
+        <w:tblLook w:val="04A0" w:firstRow="1" w:lastRow="0" w:firstColumn="1" w:lastColumn="0" w:noHBand="0" w:noVBand="1"/>
+      </w:tblPr>
+      <w:tblGrid>
+        <w:gridCol w:w="2105"/>
+        <w:gridCol w:w="7245"/>
+      </w:tblGrid>
+      <w:tr>
+        <w:tc>
+          <w:tcPr>
+            <w:tcW w:w="0" w:type="auto"/>
+            <w:hideMark/>
+          </w:tcPr>
+          <w:p>
+            <w:pPr>
+              <w:spacing w:after="160" w:line="360" w:lineRule="auto"/>
+              <w:rPr>
+                <w:rFonts w:ascii="Times New Roman" w:hAnsi="Times New Roman" w:cs="Times New Roman"/>
+                <w:b/>
+                <w:bCs/>
+              </w:rPr>
+            </w:pPr>
+            <w:r>
+              <w:rPr>
+                <w:rFonts w:ascii="Times New Roman" w:hAnsi="Times New Roman" w:cs="Times New Roman"/>
+                <w:b/>
+                <w:bCs/>
+              </w:rPr>
+              <w:t>Mục</w:t>
+            </w:r>
+          </w:p>
+        </w:tc>
+        <w:tc>
+          <w:tcPr>
+            <w:tcW w:w="0" w:type="auto"/>
+            <w:hideMark/>
+          </w:tcPr>
+          <w:p>
+            <w:pPr>
+              <w:spacing w:after="160" w:line="360" w:lineRule="auto"/>
+              <w:rPr>
+                <w:rFonts w:ascii="Times New Roman" w:hAnsi="Times New Roman" w:cs="Times New Roman"/>
+                <w:b/>
+                <w:bCs/>
+              </w:rPr>
+            </w:pPr>
+            <w:r>
+              <w:rPr>
+                <w:rFonts w:ascii="Times New Roman" w:hAnsi="Times New Roman" w:cs="Times New Roman"/>
+                <w:b/>
+                <w:bCs/>
+              </w:rPr>
+              <w:t>Nội dung</w:t>
+            </w:r>
+          </w:p>
+        </w:tc>
+      </w:tr>
+      <w:tr>
+        <w:tc>
+          <w:tcPr>
+            <w:tcW w:w="0" w:type="auto"/>
+            <w:hideMark/>
+          </w:tcPr>
+          <w:p>
+            <w:pPr>
+              <w:spacing w:after="160" w:line="360" w:lineRule="auto"/>
+              <w:rPr>
+                <w:rFonts w:ascii="Times New Roman" w:hAnsi="Times New Roman" w:cs="Times New Roman"/>
+                <w:b/>
+                <w:bCs/>
+              </w:rPr>
+            </w:pPr>
+            <w:r>
+              <w:rPr>
+                <w:rFonts w:ascii="Times New Roman" w:hAnsi="Times New Roman" w:cs="Times New Roman"/>
+                <w:b/>
+                <w:bCs/>
+              </w:rPr>
+              <w:t>UCID</w:t>
+            </w:r>
+          </w:p>
+        </w:tc>
+        <w:tc>
+          <w:tcPr>
+            <w:tcW w:w="0" w:type="auto"/>
+            <w:hideMark/>
+          </w:tcPr>
+          <w:p>
+            <w:pPr>
+              <w:spacing w:after="160" w:line="360" w:lineRule="auto"/>
+              <w:rPr>
+                <w:rFonts w:ascii="Times New Roman" w:hAnsi="Times New Roman" w:cs="Times New Roman"/>
+              </w:rPr>
+            </w:pPr>
+            <w:r>
+              <w:rPr>
+                <w:rFonts w:ascii="Times New Roman" w:hAnsi="Times New Roman" w:cs="Times New Roman"/>
+              </w:rPr>
+              <w:t>UC1</w:t>
+            </w:r>
+          </w:p>
+        </w:tc>
+      </w:tr>
+      <w:tr>
+        <w:tc>
+          <w:tcPr>
+            <w:tcW w:w="0" w:type="auto"/>
+            <w:hideMark/>
+          </w:tcPr>
+          <w:p>
+            <w:pPr>
+              <w:spacing w:after="160" w:line="360" w:lineRule="auto"/>
+              <w:rPr>
+                <w:rFonts w:ascii="Times New Roman" w:hAnsi="Times New Roman" w:cs="Times New Roman"/>
+                <w:b/>
+                <w:bCs/>
+              </w:rPr>
+            </w:pPr>
+            <w:r>
+              <w:rPr>
+                <w:rFonts w:ascii="Times New Roman" w:hAnsi="Times New Roman" w:cs="Times New Roman"/>
+                <w:b/>
+                <w:bCs/>
+              </w:rPr>
+              <w:t>Name</w:t>
+            </w:r>
+          </w:p>
+        </w:tc>
+        <w:tc>
+          <w:tcPr>
+            <w:tcW w:w="0" w:type="auto"/>
+            <w:hideMark/>
+          </w:tcPr>
+          <w:p>
+            <w:pPr>
+              <w:spacing w:after="160" w:line="360" w:lineRule="auto"/>
+              <w:rPr>
+                <w:rFonts w:ascii="Times New Roman" w:hAnsi="Times New Roman" w:cs="Times New Roman"/>
+              </w:rPr>
+            </w:pPr>
+            <w:r>
+              <w:rPr>
+                <w:rFonts w:ascii="Times New Roman" w:hAnsi="Times New Roman" w:cs="Times New Roman"/>
+              </w:rPr>
+              <w:t>Đăng nhập</w:t>
+            </w:r>
+          </w:p>
+        </w:tc>
+      </w:tr>
+      <w:tr>
+        <w:tc>
+          <w:tcPr>
+            <w:tcW w:w="0" w:type="auto"/>
+            <w:hideMark/>
+          </w:tcPr>
+          <w:p>
+            <w:pPr>
+              <w:spacing w:after="160" w:line="360" w:lineRule="auto"/>
+              <w:rPr>
+                <w:rFonts w:ascii="Times New Roman" w:hAnsi="Times New Roman" w:cs="Times New Roman"/>
+                <w:b/>
+                <w:bCs/>
+              </w:rPr>
+            </w:pPr>
+            <w:r>
+              <w:rPr>
+                <w:rFonts w:ascii="Times New Roman" w:hAnsi="Times New Roman" w:cs="Times New Roman"/>
+                <w:b/>
+                <w:bCs/>
+              </w:rPr>
+              <w:t>Summary</w:t>
+            </w:r>
+          </w:p>
+        </w:tc>
+        <w:tc>
+          <w:tcPr>
+            <w:tcW w:w="0" w:type="auto"/>
+            <w:hideMark/>
+          </w:tcPr>
+          <w:p>
+            <w:pPr>
+              <w:spacing w:after="160" w:line="360" w:lineRule="auto"/>
+              <w:rPr>
+                <w:rFonts w:ascii="Times New Roman" w:hAnsi="Times New Roman" w:cs="Times New Roman"/>
+              </w:rPr>
+            </w:pPr>
+            <w:r>
+              <w:rPr>
+                <w:rFonts w:ascii="Times New Roman" w:hAnsi="Times New Roman" w:cs="Times New Roman"/>
+              </w:rPr>
+              <w:t>Sinh viên/giảng viên nhập thông tin tài khoản để truy cập hệ thống đăng ký học phần.</w:t>
+            </w:r>
+          </w:p>
+        </w:tc>
+      </w:tr>
+      <w:tr>
+        <w:tc>
+          <w:tcPr>
+            <w:tcW w:w="0" w:type="auto"/>
+            <w:hideMark/>
+          </w:tcPr>
+          <w:p>
+            <w:pPr>
+              <w:spacing w:after="160" w:line="360" w:lineRule="auto"/>
+              <w:rPr>
+                <w:rFonts w:ascii="Times New Roman" w:hAnsi="Times New Roman" w:cs="Times New Roman"/>
+                <w:b/>
+                <w:bCs/>
+              </w:rPr>
+            </w:pPr>
+            <w:r>
+              <w:rPr>
+                <w:rFonts w:ascii="Times New Roman" w:hAnsi="Times New Roman" w:cs="Times New Roman"/>
+                <w:b/>
+                <w:bCs/>
+              </w:rPr>
+              <w:t>Preconditions</w:t>
+            </w:r>
+          </w:p>
+        </w:tc>
+        <w:tc>
+          <w:tcPr>
+            <w:tcW w:w="0" w:type="auto"/>
+            <w:hideMark/>
+          </w:tcPr>
+          <w:p>
+            <w:pPr>
+              <w:spacing w:after="160" w:line="360" w:lineRule="auto"/>
+              <w:rPr>
+                <w:rFonts w:ascii="Times New Roman" w:hAnsi="Times New Roman" w:cs="Times New Roman"/>
+              </w:rPr>
+            </w:pPr>
+            <w:r>
+              <w:rPr>
+                <w:rFonts w:ascii="Times New Roman" w:hAnsi="Times New Roman" w:cs="Times New Roman"/>
+              </w:rPr>
+              <w:t>Người dùng đã có tài khoản hợp lệ trong hệ thống.</w:t>
+            </w:r>
+          </w:p>
+        </w:tc>
+      </w:tr>
+      <w:tr>
+        <w:tc>
+          <w:tcPr>
+            <w:tcW w:w="0" w:type="auto"/>
+            <w:hideMark/>
+          </w:tcPr>
+          <w:p>
+            <w:pPr>
+              <w:spacing w:after="160" w:line="360" w:lineRule="auto"/>
+              <w:rPr>
+                <w:rFonts w:ascii="Times New Roman" w:hAnsi="Times New Roman" w:cs="Times New Roman"/>
+                <w:b/>
+                <w:bCs/>
+              </w:rPr>
+            </w:pPr>
+            <w:r>
+              <w:rPr>
+                <w:rFonts w:ascii="Times New Roman" w:hAnsi="Times New Roman" w:cs="Times New Roman"/>
+                <w:b/>
+                <w:bCs/>
+              </w:rPr>
+              <w:t>Postconditions</w:t>
+            </w:r>
+          </w:p>
+        </w:tc>
+        <w:tc>
+          <w:tcPr>
+            <w:tcW w:w="0" w:type="auto"/>
+            <w:hideMark/>
+          </w:tcPr>
+          <w:p>
+            <w:pPr>
+              <w:spacing w:after="160" w:line="360" w:lineRule="auto"/>
+              <w:rPr>
+                <w:rFonts w:ascii="Times New Roman" w:hAnsi="Times New Roman" w:cs="Times New Roman"/>
+              </w:rPr>
+            </w:pPr>
+            <w:r>
+              <w:rPr>
+                <w:rFonts w:ascii="Times New Roman" w:hAnsi="Times New Roman" w:cs="Times New Roman"/>
+              </w:rPr>
+              <w:t>Người dùng đăng nhập thành công và vào màn hình chính.</w:t>
+            </w:r>
+          </w:p>
+        </w:tc>
+      </w:tr>
+      <w:tr>
+        <w:tc>
+          <w:tcPr>
+            <w:tcW w:w="0" w:type="auto"/>
+            <w:hideMark/>
+          </w:tcPr>
+          <w:p>
+            <w:pPr>
+              <w:spacing w:after="160" w:line="360" w:lineRule="auto"/>
+              <w:rPr>
+                <w:rFonts w:ascii="Times New Roman" w:hAnsi="Times New Roman" w:cs="Times New Roman"/>
+                <w:b/>
+                <w:bCs/>
+              </w:rPr>
+            </w:pPr>
+            <w:r>
+              <w:rPr>
+                <w:rFonts w:ascii="Times New Roman" w:hAnsi="Times New Roman" w:cs="Times New Roman"/>
+                <w:b/>
+                <w:bCs/>
+              </w:rPr>
+              <w:t>Primary Actor(s)</w:t>
+            </w:r>
+          </w:p>
+        </w:tc>
+        <w:tc>
+          <w:tcPr>
+            <w:tcW w:w="0" w:type="auto"/>
+            <w:hideMark/>
+          </w:tcPr>
+          <w:p>
+            <w:pPr>
+              <w:spacing w:after="160" w:line="360" w:lineRule="auto"/>
+              <w:rPr>
+                <w:rFonts w:ascii="Times New Roman" w:hAnsi="Times New Roman" w:cs="Times New Roman"/>
+              </w:rPr>
+            </w:pPr>
+            <w:r>
+              <w:rPr>
+                <w:rFonts w:ascii="Times New Roman" w:hAnsi="Times New Roman" w:cs="Times New Roman"/>
+              </w:rPr>
+              <w:t>Sinh viên, Giảng viên</w:t>
+            </w:r>
+          </w:p>
+        </w:tc>
+      </w:tr>
+      <w:tr>
+        <w:tc>
+          <w:tcPr>
+            <w:tcW w:w="0" w:type="auto"/>
+            <w:hideMark/>
+          </w:tcPr>
+          <w:p>
+            <w:pPr>
+              <w:spacing w:after="160" w:line="360" w:lineRule="auto"/>
+              <w:rPr>
+                <w:rFonts w:ascii="Times New Roman" w:hAnsi="Times New Roman" w:cs="Times New Roman"/>
+                <w:b/>
+                <w:bCs/>
+              </w:rPr>
+            </w:pPr>
+            <w:r>
+              <w:rPr>
+                <w:rFonts w:ascii="Times New Roman" w:hAnsi="Times New Roman" w:cs="Times New Roman"/>
+                <w:b/>
+                <w:bCs/>
+              </w:rPr>
+              <w:t>Secondary Actor(s)</w:t>
+            </w:r>
+          </w:p>
+        </w:tc>
+        <w:tc>
+          <w:tcPr>
+            <w:tcW w:w="0" w:type="auto"/>
+            <w:hideMark/>
+          </w:tcPr>
+          <w:p>
+            <w:pPr>
+              <w:spacing w:after="160" w:line="360" w:lineRule="auto"/>
+              <w:rPr>
+                <w:rFonts w:ascii="Times New Roman" w:hAnsi="Times New Roman" w:cs="Times New Roman"/>
+              </w:rPr>
+            </w:pPr>
+            <w:r>
+              <w:rPr>
+                <w:rFonts w:ascii="Times New Roman" w:hAnsi="Times New Roman" w:cs="Times New Roman"/>
+              </w:rPr>
+              <w:t>Hệ thống xác thực</w:t>
+            </w:r>
+          </w:p>
+        </w:tc>
+      </w:tr>
+      <w:tr>
+        <w:tc>
+          <w:tcPr>
+            <w:tcW w:w="0" w:type="auto"/>
+            <w:hideMark/>
+          </w:tcPr>
+          <w:p>
+            <w:pPr>
+              <w:spacing w:after="160" w:line="360" w:lineRule="auto"/>
+              <w:rPr>
+                <w:rFonts w:ascii="Times New Roman" w:hAnsi="Times New Roman" w:cs="Times New Roman"/>
+                <w:b/>
+                <w:bCs/>
+              </w:rPr>
+            </w:pPr>
+            <w:r>
+              <w:rPr>
+                <w:rFonts w:ascii="Times New Roman" w:hAnsi="Times New Roman" w:cs="Times New Roman"/>
+                <w:b/>
+                <w:bCs/>
+              </w:rPr>
+              <w:t>Trigger</w:t>
+            </w:r>
+          </w:p>
+        </w:tc>
+        <w:tc>
+          <w:tcPr>
+            <w:tcW w:w="0" w:type="auto"/>
+            <w:hideMark/>
+          </w:tcPr>
+          <w:p>
+            <w:pPr>
+              <w:spacing w:after="160" w:line="360" w:lineRule="auto"/>
+              <w:rPr>
+                <w:rFonts w:ascii="Times New Roman" w:hAnsi="Times New Roman" w:cs="Times New Roman"/>
+              </w:rPr>
+            </w:pPr>
+            <w:r>
+              <w:rPr>
+                <w:rFonts w:ascii="Times New Roman" w:hAnsi="Times New Roman" w:cs="Times New Roman"/>
+              </w:rPr>
+              <w:t>Người dùng chọn chức năng “Đăng nhập” trên giao diện.</w:t>
+            </w:r>
+          </w:p>
+        </w:tc>
+      </w:tr>
+      <w:tr>
+        <w:tc>
+          <w:tcPr>
+            <w:tcW w:w="0" w:type="auto"/>
+            <w:hideMark/>
+          </w:tcPr>
+          <w:p>
+            <w:pPr>
+              <w:spacing w:after="160" w:line="360" w:lineRule="auto"/>
+              <w:rPr>
+                <w:rFonts w:ascii="Times New Roman" w:hAnsi="Times New Roman" w:cs="Times New Roman"/>
+                <w:b/>
+                <w:bCs/>
+              </w:rPr>
+            </w:pPr>
+            <w:r>
+              <w:rPr>
+                <w:rFonts w:ascii="Times New Roman" w:hAnsi="Times New Roman" w:cs="Times New Roman"/>
+                <w:b/>
+                <w:bCs/>
+              </w:rPr>
+              <w:t>Main Scenario</w:t>
+            </w:r>
+          </w:p>
+        </w:tc>
+        <w:tc>
+          <w:tcPr>
+            <w:tcW w:w="0" w:type="auto"/>
+            <w:hideMark/>
+          </w:tcPr>
+          <w:p>
+            <w:pPr>
+              <w:spacing w:line="360" w:lineRule="auto"/>
+              <w:rPr>
+                <w:rFonts w:ascii="Times New Roman" w:hAnsi="Times New Roman" w:cs="Times New Roman"/>
+                <w:lang w:val="vi-VN"/>
+              </w:rPr>
+            </w:pPr>
+            <w:r>
+              <w:rPr>
+                <w:rFonts w:ascii="Times New Roman" w:hAnsi="Times New Roman" w:cs="Times New Roman"/>
+              </w:rPr>
+              <w:t>Người dùng nhập tên đăng nhập và mật khẩu.</w:t>
+            </w:r>
+          </w:p>
+          <w:p>
+            <w:pPr>
+              <w:spacing w:line="360" w:lineRule="auto"/>
+              <w:rPr>
+                <w:rFonts w:ascii="Times New Roman" w:hAnsi="Times New Roman" w:cs="Times New Roman"/>
+              </w:rPr>
+            </w:pPr>
+            <w:r>
+              <w:rPr>
+                <w:rFonts w:ascii="Times New Roman" w:hAnsi="Times New Roman" w:cs="Times New Roman"/>
+              </w:rPr>
+              <w:t>Hệ thống kiểm tra thông tin.</w:t>
+            </w:r>
+          </w:p>
+          <w:p>
+            <w:pPr>
+              <w:spacing w:line="360" w:lineRule="auto"/>
+              <w:rPr>
+                <w:rFonts w:ascii="Times New Roman" w:hAnsi="Times New Roman" w:cs="Times New Roman"/>
+              </w:rPr>
+            </w:pPr>
+            <w:r>
+              <w:rPr>
+                <w:rFonts w:ascii="Times New Roman" w:hAnsi="Times New Roman" w:cs="Times New Roman"/>
+              </w:rPr>
+              <w:t xml:space="preserve">Nếu hợp lệ </w:t>
+            </w:r>
+            <w:r>
+              <w:rPr>
+                <w:rFonts w:ascii="Times New Roman" w:hAnsi="Times New Roman" w:cs="Times New Roman"/>
+              </w:rPr>
+              <w:t>thì</w:t>
+            </w:r>
+            <w:r>
+              <w:rPr>
+                <w:rFonts w:ascii="Times New Roman" w:hAnsi="Times New Roman" w:cs="Times New Roman"/>
+              </w:rPr>
+              <w:t xml:space="preserve"> hệ thống cho truy cập.</w:t>
+            </w:r>
+          </w:p>
+          <w:p>
+            <w:pPr>
+              <w:spacing w:line="360" w:lineRule="auto"/>
+              <w:rPr>
+                <w:rFonts w:ascii="Times New Roman" w:hAnsi="Times New Roman" w:cs="Times New Roman"/>
+              </w:rPr>
+            </w:pPr>
+            <w:r>
+              <w:rPr>
+                <w:rFonts w:ascii="Times New Roman" w:hAnsi="Times New Roman" w:cs="Times New Roman"/>
+              </w:rPr>
+              <w:t xml:space="preserve">Nếu sai </w:t>
+            </w:r>
+            <w:r>
+              <w:rPr>
+                <w:rFonts w:ascii="Times New Roman" w:hAnsi="Times New Roman" w:cs="Times New Roman"/>
+              </w:rPr>
+              <w:t>thì</w:t>
+            </w:r>
+            <w:r>
+              <w:rPr>
+                <w:rFonts w:ascii="Times New Roman" w:hAnsi="Times New Roman" w:cs="Times New Roman"/>
+              </w:rPr>
+              <w:t xml:space="preserve"> hiển thị thông báo lỗi.</w:t>
+            </w:r>
+          </w:p>
+        </w:tc>
+      </w:tr>
+      <w:tr>
+        <w:tc>
+          <w:tcPr>
+            <w:tcW w:w="0" w:type="auto"/>
+            <w:hideMark/>
+          </w:tcPr>
+          <w:p>
+            <w:pPr>
+              <w:spacing w:after="160" w:line="360" w:lineRule="auto"/>
+              <w:rPr>
+                <w:rFonts w:ascii="Times New Roman" w:hAnsi="Times New Roman" w:cs="Times New Roman"/>
+                <w:b/>
+                <w:bCs/>
+              </w:rPr>
+            </w:pPr>
+            <w:r>
+              <w:rPr>
+                <w:rFonts w:ascii="Times New Roman" w:hAnsi="Times New Roman" w:cs="Times New Roman"/>
+                <w:b/>
+                <w:bCs/>
+              </w:rPr>
+              <w:t>Extensions</w:t>
+            </w:r>
+          </w:p>
+        </w:tc>
+        <w:tc>
+          <w:tcPr>
+            <w:tcW w:w="0" w:type="auto"/>
+            <w:hideMark/>
+          </w:tcPr>
+          <w:p>
+            <w:pPr>
+              <w:spacing w:line="360" w:lineRule="auto"/>
+              <w:rPr>
+                <w:rFonts w:ascii="Times New Roman" w:hAnsi="Times New Roman" w:cs="Times New Roman"/>
+                <w:lang w:val="vi-VN"/>
+              </w:rPr>
+            </w:pPr>
+            <w:r>
+              <w:rPr>
+                <w:rFonts w:ascii="Times New Roman" w:hAnsi="Times New Roman" w:cs="Times New Roman"/>
+              </w:rPr>
+              <w:t xml:space="preserve">Sai mật khẩu </w:t>
+            </w:r>
+            <w:r>
+              <w:rPr>
+                <w:rFonts w:ascii="Times New Roman" w:hAnsi="Times New Roman" w:cs="Times New Roman"/>
+              </w:rPr>
+              <w:t>thì</w:t>
+            </w:r>
+            <w:r>
+              <w:rPr>
+                <w:rFonts w:ascii="Times New Roman" w:hAnsi="Times New Roman" w:cs="Times New Roman"/>
+              </w:rPr>
+              <w:t xml:space="preserve"> cho phép nhập lại.</w:t>
+            </w:r>
+          </w:p>
+          <w:p>
+            <w:pPr>
+              <w:spacing w:after="160" w:line="360" w:lineRule="auto"/>
+              <w:rPr>
+                <w:rFonts w:ascii="Times New Roman" w:hAnsi="Times New Roman" w:cs="Times New Roman"/>
+              </w:rPr>
+            </w:pPr>
+            <w:r>
+              <w:rPr>
+                <w:rFonts w:ascii="Times New Roman" w:hAnsi="Times New Roman" w:cs="Times New Roman"/>
+              </w:rPr>
+              <w:t xml:space="preserve">Quên mật khẩu </w:t>
+            </w:r>
+            <w:r>
+              <w:rPr>
+                <w:rFonts w:ascii="Times New Roman" w:hAnsi="Times New Roman" w:cs="Times New Roman"/>
+              </w:rPr>
+              <w:t>thì</w:t>
+            </w:r>
+            <w:r>
+              <w:rPr>
+                <w:rFonts w:ascii="Times New Roman" w:hAnsi="Times New Roman" w:cs="Times New Roman"/>
+              </w:rPr>
+              <w:t xml:space="preserve"> liên kết khôi phục mật khẩu.</w:t>
+            </w:r>
+          </w:p>
+        </w:tc>
+      </w:tr>
+      <w:tr>
+        <w:tc>
+          <w:tcPr>
+            <w:tcW w:w="0" w:type="auto"/>
+            <w:hideMark/>
+          </w:tcPr>
+          <w:p>
+            <w:pPr>
+              <w:spacing w:after="160" w:line="360" w:lineRule="auto"/>
+              <w:rPr>
+                <w:rFonts w:ascii="Times New Roman" w:hAnsi="Times New Roman" w:cs="Times New Roman"/>
+                <w:b/>
+                <w:bCs/>
+              </w:rPr>
+            </w:pPr>
+            <w:r>
+              <w:rPr>
+                <w:rFonts w:ascii="Times New Roman" w:hAnsi="Times New Roman" w:cs="Times New Roman"/>
+                <w:b/>
+                <w:bCs/>
+              </w:rPr>
+              <w:t>Open Issues</w:t>
+            </w:r>
+          </w:p>
+        </w:tc>
+        <w:tc>
+          <w:tcPr>
+            <w:tcW w:w="0" w:type="auto"/>
+            <w:hideMark/>
+          </w:tcPr>
+          <w:p>
+            <w:pPr>
+              <w:spacing w:after="160" w:line="360" w:lineRule="auto"/>
+              <w:rPr>
+                <w:rFonts w:ascii="Times New Roman" w:hAnsi="Times New Roman" w:cs="Times New Roman"/>
+              </w:rPr>
+            </w:pPr>
+            <w:r>
+              <w:rPr>
+                <w:rFonts w:ascii="Times New Roman" w:hAnsi="Times New Roman" w:cs="Times New Roman"/>
+              </w:rPr>
+              <w:t>Bảo mật xác thực đa yếu tố có cần thiết không?</w:t>
+            </w:r>
+          </w:p>
+        </w:tc>
+      </w:tr>
+    </w:tbl>
+    <w:p>
+      <w:pPr>
+        <w:spacing w:line="360" w:lineRule="auto"/>
+        <w:rPr>
+          <w:rFonts w:ascii="Times New Roman" w:hAnsi="Times New Roman" w:cs="Times New Roman"/>
+          <w:b/>
+          <w:bCs/>
+          <w:lang w:val="vi-VN"/>
+        </w:rPr>
+      </w:pPr>
+    </w:p>
+    <w:p>
+      <w:pPr>
+        <w:spacing w:line="360" w:lineRule="auto"/>
+        <w:rPr>
+          <w:rFonts w:ascii="Times New Roman" w:hAnsi="Times New Roman" w:cs="Times New Roman"/>
+          <w:b/>
+          <w:bCs/>
+          <w:lang w:val="vi-VN"/>
+        </w:rPr>
+      </w:pPr>
+      <w:r>
+        <w:rPr>
+          <w:rFonts w:ascii="Times New Roman" w:hAnsi="Times New Roman" w:cs="Times New Roman"/>
+          <w:b/>
+          <w:bCs/>
+          <w:lang w:val="vi-VN"/>
+        </w:rPr>
+        <w:br w:type="page"/>
+      </w:r>
+    </w:p>
+    <w:p>
+      <w:pPr>
+        <w:spacing w:line="360" w:lineRule="auto"/>
+        <w:rPr>
+          <w:rFonts w:ascii="Times New Roman" w:hAnsi="Times New Roman" w:cs="Times New Roman"/>
+          <w:b/>
+          <w:bCs/>
+          <w:lang w:val="vi-VN"/>
+        </w:rPr>
+      </w:pPr>
+      <w:r>
+        <w:rPr>
+          <w:rFonts w:ascii="Times New Roman" w:hAnsi="Times New Roman" w:cs="Times New Roman"/>
+          <w:b/>
+          <w:bCs/>
+        </w:rPr>
+        <w:lastRenderedPageBreak/>
+        <w:t>Use Case 2: Tạo tài khoản</w:t>
+      </w:r>
+    </w:p>
+    <w:tbl>
+      <w:tblPr>
+        <w:tblStyle w:val="TableGrid"/>
+        <w:tblW w:w="0" w:type="auto"/>
+        <w:tblLook w:val="04A0" w:firstRow="1" w:lastRow="0" w:firstColumn="1" w:lastColumn="0" w:noHBand="0" w:noVBand="1"/>
+      </w:tblPr>
+      <w:tblGrid>
+        <w:gridCol w:w="2157"/>
+        <w:gridCol w:w="7193"/>
+      </w:tblGrid>
+      <w:tr>
+        <w:tc>
+          <w:tcPr>
+            <w:tcW w:w="0" w:type="auto"/>
+            <w:hideMark/>
+          </w:tcPr>
+          <w:p>
+            <w:pPr>
+              <w:spacing w:after="160" w:line="360" w:lineRule="auto"/>
+              <w:rPr>
+                <w:rFonts w:ascii="Times New Roman" w:hAnsi="Times New Roman" w:cs="Times New Roman"/>
+                <w:b/>
+                <w:bCs/>
+              </w:rPr>
+            </w:pPr>
+            <w:r>
+              <w:rPr>
+                <w:rFonts w:ascii="Times New Roman" w:hAnsi="Times New Roman" w:cs="Times New Roman"/>
+                <w:b/>
+                <w:bCs/>
+              </w:rPr>
+              <w:t>Mục</w:t>
+            </w:r>
+          </w:p>
+        </w:tc>
+        <w:tc>
+          <w:tcPr>
+            <w:tcW w:w="0" w:type="auto"/>
+            <w:hideMark/>
+          </w:tcPr>
+          <w:p>
+            <w:pPr>
+              <w:spacing w:after="160" w:line="360" w:lineRule="auto"/>
+              <w:rPr>
+                <w:rFonts w:ascii="Times New Roman" w:hAnsi="Times New Roman" w:cs="Times New Roman"/>
+                <w:b/>
+                <w:bCs/>
+              </w:rPr>
+            </w:pPr>
+            <w:r>
+              <w:rPr>
+                <w:rFonts w:ascii="Times New Roman" w:hAnsi="Times New Roman" w:cs="Times New Roman"/>
+                <w:b/>
+                <w:bCs/>
+              </w:rPr>
+              <w:t>Nội dung</w:t>
+            </w:r>
+          </w:p>
+        </w:tc>
+      </w:tr>
+      <w:tr>
+        <w:tc>
+          <w:tcPr>
+            <w:tcW w:w="0" w:type="auto"/>
+            <w:hideMark/>
+          </w:tcPr>
+          <w:p>
+            <w:pPr>
+              <w:spacing w:after="160" w:line="360" w:lineRule="auto"/>
+              <w:rPr>
+                <w:rFonts w:ascii="Times New Roman" w:hAnsi="Times New Roman" w:cs="Times New Roman"/>
+                <w:b/>
+                <w:bCs/>
+              </w:rPr>
+            </w:pPr>
+            <w:r>
+              <w:rPr>
+                <w:rFonts w:ascii="Times New Roman" w:hAnsi="Times New Roman" w:cs="Times New Roman"/>
+                <w:b/>
+                <w:bCs/>
+              </w:rPr>
+              <w:t>UCID</w:t>
+            </w:r>
+          </w:p>
+        </w:tc>
+        <w:tc>
+          <w:tcPr>
+            <w:tcW w:w="0" w:type="auto"/>
+            <w:hideMark/>
+          </w:tcPr>
+          <w:p>
+            <w:pPr>
+              <w:spacing w:after="160" w:line="360" w:lineRule="auto"/>
+              <w:rPr>
+                <w:rFonts w:ascii="Times New Roman" w:hAnsi="Times New Roman" w:cs="Times New Roman"/>
+              </w:rPr>
+            </w:pPr>
+            <w:r>
+              <w:rPr>
+                <w:rFonts w:ascii="Times New Roman" w:hAnsi="Times New Roman" w:cs="Times New Roman"/>
+              </w:rPr>
+              <w:t>UC2</w:t>
+            </w:r>
+          </w:p>
+        </w:tc>
+      </w:tr>
+      <w:tr>
+        <w:tc>
+          <w:tcPr>
+            <w:tcW w:w="0" w:type="auto"/>
+            <w:hideMark/>
+          </w:tcPr>
+          <w:p>
+            <w:pPr>
+              <w:spacing w:after="160" w:line="360" w:lineRule="auto"/>
+              <w:rPr>
+                <w:rFonts w:ascii="Times New Roman" w:hAnsi="Times New Roman" w:cs="Times New Roman"/>
+                <w:b/>
+                <w:bCs/>
+              </w:rPr>
+            </w:pPr>
+            <w:r>
+              <w:rPr>
+                <w:rFonts w:ascii="Times New Roman" w:hAnsi="Times New Roman" w:cs="Times New Roman"/>
+                <w:b/>
+                <w:bCs/>
+              </w:rPr>
+              <w:t>Name</w:t>
+            </w:r>
+          </w:p>
+        </w:tc>
+        <w:tc>
+          <w:tcPr>
+            <w:tcW w:w="0" w:type="auto"/>
+            <w:hideMark/>
+          </w:tcPr>
+          <w:p>
+            <w:pPr>
+              <w:spacing w:after="160" w:line="360" w:lineRule="auto"/>
+              <w:rPr>
+                <w:rFonts w:ascii="Times New Roman" w:hAnsi="Times New Roman" w:cs="Times New Roman"/>
+              </w:rPr>
+            </w:pPr>
+            <w:r>
+              <w:rPr>
+                <w:rFonts w:ascii="Times New Roman" w:hAnsi="Times New Roman" w:cs="Times New Roman"/>
+              </w:rPr>
+              <w:t>Tạo tài khoản</w:t>
+            </w:r>
+          </w:p>
+        </w:tc>
+      </w:tr>
+      <w:tr>
+        <w:tc>
+          <w:tcPr>
+            <w:tcW w:w="0" w:type="auto"/>
+            <w:hideMark/>
+          </w:tcPr>
+          <w:p>
+            <w:pPr>
+              <w:spacing w:after="160" w:line="360" w:lineRule="auto"/>
+              <w:rPr>
+                <w:rFonts w:ascii="Times New Roman" w:hAnsi="Times New Roman" w:cs="Times New Roman"/>
+                <w:b/>
+                <w:bCs/>
+              </w:rPr>
+            </w:pPr>
+            <w:r>
+              <w:rPr>
+                <w:rFonts w:ascii="Times New Roman" w:hAnsi="Times New Roman" w:cs="Times New Roman"/>
+                <w:b/>
+                <w:bCs/>
+              </w:rPr>
+              <w:t>Summary</w:t>
+            </w:r>
+          </w:p>
+        </w:tc>
+        <w:tc>
+          <w:tcPr>
+            <w:tcW w:w="0" w:type="auto"/>
+            <w:hideMark/>
+          </w:tcPr>
+          <w:p>
+            <w:pPr>
+              <w:spacing w:after="160" w:line="360" w:lineRule="auto"/>
+              <w:rPr>
+                <w:rFonts w:ascii="Times New Roman" w:hAnsi="Times New Roman" w:cs="Times New Roman"/>
+              </w:rPr>
+            </w:pPr>
+            <w:r>
+              <w:rPr>
+                <w:rFonts w:ascii="Times New Roman" w:hAnsi="Times New Roman" w:cs="Times New Roman"/>
+              </w:rPr>
+              <w:t>Sinh viên/giảng viên đăng ký tài khoản mới để sử dụng hệ thống.</w:t>
+            </w:r>
+          </w:p>
+        </w:tc>
+      </w:tr>
+      <w:tr>
+        <w:tc>
+          <w:tcPr>
+            <w:tcW w:w="0" w:type="auto"/>
+            <w:hideMark/>
+          </w:tcPr>
+          <w:p>
+            <w:pPr>
+              <w:spacing w:after="160" w:line="360" w:lineRule="auto"/>
+              <w:rPr>
+                <w:rFonts w:ascii="Times New Roman" w:hAnsi="Times New Roman" w:cs="Times New Roman"/>
+                <w:b/>
+                <w:bCs/>
+              </w:rPr>
+            </w:pPr>
+            <w:r>
+              <w:rPr>
+                <w:rFonts w:ascii="Times New Roman" w:hAnsi="Times New Roman" w:cs="Times New Roman"/>
+                <w:b/>
+                <w:bCs/>
+              </w:rPr>
+              <w:t>Preconditions</w:t>
+            </w:r>
+          </w:p>
+        </w:tc>
+        <w:tc>
+          <w:tcPr>
+            <w:tcW w:w="0" w:type="auto"/>
+            <w:hideMark/>
+          </w:tcPr>
+          <w:p>
+            <w:pPr>
+              <w:spacing w:after="160" w:line="360" w:lineRule="auto"/>
+              <w:rPr>
+                <w:rFonts w:ascii="Times New Roman" w:hAnsi="Times New Roman" w:cs="Times New Roman"/>
+              </w:rPr>
+            </w:pPr>
+            <w:r>
+              <w:rPr>
+                <w:rFonts w:ascii="Times New Roman" w:hAnsi="Times New Roman" w:cs="Times New Roman"/>
+              </w:rPr>
+              <w:t>Người dùng chưa có tài khoản trong hệ thống.</w:t>
+            </w:r>
+          </w:p>
+        </w:tc>
+      </w:tr>
+      <w:tr>
+        <w:tc>
+          <w:tcPr>
+            <w:tcW w:w="0" w:type="auto"/>
+            <w:hideMark/>
+          </w:tcPr>
+          <w:p>
+            <w:pPr>
+              <w:spacing w:after="160" w:line="360" w:lineRule="auto"/>
+              <w:rPr>
+                <w:rFonts w:ascii="Times New Roman" w:hAnsi="Times New Roman" w:cs="Times New Roman"/>
+                <w:b/>
+                <w:bCs/>
+              </w:rPr>
+            </w:pPr>
+            <w:r>
+              <w:rPr>
+                <w:rFonts w:ascii="Times New Roman" w:hAnsi="Times New Roman" w:cs="Times New Roman"/>
+                <w:b/>
+                <w:bCs/>
+              </w:rPr>
+              <w:t>Postconditions</w:t>
+            </w:r>
+          </w:p>
+        </w:tc>
+        <w:tc>
+          <w:tcPr>
+            <w:tcW w:w="0" w:type="auto"/>
+            <w:hideMark/>
+          </w:tcPr>
+          <w:p>
+            <w:pPr>
+              <w:spacing w:after="160" w:line="360" w:lineRule="auto"/>
+              <w:rPr>
+                <w:rFonts w:ascii="Times New Roman" w:hAnsi="Times New Roman" w:cs="Times New Roman"/>
+              </w:rPr>
+            </w:pPr>
+            <w:r>
+              <w:rPr>
+                <w:rFonts w:ascii="Times New Roman" w:hAnsi="Times New Roman" w:cs="Times New Roman"/>
+              </w:rPr>
+              <w:t>Tài khoản mới được lưu vào hệ thống và có thể sử dụng để đăng nhập.</w:t>
+            </w:r>
+          </w:p>
+        </w:tc>
+      </w:tr>
+      <w:tr>
+        <w:tc>
+          <w:tcPr>
+            <w:tcW w:w="0" w:type="auto"/>
+            <w:hideMark/>
+          </w:tcPr>
+          <w:p>
+            <w:pPr>
+              <w:spacing w:after="160" w:line="360" w:lineRule="auto"/>
+              <w:rPr>
+                <w:rFonts w:ascii="Times New Roman" w:hAnsi="Times New Roman" w:cs="Times New Roman"/>
+                <w:b/>
+                <w:bCs/>
+              </w:rPr>
+            </w:pPr>
+            <w:r>
+              <w:rPr>
+                <w:rFonts w:ascii="Times New Roman" w:hAnsi="Times New Roman" w:cs="Times New Roman"/>
+                <w:b/>
+                <w:bCs/>
+              </w:rPr>
+              <w:t>Primary Actor(s)</w:t>
+            </w:r>
+          </w:p>
+        </w:tc>
+        <w:tc>
+          <w:tcPr>
+            <w:tcW w:w="0" w:type="auto"/>
+            <w:hideMark/>
+          </w:tcPr>
+          <w:p>
+            <w:pPr>
+              <w:spacing w:after="160" w:line="360" w:lineRule="auto"/>
+              <w:rPr>
+                <w:rFonts w:ascii="Times New Roman" w:hAnsi="Times New Roman" w:cs="Times New Roman"/>
+              </w:rPr>
+            </w:pPr>
+            <w:r>
+              <w:rPr>
+                <w:rFonts w:ascii="Times New Roman" w:hAnsi="Times New Roman" w:cs="Times New Roman"/>
+              </w:rPr>
+              <w:t>Sinh viên, Giảng viên</w:t>
+            </w:r>
+          </w:p>
+        </w:tc>
+      </w:tr>
+      <w:tr>
+        <w:tc>
+          <w:tcPr>
+            <w:tcW w:w="0" w:type="auto"/>
+            <w:hideMark/>
+          </w:tcPr>
+          <w:p>
+            <w:pPr>
+              <w:spacing w:line="360" w:lineRule="auto"/>
+              <w:rPr>
+                <w:rFonts w:ascii="Times New Roman" w:hAnsi="Times New Roman" w:cs="Times New Roman"/>
+                <w:b/>
+                <w:bCs/>
+              </w:rPr>
+            </w:pPr>
+            <w:r>
+              <w:rPr>
+                <w:rFonts w:ascii="Times New Roman" w:hAnsi="Times New Roman" w:cs="Times New Roman"/>
+                <w:b/>
+                <w:bCs/>
+              </w:rPr>
+              <w:t>Secondary Actor(s)</w:t>
+            </w:r>
+          </w:p>
+        </w:tc>
+        <w:tc>
+          <w:tcPr>
+            <w:tcW w:w="0" w:type="auto"/>
+            <w:hideMark/>
+          </w:tcPr>
+          <w:p>
+            <w:pPr>
+              <w:spacing w:line="360" w:lineRule="auto"/>
+              <w:rPr>
+                <w:rFonts w:ascii="Times New Roman" w:hAnsi="Times New Roman" w:cs="Times New Roman"/>
+              </w:rPr>
+            </w:pPr>
+            <w:r>
+              <w:rPr>
+                <w:rFonts w:ascii="Times New Roman" w:hAnsi="Times New Roman" w:cs="Times New Roman"/>
+              </w:rPr>
+              <w:t>Quản trị viên (duyệt trong một số trường hợp), Hệ thống lưu CSDL</w:t>
+            </w:r>
+          </w:p>
+        </w:tc>
+      </w:tr>
+      <w:tr>
+        <w:tc>
+          <w:tcPr>
+            <w:tcW w:w="0" w:type="auto"/>
+            <w:hideMark/>
+          </w:tcPr>
+          <w:p>
+            <w:pPr>
+              <w:spacing w:after="160" w:line="360" w:lineRule="auto"/>
+              <w:rPr>
+                <w:rFonts w:ascii="Times New Roman" w:hAnsi="Times New Roman" w:cs="Times New Roman"/>
+                <w:b/>
+                <w:bCs/>
+              </w:rPr>
+            </w:pPr>
+            <w:r>
+              <w:rPr>
+                <w:rFonts w:ascii="Times New Roman" w:hAnsi="Times New Roman" w:cs="Times New Roman"/>
+                <w:b/>
+                <w:bCs/>
+              </w:rPr>
+              <w:t>Trigger</w:t>
+            </w:r>
+          </w:p>
+        </w:tc>
+        <w:tc>
+          <w:tcPr>
+            <w:tcW w:w="0" w:type="auto"/>
+            <w:hideMark/>
+          </w:tcPr>
+          <w:p>
+            <w:pPr>
+              <w:spacing w:after="160" w:line="360" w:lineRule="auto"/>
+              <w:rPr>
+                <w:rFonts w:ascii="Times New Roman" w:hAnsi="Times New Roman" w:cs="Times New Roman"/>
+              </w:rPr>
+            </w:pPr>
+            <w:r>
+              <w:rPr>
+                <w:rFonts w:ascii="Times New Roman" w:hAnsi="Times New Roman" w:cs="Times New Roman"/>
+              </w:rPr>
+              <w:t>Người dùng chọn chức năng “Đăng ký tài khoản”.</w:t>
+            </w:r>
+          </w:p>
+        </w:tc>
+      </w:tr>
+      <w:tr>
+        <w:tc>
+          <w:tcPr>
+            <w:tcW w:w="0" w:type="auto"/>
+            <w:hideMark/>
+          </w:tcPr>
+          <w:p>
+            <w:pPr>
+              <w:spacing w:line="360" w:lineRule="auto"/>
+              <w:rPr>
+                <w:rFonts w:ascii="Times New Roman" w:hAnsi="Times New Roman" w:cs="Times New Roman"/>
+                <w:b/>
+                <w:bCs/>
+              </w:rPr>
+            </w:pPr>
+            <w:r>
+              <w:rPr>
+                <w:rFonts w:ascii="Times New Roman" w:hAnsi="Times New Roman" w:cs="Times New Roman"/>
+                <w:b/>
+                <w:bCs/>
+              </w:rPr>
+              <w:t>Main Scenario</w:t>
+            </w:r>
+          </w:p>
+        </w:tc>
+        <w:tc>
+          <w:tcPr>
+            <w:tcW w:w="0" w:type="auto"/>
+            <w:hideMark/>
+          </w:tcPr>
+          <w:p>
+            <w:pPr>
+              <w:spacing w:line="360" w:lineRule="auto"/>
+              <w:rPr>
+                <w:rFonts w:ascii="Times New Roman" w:hAnsi="Times New Roman" w:cs="Times New Roman"/>
+                <w:lang w:val="vi-VN"/>
+              </w:rPr>
+            </w:pPr>
+            <w:r>
+              <w:rPr>
+                <w:rFonts w:ascii="Times New Roman" w:hAnsi="Times New Roman" w:cs="Times New Roman"/>
+              </w:rPr>
+              <w:t>Người dùng nhập thông tin cá nhân (MSSV/MGV, họ tên, email, mật khẩu)</w:t>
+            </w:r>
+            <w:r>
+              <w:rPr>
+                <w:rFonts w:ascii="Times New Roman" w:hAnsi="Times New Roman" w:cs="Times New Roman"/>
+                <w:lang w:val="vi-VN"/>
+              </w:rPr>
+              <w:t xml:space="preserve">. </w:t>
+            </w:r>
+          </w:p>
+          <w:p>
+            <w:pPr>
+              <w:spacing w:line="360" w:lineRule="auto"/>
+              <w:rPr>
+                <w:rFonts w:ascii="Times New Roman" w:hAnsi="Times New Roman" w:cs="Times New Roman"/>
+                <w:lang w:val="vi-VN"/>
+              </w:rPr>
+            </w:pPr>
+            <w:r>
+              <w:rPr>
+                <w:rFonts w:ascii="Times New Roman" w:hAnsi="Times New Roman" w:cs="Times New Roman"/>
+              </w:rPr>
+              <w:t>Hệ thống kiểm tra tính hợp lệ (MSSV có trong DB).</w:t>
+            </w:r>
+          </w:p>
+          <w:p>
+            <w:pPr>
+              <w:spacing w:line="360" w:lineRule="auto"/>
+              <w:rPr>
+                <w:rFonts w:ascii="Times New Roman" w:hAnsi="Times New Roman" w:cs="Times New Roman"/>
+                <w:lang w:val="vi-VN"/>
+              </w:rPr>
+            </w:pPr>
+            <w:r>
+              <w:rPr>
+                <w:rFonts w:ascii="Times New Roman" w:hAnsi="Times New Roman" w:cs="Times New Roman"/>
+              </w:rPr>
+              <w:t>Hệ thống lưu thông tin tài khoản.</w:t>
+            </w:r>
+          </w:p>
+          <w:p>
+            <w:pPr>
+              <w:spacing w:line="360" w:lineRule="auto"/>
+              <w:rPr>
+                <w:rFonts w:ascii="Times New Roman" w:hAnsi="Times New Roman" w:cs="Times New Roman"/>
+              </w:rPr>
+            </w:pPr>
+            <w:r>
+              <w:rPr>
+                <w:rFonts w:ascii="Times New Roman" w:hAnsi="Times New Roman" w:cs="Times New Roman"/>
+              </w:rPr>
+              <w:t>Xác nhận tạo thành công.</w:t>
+            </w:r>
+          </w:p>
+        </w:tc>
+      </w:tr>
+      <w:tr>
+        <w:tc>
+          <w:tcPr>
+            <w:tcW w:w="0" w:type="auto"/>
+            <w:hideMark/>
+          </w:tcPr>
+          <w:p>
+            <w:pPr>
+              <w:spacing w:after="160" w:line="360" w:lineRule="auto"/>
+              <w:rPr>
+                <w:rFonts w:ascii="Times New Roman" w:hAnsi="Times New Roman" w:cs="Times New Roman"/>
+                <w:b/>
+                <w:bCs/>
+              </w:rPr>
+            </w:pPr>
+            <w:r>
+              <w:rPr>
+                <w:rFonts w:ascii="Times New Roman" w:hAnsi="Times New Roman" w:cs="Times New Roman"/>
+                <w:b/>
+                <w:bCs/>
+              </w:rPr>
+              <w:t>Extensions</w:t>
+            </w:r>
+          </w:p>
+        </w:tc>
+        <w:tc>
+          <w:tcPr>
+            <w:tcW w:w="0" w:type="auto"/>
+            <w:hideMark/>
+          </w:tcPr>
+          <w:p>
+            <w:pPr>
+              <w:spacing w:line="360" w:lineRule="auto"/>
+              <w:rPr>
+                <w:rFonts w:ascii="Times New Roman" w:hAnsi="Times New Roman" w:cs="Times New Roman"/>
+                <w:lang w:val="vi-VN"/>
+              </w:rPr>
+            </w:pPr>
+            <w:r>
+              <w:rPr>
+                <w:rFonts w:ascii="Times New Roman" w:hAnsi="Times New Roman" w:cs="Times New Roman"/>
+              </w:rPr>
+              <w:t xml:space="preserve">MSSV không tồn </w:t>
+            </w:r>
+            <w:r>
+              <w:rPr>
+                <w:rFonts w:ascii="Times New Roman" w:hAnsi="Times New Roman" w:cs="Times New Roman"/>
+              </w:rPr>
+              <w:t>tại</w:t>
+            </w:r>
+            <w:r>
+              <w:rPr>
+                <w:rFonts w:ascii="Times New Roman" w:hAnsi="Times New Roman" w:cs="Times New Roman"/>
+                <w:lang w:val="vi-VN"/>
+              </w:rPr>
+              <w:t xml:space="preserve"> thì</w:t>
+            </w:r>
+            <w:r>
+              <w:rPr>
+                <w:rFonts w:ascii="Times New Roman" w:hAnsi="Times New Roman" w:cs="Times New Roman"/>
+              </w:rPr>
+              <w:t xml:space="preserve"> báo lỗi.</w:t>
+            </w:r>
+          </w:p>
+          <w:p>
+            <w:pPr>
+              <w:spacing w:after="160" w:line="360" w:lineRule="auto"/>
+              <w:rPr>
+                <w:rFonts w:ascii="Times New Roman" w:hAnsi="Times New Roman" w:cs="Times New Roman"/>
+              </w:rPr>
+            </w:pPr>
+            <w:r>
+              <w:rPr>
+                <w:rFonts w:ascii="Times New Roman" w:hAnsi="Times New Roman" w:cs="Times New Roman"/>
+              </w:rPr>
+              <w:t xml:space="preserve">Email đã đăng ký </w:t>
+            </w:r>
+            <w:r>
+              <w:rPr>
+                <w:rFonts w:ascii="Times New Roman" w:hAnsi="Times New Roman" w:cs="Times New Roman"/>
+              </w:rPr>
+              <w:t>thì</w:t>
+            </w:r>
+            <w:r>
+              <w:rPr>
+                <w:rFonts w:ascii="Times New Roman" w:hAnsi="Times New Roman" w:cs="Times New Roman"/>
+                <w:lang w:val="vi-VN"/>
+              </w:rPr>
+              <w:t xml:space="preserve"> </w:t>
+            </w:r>
+            <w:r>
+              <w:rPr>
+                <w:rFonts w:ascii="Times New Roman" w:hAnsi="Times New Roman" w:cs="Times New Roman"/>
+              </w:rPr>
+              <w:t>báo lỗi.</w:t>
+            </w:r>
+          </w:p>
+        </w:tc>
+      </w:tr>
+      <w:tr>
+        <w:tc>
+          <w:tcPr>
+            <w:tcW w:w="0" w:type="auto"/>
+            <w:hideMark/>
+          </w:tcPr>
+          <w:p>
+            <w:pPr>
+              <w:spacing w:after="160" w:line="360" w:lineRule="auto"/>
+              <w:rPr>
+                <w:rFonts w:ascii="Times New Roman" w:hAnsi="Times New Roman" w:cs="Times New Roman"/>
+                <w:b/>
+                <w:bCs/>
+              </w:rPr>
+            </w:pPr>
+            <w:r>
+              <w:rPr>
+                <w:rFonts w:ascii="Times New Roman" w:hAnsi="Times New Roman" w:cs="Times New Roman"/>
+                <w:b/>
+                <w:bCs/>
+              </w:rPr>
+              <w:t>Open Issues</w:t>
+            </w:r>
+          </w:p>
+        </w:tc>
+        <w:tc>
+          <w:tcPr>
+            <w:tcW w:w="0" w:type="auto"/>
+            <w:hideMark/>
+          </w:tcPr>
+          <w:p>
+            <w:pPr>
+              <w:spacing w:after="160" w:line="360" w:lineRule="auto"/>
+              <w:rPr>
+                <w:rFonts w:ascii="Times New Roman" w:hAnsi="Times New Roman" w:cs="Times New Roman"/>
+              </w:rPr>
+            </w:pPr>
+            <w:r>
+              <w:rPr>
+                <w:rFonts w:ascii="Times New Roman" w:hAnsi="Times New Roman" w:cs="Times New Roman"/>
+              </w:rPr>
+              <w:t>Có cần phê duyệt tài khoản mới bởi quản trị viên hay không?</w:t>
+            </w:r>
+          </w:p>
+        </w:tc>
+      </w:tr>
+    </w:tbl>
+    <w:p>
+      <w:pPr>
+        <w:spacing w:line="360" w:lineRule="auto"/>
+        <w:rPr>
+          <w:rFonts w:ascii="Times New Roman" w:hAnsi="Times New Roman" w:cs="Times New Roman"/>
+          <w:b/>
+          <w:bCs/>
+          <w:lang w:val="vi-VN"/>
+        </w:rPr>
+      </w:pPr>
+      <w:r>
+        <w:rPr>
+          <w:rFonts w:ascii="Times New Roman" w:hAnsi="Times New Roman" w:cs="Times New Roman"/>
+          <w:b/>
+          <w:bCs/>
+          <w:lang w:val="vi-VN"/>
+        </w:rPr>
+        <w:br w:type="page"/>
+      </w:r>
+    </w:p>
+    <w:p>
+      <w:pPr>
+        <w:spacing w:line="360" w:lineRule="auto"/>
+        <w:rPr>
+          <w:rFonts w:ascii="Times New Roman" w:hAnsi="Times New Roman" w:cs="Times New Roman"/>
+          <w:b/>
+          <w:bCs/>
+          <w:lang w:val="vi-VN"/>
+        </w:rPr>
+      </w:pPr>
+      <w:r>
+        <w:rPr>
+          <w:rFonts w:ascii="Times New Roman" w:hAnsi="Times New Roman" w:cs="Times New Roman"/>
+          <w:b/>
+          <w:bCs/>
+        </w:rPr>
+        <w:lastRenderedPageBreak/>
+        <w:t>Use Case 3: Xem điểm</w:t>
+      </w:r>
+    </w:p>
+    <w:tbl>
+      <w:tblPr>
+        <w:tblStyle w:val="TableGrid"/>
+        <w:tblW w:w="0" w:type="auto"/>
+        <w:tblLook w:val="04A0" w:firstRow="1" w:lastRow="0" w:firstColumn="1" w:lastColumn="0" w:noHBand="0" w:noVBand="1"/>
+      </w:tblPr>
+      <w:tblGrid>
+        <w:gridCol w:w="2183"/>
+        <w:gridCol w:w="5202"/>
+      </w:tblGrid>
+      <w:tr>
+        <w:tc>
+          <w:tcPr>
+            <w:tcW w:w="0" w:type="auto"/>
+            <w:hideMark/>
+          </w:tcPr>
+          <w:p>
+            <w:pPr>
+              <w:spacing w:after="160" w:line="360" w:lineRule="auto"/>
+              <w:rPr>
+                <w:rFonts w:ascii="Times New Roman" w:hAnsi="Times New Roman" w:cs="Times New Roman"/>
+                <w:b/>
+                <w:bCs/>
+              </w:rPr>
+            </w:pPr>
+            <w:r>
+              <w:rPr>
+                <w:rFonts w:ascii="Times New Roman" w:hAnsi="Times New Roman" w:cs="Times New Roman"/>
+                <w:b/>
+                <w:bCs/>
+              </w:rPr>
+              <w:t>Mục</w:t>
+            </w:r>
+          </w:p>
+        </w:tc>
+        <w:tc>
+          <w:tcPr>
+            <w:tcW w:w="0" w:type="auto"/>
+            <w:hideMark/>
+          </w:tcPr>
+          <w:p>
+            <w:pPr>
+              <w:spacing w:after="160" w:line="360" w:lineRule="auto"/>
+              <w:rPr>
+                <w:rFonts w:ascii="Times New Roman" w:hAnsi="Times New Roman" w:cs="Times New Roman"/>
+                <w:b/>
+                <w:bCs/>
+              </w:rPr>
+            </w:pPr>
+            <w:r>
+              <w:rPr>
+                <w:rFonts w:ascii="Times New Roman" w:hAnsi="Times New Roman" w:cs="Times New Roman"/>
+                <w:b/>
+                <w:bCs/>
+              </w:rPr>
+              <w:t>Nội dung</w:t>
+            </w:r>
+          </w:p>
+        </w:tc>
+      </w:tr>
+      <w:tr>
+        <w:tc>
+          <w:tcPr>
+            <w:tcW w:w="0" w:type="auto"/>
+            <w:hideMark/>
+          </w:tcPr>
+          <w:p>
+            <w:pPr>
+              <w:spacing w:after="160" w:line="360" w:lineRule="auto"/>
+              <w:rPr>
+                <w:rFonts w:ascii="Times New Roman" w:hAnsi="Times New Roman" w:cs="Times New Roman"/>
+                <w:b/>
+                <w:bCs/>
+              </w:rPr>
+            </w:pPr>
+            <w:r>
+              <w:rPr>
+                <w:rFonts w:ascii="Times New Roman" w:hAnsi="Times New Roman" w:cs="Times New Roman"/>
+                <w:b/>
+                <w:bCs/>
+              </w:rPr>
+              <w:t>UCID</w:t>
+            </w:r>
+          </w:p>
+        </w:tc>
+        <w:tc>
+          <w:tcPr>
+            <w:tcW w:w="0" w:type="auto"/>
+            <w:hideMark/>
+          </w:tcPr>
+          <w:p>
+            <w:pPr>
+              <w:spacing w:after="160" w:line="360" w:lineRule="auto"/>
+              <w:rPr>
+                <w:rFonts w:ascii="Times New Roman" w:hAnsi="Times New Roman" w:cs="Times New Roman"/>
+              </w:rPr>
+            </w:pPr>
+            <w:r>
+              <w:rPr>
+                <w:rFonts w:ascii="Times New Roman" w:hAnsi="Times New Roman" w:cs="Times New Roman"/>
+              </w:rPr>
+              <w:t>UC3</w:t>
+            </w:r>
+          </w:p>
+        </w:tc>
+      </w:tr>
+      <w:tr>
+        <w:tc>
+          <w:tcPr>
+            <w:tcW w:w="0" w:type="auto"/>
+            <w:hideMark/>
+          </w:tcPr>
+          <w:p>
+            <w:pPr>
+              <w:spacing w:after="160" w:line="360" w:lineRule="auto"/>
+              <w:rPr>
+                <w:rFonts w:ascii="Times New Roman" w:hAnsi="Times New Roman" w:cs="Times New Roman"/>
+                <w:b/>
+                <w:bCs/>
+              </w:rPr>
+            </w:pPr>
+            <w:r>
+              <w:rPr>
+                <w:rFonts w:ascii="Times New Roman" w:hAnsi="Times New Roman" w:cs="Times New Roman"/>
+                <w:b/>
+                <w:bCs/>
+              </w:rPr>
+              <w:t>Name</w:t>
+            </w:r>
+          </w:p>
+        </w:tc>
+        <w:tc>
+          <w:tcPr>
+            <w:tcW w:w="0" w:type="auto"/>
+            <w:hideMark/>
+          </w:tcPr>
+          <w:p>
+            <w:pPr>
+              <w:spacing w:after="160" w:line="360" w:lineRule="auto"/>
+              <w:rPr>
+                <w:rFonts w:ascii="Times New Roman" w:hAnsi="Times New Roman" w:cs="Times New Roman"/>
+              </w:rPr>
+            </w:pPr>
+            <w:r>
+              <w:rPr>
+                <w:rFonts w:ascii="Times New Roman" w:hAnsi="Times New Roman" w:cs="Times New Roman"/>
+              </w:rPr>
+              <w:t>Xem điểm</w:t>
+            </w:r>
+          </w:p>
+        </w:tc>
+      </w:tr>
+      <w:tr>
+        <w:tc>
+          <w:tcPr>
+            <w:tcW w:w="0" w:type="auto"/>
+            <w:hideMark/>
+          </w:tcPr>
+          <w:p>
+            <w:pPr>
+              <w:spacing w:after="160" w:line="360" w:lineRule="auto"/>
+              <w:rPr>
+                <w:rFonts w:ascii="Times New Roman" w:hAnsi="Times New Roman" w:cs="Times New Roman"/>
+                <w:b/>
+                <w:bCs/>
+              </w:rPr>
+            </w:pPr>
+            <w:r>
+              <w:rPr>
+                <w:rFonts w:ascii="Times New Roman" w:hAnsi="Times New Roman" w:cs="Times New Roman"/>
+                <w:b/>
+                <w:bCs/>
+              </w:rPr>
+              <w:t>Summary</w:t>
+            </w:r>
+          </w:p>
+        </w:tc>
+        <w:tc>
+          <w:tcPr>
+            <w:tcW w:w="0" w:type="auto"/>
+            <w:hideMark/>
+          </w:tcPr>
+          <w:p>
+            <w:pPr>
+              <w:spacing w:after="160" w:line="360" w:lineRule="auto"/>
+              <w:rPr>
+                <w:rFonts w:ascii="Times New Roman" w:hAnsi="Times New Roman" w:cs="Times New Roman"/>
+              </w:rPr>
+            </w:pPr>
+            <w:r>
+              <w:rPr>
+                <w:rFonts w:ascii="Times New Roman" w:hAnsi="Times New Roman" w:cs="Times New Roman"/>
+              </w:rPr>
+              <w:t>Sinh viên xem điểm các môn đã học.</w:t>
+            </w:r>
+          </w:p>
+        </w:tc>
+      </w:tr>
+      <w:tr>
+        <w:tc>
+          <w:tcPr>
+            <w:tcW w:w="0" w:type="auto"/>
+            <w:hideMark/>
+          </w:tcPr>
+          <w:p>
+            <w:pPr>
+              <w:spacing w:after="160" w:line="360" w:lineRule="auto"/>
+              <w:rPr>
+                <w:rFonts w:ascii="Times New Roman" w:hAnsi="Times New Roman" w:cs="Times New Roman"/>
+                <w:b/>
+                <w:bCs/>
+              </w:rPr>
+            </w:pPr>
+            <w:r>
+              <w:rPr>
+                <w:rFonts w:ascii="Times New Roman" w:hAnsi="Times New Roman" w:cs="Times New Roman"/>
+                <w:b/>
+                <w:bCs/>
+              </w:rPr>
+              <w:t>Preconditions</w:t>
+            </w:r>
+          </w:p>
+        </w:tc>
+        <w:tc>
+          <w:tcPr>
+            <w:tcW w:w="0" w:type="auto"/>
+            <w:hideMark/>
+          </w:tcPr>
+          <w:p>
+            <w:pPr>
+              <w:spacing w:after="160" w:line="360" w:lineRule="auto"/>
+              <w:rPr>
+                <w:rFonts w:ascii="Times New Roman" w:hAnsi="Times New Roman" w:cs="Times New Roman"/>
+              </w:rPr>
+            </w:pPr>
+            <w:r>
+              <w:rPr>
+                <w:rFonts w:ascii="Times New Roman" w:hAnsi="Times New Roman" w:cs="Times New Roman"/>
+              </w:rPr>
+              <w:t>Sinh viên đã đăng nhập thành công.</w:t>
+            </w:r>
+          </w:p>
+        </w:tc>
+      </w:tr>
+      <w:tr>
+        <w:tc>
+          <w:tcPr>
+            <w:tcW w:w="0" w:type="auto"/>
+            <w:hideMark/>
+          </w:tcPr>
+          <w:p>
+            <w:pPr>
+              <w:spacing w:after="160" w:line="360" w:lineRule="auto"/>
+              <w:rPr>
+                <w:rFonts w:ascii="Times New Roman" w:hAnsi="Times New Roman" w:cs="Times New Roman"/>
+                <w:b/>
+                <w:bCs/>
+              </w:rPr>
+            </w:pPr>
+            <w:r>
+              <w:rPr>
+                <w:rFonts w:ascii="Times New Roman" w:hAnsi="Times New Roman" w:cs="Times New Roman"/>
+                <w:b/>
+                <w:bCs/>
+              </w:rPr>
+              <w:t>Postconditions</w:t>
+            </w:r>
+          </w:p>
+        </w:tc>
+        <w:tc>
+          <w:tcPr>
+            <w:tcW w:w="0" w:type="auto"/>
+            <w:hideMark/>
+          </w:tcPr>
+          <w:p>
+            <w:pPr>
+              <w:spacing w:after="160" w:line="360" w:lineRule="auto"/>
+              <w:rPr>
+                <w:rFonts w:ascii="Times New Roman" w:hAnsi="Times New Roman" w:cs="Times New Roman"/>
+              </w:rPr>
+            </w:pPr>
+            <w:r>
+              <w:rPr>
+                <w:rFonts w:ascii="Times New Roman" w:hAnsi="Times New Roman" w:cs="Times New Roman"/>
+              </w:rPr>
+              <w:t>Hệ thống hiển thị điểm của các môn đã học.</w:t>
+            </w:r>
+          </w:p>
+        </w:tc>
+      </w:tr>
+      <w:tr>
+        <w:tc>
+          <w:tcPr>
+            <w:tcW w:w="0" w:type="auto"/>
+            <w:hideMark/>
+          </w:tcPr>
+          <w:p>
+            <w:pPr>
+              <w:spacing w:after="160" w:line="360" w:lineRule="auto"/>
+              <w:rPr>
+                <w:rFonts w:ascii="Times New Roman" w:hAnsi="Times New Roman" w:cs="Times New Roman"/>
+                <w:b/>
+                <w:bCs/>
+              </w:rPr>
+            </w:pPr>
+            <w:r>
+              <w:rPr>
+                <w:rFonts w:ascii="Times New Roman" w:hAnsi="Times New Roman" w:cs="Times New Roman"/>
+                <w:b/>
+                <w:bCs/>
+              </w:rPr>
+              <w:t>Primary Actor(s)</w:t>
+            </w:r>
+          </w:p>
+        </w:tc>
+        <w:tc>
+          <w:tcPr>
+            <w:tcW w:w="0" w:type="auto"/>
+            <w:hideMark/>
+          </w:tcPr>
+          <w:p>
+            <w:pPr>
+              <w:spacing w:after="160" w:line="360" w:lineRule="auto"/>
+              <w:rPr>
+                <w:rFonts w:ascii="Times New Roman" w:hAnsi="Times New Roman" w:cs="Times New Roman"/>
+              </w:rPr>
+            </w:pPr>
+            <w:r>
+              <w:rPr>
+                <w:rFonts w:ascii="Times New Roman" w:hAnsi="Times New Roman" w:cs="Times New Roman"/>
+              </w:rPr>
+              <w:t>Sinh viên</w:t>
+            </w:r>
+          </w:p>
+        </w:tc>
+      </w:tr>
+      <w:tr>
+        <w:tc>
+          <w:tcPr>
+            <w:tcW w:w="0" w:type="auto"/>
+            <w:hideMark/>
+          </w:tcPr>
+          <w:p>
+            <w:pPr>
+              <w:spacing w:after="160" w:line="360" w:lineRule="auto"/>
+              <w:rPr>
+                <w:rFonts w:ascii="Times New Roman" w:hAnsi="Times New Roman" w:cs="Times New Roman"/>
+                <w:b/>
+                <w:bCs/>
+              </w:rPr>
+            </w:pPr>
+            <w:r>
+              <w:rPr>
+                <w:rFonts w:ascii="Times New Roman" w:hAnsi="Times New Roman" w:cs="Times New Roman"/>
+                <w:b/>
+                <w:bCs/>
+              </w:rPr>
+              <w:t>Secondary Actor(s)</w:t>
+            </w:r>
+          </w:p>
+        </w:tc>
+        <w:tc>
+          <w:tcPr>
+            <w:tcW w:w="0" w:type="auto"/>
+            <w:hideMark/>
+          </w:tcPr>
+          <w:p>
+            <w:pPr>
+              <w:spacing w:after="160" w:line="360" w:lineRule="auto"/>
+              <w:rPr>
+                <w:rFonts w:ascii="Times New Roman" w:hAnsi="Times New Roman" w:cs="Times New Roman"/>
+              </w:rPr>
+            </w:pPr>
+            <w:r>
+              <w:rPr>
+                <w:rFonts w:ascii="Times New Roman" w:hAnsi="Times New Roman" w:cs="Times New Roman"/>
+              </w:rPr>
+              <w:t>Hệ thống CSDL điểm</w:t>
+            </w:r>
+          </w:p>
+        </w:tc>
+      </w:tr>
+      <w:tr>
+        <w:tc>
+          <w:tcPr>
+            <w:tcW w:w="0" w:type="auto"/>
+            <w:hideMark/>
+          </w:tcPr>
+          <w:p>
+            <w:pPr>
+              <w:spacing w:after="160" w:line="360" w:lineRule="auto"/>
+              <w:rPr>
+                <w:rFonts w:ascii="Times New Roman" w:hAnsi="Times New Roman" w:cs="Times New Roman"/>
+                <w:b/>
+                <w:bCs/>
+              </w:rPr>
+            </w:pPr>
+            <w:r>
+              <w:rPr>
+                <w:rFonts w:ascii="Times New Roman" w:hAnsi="Times New Roman" w:cs="Times New Roman"/>
+                <w:b/>
+                <w:bCs/>
+              </w:rPr>
+              <w:t>Trigger</w:t>
+            </w:r>
+          </w:p>
+        </w:tc>
+        <w:tc>
+          <w:tcPr>
+            <w:tcW w:w="0" w:type="auto"/>
+            <w:hideMark/>
+          </w:tcPr>
+          <w:p>
+            <w:pPr>
+              <w:spacing w:after="160" w:line="360" w:lineRule="auto"/>
+              <w:rPr>
+                <w:rFonts w:ascii="Times New Roman" w:hAnsi="Times New Roman" w:cs="Times New Roman"/>
+              </w:rPr>
+            </w:pPr>
+            <w:r>
+              <w:rPr>
+                <w:rFonts w:ascii="Times New Roman" w:hAnsi="Times New Roman" w:cs="Times New Roman"/>
+              </w:rPr>
+              <w:t>Sinh viên chọn chức năng “Xem điểm”.</w:t>
+            </w:r>
+          </w:p>
+        </w:tc>
+      </w:tr>
+      <w:tr>
+        <w:tc>
+          <w:tcPr>
+            <w:tcW w:w="0" w:type="auto"/>
+            <w:hideMark/>
+          </w:tcPr>
+          <w:p>
+            <w:pPr>
+              <w:spacing w:after="160" w:line="360" w:lineRule="auto"/>
+              <w:rPr>
+                <w:rFonts w:ascii="Times New Roman" w:hAnsi="Times New Roman" w:cs="Times New Roman"/>
+                <w:b/>
+                <w:bCs/>
+              </w:rPr>
+            </w:pPr>
+            <w:r>
+              <w:rPr>
+                <w:rFonts w:ascii="Times New Roman" w:hAnsi="Times New Roman" w:cs="Times New Roman"/>
+                <w:b/>
+                <w:bCs/>
+              </w:rPr>
+              <w:t>Main Scenario</w:t>
+            </w:r>
+          </w:p>
+        </w:tc>
+        <w:tc>
+          <w:tcPr>
+            <w:tcW w:w="0" w:type="auto"/>
+            <w:hideMark/>
+          </w:tcPr>
+          <w:p>
+            <w:pPr>
+              <w:spacing w:line="360" w:lineRule="auto"/>
+              <w:rPr>
+                <w:rFonts w:ascii="Times New Roman" w:hAnsi="Times New Roman" w:cs="Times New Roman"/>
+                <w:lang w:val="vi-VN"/>
+              </w:rPr>
+            </w:pPr>
+            <w:r>
+              <w:rPr>
+                <w:rFonts w:ascii="Times New Roman" w:hAnsi="Times New Roman" w:cs="Times New Roman"/>
+              </w:rPr>
+              <w:t>Sinh viên chọn menu “Xem điểm”.</w:t>
+            </w:r>
+          </w:p>
+          <w:p>
+            <w:pPr>
+              <w:spacing w:line="360" w:lineRule="auto"/>
+              <w:rPr>
+                <w:rFonts w:ascii="Times New Roman" w:hAnsi="Times New Roman" w:cs="Times New Roman"/>
+                <w:lang w:val="vi-VN"/>
+              </w:rPr>
+            </w:pPr>
+            <w:r>
+              <w:rPr>
+                <w:rFonts w:ascii="Times New Roman" w:hAnsi="Times New Roman" w:cs="Times New Roman"/>
+              </w:rPr>
+              <w:t>Hệ thống truy vấn CSDL điểm.</w:t>
+            </w:r>
+          </w:p>
+          <w:p>
+            <w:pPr>
+              <w:spacing w:after="160" w:line="360" w:lineRule="auto"/>
+              <w:rPr>
+                <w:rFonts w:ascii="Times New Roman" w:hAnsi="Times New Roman" w:cs="Times New Roman"/>
+              </w:rPr>
+            </w:pPr>
+            <w:r>
+              <w:rPr>
+                <w:rFonts w:ascii="Times New Roman" w:hAnsi="Times New Roman" w:cs="Times New Roman"/>
+              </w:rPr>
+              <w:t>Hiển thị bảng điểm theo học kỳ.</w:t>
+            </w:r>
+          </w:p>
+        </w:tc>
+      </w:tr>
+      <w:tr>
+        <w:tc>
+          <w:tcPr>
+            <w:tcW w:w="0" w:type="auto"/>
+            <w:hideMark/>
+          </w:tcPr>
+          <w:p>
+            <w:pPr>
+              <w:spacing w:after="160" w:line="360" w:lineRule="auto"/>
+              <w:rPr>
+                <w:rFonts w:ascii="Times New Roman" w:hAnsi="Times New Roman" w:cs="Times New Roman"/>
+                <w:b/>
+                <w:bCs/>
+              </w:rPr>
+            </w:pPr>
+            <w:r>
+              <w:rPr>
+                <w:rFonts w:ascii="Times New Roman" w:hAnsi="Times New Roman" w:cs="Times New Roman"/>
+                <w:b/>
+                <w:bCs/>
+              </w:rPr>
+              <w:t>Extensions</w:t>
+            </w:r>
+          </w:p>
+        </w:tc>
+        <w:tc>
+          <w:tcPr>
+            <w:tcW w:w="0" w:type="auto"/>
+            <w:hideMark/>
+          </w:tcPr>
+          <w:p>
+            <w:pPr>
+              <w:spacing w:after="160" w:line="360" w:lineRule="auto"/>
+              <w:rPr>
+                <w:rFonts w:ascii="Times New Roman" w:hAnsi="Times New Roman" w:cs="Times New Roman"/>
+              </w:rPr>
+            </w:pPr>
+            <w:r>
+              <w:rPr>
+                <w:rFonts w:ascii="Times New Roman" w:hAnsi="Times New Roman" w:cs="Times New Roman"/>
+              </w:rPr>
+              <w:t xml:space="preserve">Không có dữ liệu điểm </w:t>
+            </w:r>
+            <w:r>
+              <w:rPr>
+                <w:rFonts w:ascii="Times New Roman" w:hAnsi="Times New Roman" w:cs="Times New Roman"/>
+              </w:rPr>
+              <w:t>thì</w:t>
+            </w:r>
+            <w:r>
+              <w:rPr>
+                <w:rFonts w:ascii="Times New Roman" w:hAnsi="Times New Roman" w:cs="Times New Roman"/>
+                <w:lang w:val="vi-VN"/>
+              </w:rPr>
+              <w:t xml:space="preserve"> </w:t>
+            </w:r>
+            <w:r>
+              <w:rPr>
+                <w:rFonts w:ascii="Times New Roman" w:hAnsi="Times New Roman" w:cs="Times New Roman"/>
+              </w:rPr>
+              <w:t>hiển thị “Chưa có điểm”.</w:t>
+            </w:r>
+          </w:p>
+        </w:tc>
+      </w:tr>
+      <w:tr>
+        <w:tc>
+          <w:tcPr>
+            <w:tcW w:w="0" w:type="auto"/>
+            <w:hideMark/>
+          </w:tcPr>
+          <w:p>
+            <w:pPr>
+              <w:spacing w:after="160" w:line="360" w:lineRule="auto"/>
+              <w:rPr>
+                <w:rFonts w:ascii="Times New Roman" w:hAnsi="Times New Roman" w:cs="Times New Roman"/>
+                <w:b/>
+                <w:bCs/>
+              </w:rPr>
+            </w:pPr>
+            <w:r>
+              <w:rPr>
+                <w:rFonts w:ascii="Times New Roman" w:hAnsi="Times New Roman" w:cs="Times New Roman"/>
+                <w:b/>
+                <w:bCs/>
+              </w:rPr>
+              <w:t>Open Issues</w:t>
+            </w:r>
+          </w:p>
+        </w:tc>
+        <w:tc>
+          <w:tcPr>
+            <w:tcW w:w="0" w:type="auto"/>
+            <w:hideMark/>
+          </w:tcPr>
+          <w:p>
+            <w:pPr>
+              <w:spacing w:after="160" w:line="360" w:lineRule="auto"/>
+              <w:rPr>
+                <w:rFonts w:ascii="Times New Roman" w:hAnsi="Times New Roman" w:cs="Times New Roman"/>
+              </w:rPr>
+            </w:pPr>
+            <w:r>
+              <w:rPr>
+                <w:rFonts w:ascii="Times New Roman" w:hAnsi="Times New Roman" w:cs="Times New Roman"/>
+              </w:rPr>
+              <w:t>Có cần thêm chức năng tải bảng điểm PDF không?</w:t>
+            </w:r>
+          </w:p>
+        </w:tc>
+      </w:tr>
+    </w:tbl>
+    <w:p>
+      <w:pPr>
+        <w:spacing w:line="360" w:lineRule="auto"/>
+        <w:rPr>
+          <w:rFonts w:ascii="Times New Roman" w:hAnsi="Times New Roman" w:cs="Times New Roman"/>
+          <w:b/>
+          <w:bCs/>
+          <w:lang w:val="vi-VN"/>
+        </w:rPr>
+      </w:pPr>
+      <w:r>
+        <w:rPr>
+          <w:rFonts w:ascii="Times New Roman" w:hAnsi="Times New Roman" w:cs="Times New Roman"/>
+          <w:b/>
+          <w:bCs/>
+          <w:lang w:val="vi-VN"/>
+        </w:rPr>
+        <w:br w:type="page"/>
+      </w:r>
+    </w:p>
+    <w:p>
+      <w:pPr>
+        <w:spacing w:line="360" w:lineRule="auto"/>
+        <w:rPr>
+          <w:rFonts w:ascii="Times New Roman" w:hAnsi="Times New Roman" w:cs="Times New Roman"/>
+          <w:b/>
+          <w:bCs/>
+          <w:lang w:val="vi-VN"/>
+        </w:rPr>
+      </w:pPr>
+      <w:r>
+        <w:rPr>
+          <w:rFonts w:ascii="Times New Roman" w:hAnsi="Times New Roman" w:cs="Times New Roman"/>
+          <w:b/>
+          <w:bCs/>
+        </w:rPr>
+        <w:lastRenderedPageBreak/>
+        <w:t>Use Case 4: Thay đổi lớp học phần</w:t>
+      </w:r>
+    </w:p>
+    <w:tbl>
+      <w:tblPr>
+        <w:tblStyle w:val="TableGrid"/>
+        <w:tblW w:w="0" w:type="auto"/>
+        <w:tblLook w:val="04A0" w:firstRow="1" w:lastRow="0" w:firstColumn="1" w:lastColumn="0" w:noHBand="0" w:noVBand="1"/>
+      </w:tblPr>
+      <w:tblGrid>
+        <w:gridCol w:w="2166"/>
+        <w:gridCol w:w="7184"/>
+      </w:tblGrid>
+      <w:tr>
+        <w:tc>
+          <w:tcPr>
+            <w:tcW w:w="0" w:type="auto"/>
+            <w:hideMark/>
+          </w:tcPr>
+          <w:p>
+            <w:pPr>
+              <w:spacing w:after="160" w:line="360" w:lineRule="auto"/>
+              <w:rPr>
+                <w:rFonts w:ascii="Times New Roman" w:hAnsi="Times New Roman" w:cs="Times New Roman"/>
+                <w:b/>
+                <w:bCs/>
+              </w:rPr>
+            </w:pPr>
+            <w:r>
+              <w:rPr>
+                <w:rFonts w:ascii="Times New Roman" w:hAnsi="Times New Roman" w:cs="Times New Roman"/>
+                <w:b/>
+                <w:bCs/>
+              </w:rPr>
+              <w:t>Mục</w:t>
+            </w:r>
+          </w:p>
+        </w:tc>
+        <w:tc>
+          <w:tcPr>
+            <w:tcW w:w="0" w:type="auto"/>
+            <w:hideMark/>
+          </w:tcPr>
+          <w:p>
+            <w:pPr>
+              <w:spacing w:after="160" w:line="360" w:lineRule="auto"/>
+              <w:rPr>
+                <w:rFonts w:ascii="Times New Roman" w:hAnsi="Times New Roman" w:cs="Times New Roman"/>
+                <w:b/>
+                <w:bCs/>
+              </w:rPr>
+            </w:pPr>
+            <w:r>
+              <w:rPr>
+                <w:rFonts w:ascii="Times New Roman" w:hAnsi="Times New Roman" w:cs="Times New Roman"/>
+                <w:b/>
+                <w:bCs/>
+              </w:rPr>
+              <w:t>Nội dung</w:t>
+            </w:r>
+          </w:p>
+        </w:tc>
+      </w:tr>
+      <w:tr>
+        <w:tc>
+          <w:tcPr>
+            <w:tcW w:w="0" w:type="auto"/>
+            <w:hideMark/>
+          </w:tcPr>
+          <w:p>
+            <w:pPr>
+              <w:spacing w:after="160" w:line="360" w:lineRule="auto"/>
+              <w:rPr>
+                <w:rFonts w:ascii="Times New Roman" w:hAnsi="Times New Roman" w:cs="Times New Roman"/>
+                <w:b/>
+                <w:bCs/>
+              </w:rPr>
+            </w:pPr>
+            <w:r>
+              <w:rPr>
+                <w:rFonts w:ascii="Times New Roman" w:hAnsi="Times New Roman" w:cs="Times New Roman"/>
+                <w:b/>
+                <w:bCs/>
+              </w:rPr>
+              <w:t>UCID</w:t>
+            </w:r>
+          </w:p>
+        </w:tc>
+        <w:tc>
+          <w:tcPr>
+            <w:tcW w:w="0" w:type="auto"/>
+            <w:hideMark/>
+          </w:tcPr>
+          <w:p>
+            <w:pPr>
+              <w:spacing w:after="160" w:line="360" w:lineRule="auto"/>
+              <w:rPr>
+                <w:rFonts w:ascii="Times New Roman" w:hAnsi="Times New Roman" w:cs="Times New Roman"/>
+              </w:rPr>
+            </w:pPr>
+            <w:r>
+              <w:rPr>
+                <w:rFonts w:ascii="Times New Roman" w:hAnsi="Times New Roman" w:cs="Times New Roman"/>
+              </w:rPr>
+              <w:t>UC4</w:t>
+            </w:r>
+          </w:p>
+        </w:tc>
+      </w:tr>
+      <w:tr>
+        <w:tc>
+          <w:tcPr>
+            <w:tcW w:w="0" w:type="auto"/>
+            <w:hideMark/>
+          </w:tcPr>
+          <w:p>
+            <w:pPr>
+              <w:spacing w:after="160" w:line="360" w:lineRule="auto"/>
+              <w:rPr>
+                <w:rFonts w:ascii="Times New Roman" w:hAnsi="Times New Roman" w:cs="Times New Roman"/>
+                <w:b/>
+                <w:bCs/>
+              </w:rPr>
+            </w:pPr>
+            <w:r>
+              <w:rPr>
+                <w:rFonts w:ascii="Times New Roman" w:hAnsi="Times New Roman" w:cs="Times New Roman"/>
+                <w:b/>
+                <w:bCs/>
+              </w:rPr>
+              <w:t>Name</w:t>
+            </w:r>
+          </w:p>
+        </w:tc>
+        <w:tc>
+          <w:tcPr>
+            <w:tcW w:w="0" w:type="auto"/>
+            <w:hideMark/>
+          </w:tcPr>
+          <w:p>
+            <w:pPr>
+              <w:spacing w:after="160" w:line="360" w:lineRule="auto"/>
+              <w:rPr>
+                <w:rFonts w:ascii="Times New Roman" w:hAnsi="Times New Roman" w:cs="Times New Roman"/>
+              </w:rPr>
+            </w:pPr>
+            <w:r>
+              <w:rPr>
+                <w:rFonts w:ascii="Times New Roman" w:hAnsi="Times New Roman" w:cs="Times New Roman"/>
+              </w:rPr>
+              <w:t>Thay đổi lớp học phần</w:t>
+            </w:r>
+          </w:p>
+        </w:tc>
+      </w:tr>
+      <w:tr>
+        <w:tc>
+          <w:tcPr>
+            <w:tcW w:w="0" w:type="auto"/>
+            <w:hideMark/>
+          </w:tcPr>
+          <w:p>
+            <w:pPr>
+              <w:spacing w:after="160" w:line="360" w:lineRule="auto"/>
+              <w:rPr>
+                <w:rFonts w:ascii="Times New Roman" w:hAnsi="Times New Roman" w:cs="Times New Roman"/>
+                <w:b/>
+                <w:bCs/>
+              </w:rPr>
+            </w:pPr>
+            <w:r>
+              <w:rPr>
+                <w:rFonts w:ascii="Times New Roman" w:hAnsi="Times New Roman" w:cs="Times New Roman"/>
+                <w:b/>
+                <w:bCs/>
+              </w:rPr>
+              <w:t>Summary</w:t>
+            </w:r>
+          </w:p>
+        </w:tc>
+        <w:tc>
+          <w:tcPr>
+            <w:tcW w:w="0" w:type="auto"/>
+            <w:hideMark/>
+          </w:tcPr>
+          <w:p>
+            <w:pPr>
+              <w:spacing w:after="160" w:line="360" w:lineRule="auto"/>
+              <w:rPr>
+                <w:rFonts w:ascii="Times New Roman" w:hAnsi="Times New Roman" w:cs="Times New Roman"/>
+              </w:rPr>
+            </w:pPr>
+            <w:r>
+              <w:rPr>
+                <w:rFonts w:ascii="Times New Roman" w:hAnsi="Times New Roman" w:cs="Times New Roman"/>
+              </w:rPr>
+              <w:t>Sinh viên thay đổi lớp học phần đã đăng ký sang lớp khác (cùng môn học).</w:t>
+            </w:r>
+          </w:p>
+        </w:tc>
+      </w:tr>
+      <w:tr>
+        <w:tc>
+          <w:tcPr>
+            <w:tcW w:w="0" w:type="auto"/>
+            <w:hideMark/>
+          </w:tcPr>
+          <w:p>
+            <w:pPr>
+              <w:spacing w:after="160" w:line="360" w:lineRule="auto"/>
+              <w:rPr>
+                <w:rFonts w:ascii="Times New Roman" w:hAnsi="Times New Roman" w:cs="Times New Roman"/>
+                <w:b/>
+                <w:bCs/>
+              </w:rPr>
+            </w:pPr>
+            <w:r>
+              <w:rPr>
+                <w:rFonts w:ascii="Times New Roman" w:hAnsi="Times New Roman" w:cs="Times New Roman"/>
+                <w:b/>
+                <w:bCs/>
+              </w:rPr>
+              <w:t>Preconditions</w:t>
+            </w:r>
+          </w:p>
+        </w:tc>
+        <w:tc>
+          <w:tcPr>
+            <w:tcW w:w="0" w:type="auto"/>
+            <w:hideMark/>
+          </w:tcPr>
+          <w:p>
+            <w:pPr>
+              <w:spacing w:after="160" w:line="360" w:lineRule="auto"/>
+              <w:rPr>
+                <w:rFonts w:ascii="Times New Roman" w:hAnsi="Times New Roman" w:cs="Times New Roman"/>
+              </w:rPr>
+            </w:pPr>
+            <w:r>
+              <w:rPr>
+                <w:rFonts w:ascii="Times New Roman" w:hAnsi="Times New Roman" w:cs="Times New Roman"/>
+              </w:rPr>
+              <w:t>Sinh viên đã đăng nhập và đã đăng ký lớp học phần trước đó.</w:t>
+            </w:r>
+          </w:p>
+        </w:tc>
+      </w:tr>
+      <w:tr>
+        <w:tc>
+          <w:tcPr>
+            <w:tcW w:w="0" w:type="auto"/>
+            <w:hideMark/>
+          </w:tcPr>
+          <w:p>
+            <w:pPr>
+              <w:spacing w:after="160" w:line="360" w:lineRule="auto"/>
+              <w:rPr>
+                <w:rFonts w:ascii="Times New Roman" w:hAnsi="Times New Roman" w:cs="Times New Roman"/>
+                <w:b/>
+                <w:bCs/>
+              </w:rPr>
+            </w:pPr>
+            <w:r>
+              <w:rPr>
+                <w:rFonts w:ascii="Times New Roman" w:hAnsi="Times New Roman" w:cs="Times New Roman"/>
+                <w:b/>
+                <w:bCs/>
+              </w:rPr>
+              <w:t>Postconditions</w:t>
+            </w:r>
+          </w:p>
+        </w:tc>
+        <w:tc>
+          <w:tcPr>
+            <w:tcW w:w="0" w:type="auto"/>
+            <w:hideMark/>
+          </w:tcPr>
+          <w:p>
+            <w:pPr>
+              <w:spacing w:after="160" w:line="360" w:lineRule="auto"/>
+              <w:rPr>
+                <w:rFonts w:ascii="Times New Roman" w:hAnsi="Times New Roman" w:cs="Times New Roman"/>
+              </w:rPr>
+            </w:pPr>
+            <w:r>
+              <w:rPr>
+                <w:rFonts w:ascii="Times New Roman" w:hAnsi="Times New Roman" w:cs="Times New Roman"/>
+              </w:rPr>
+              <w:t>Hệ thống cập nhật lớp học phần mới cho sinh viên.</w:t>
+            </w:r>
+          </w:p>
+        </w:tc>
+      </w:tr>
+      <w:tr>
+        <w:tc>
+          <w:tcPr>
+            <w:tcW w:w="0" w:type="auto"/>
+            <w:hideMark/>
+          </w:tcPr>
+          <w:p>
+            <w:pPr>
+              <w:spacing w:after="160" w:line="360" w:lineRule="auto"/>
+              <w:rPr>
+                <w:rFonts w:ascii="Times New Roman" w:hAnsi="Times New Roman" w:cs="Times New Roman"/>
+                <w:b/>
+                <w:bCs/>
+              </w:rPr>
+            </w:pPr>
+            <w:r>
+              <w:rPr>
+                <w:rFonts w:ascii="Times New Roman" w:hAnsi="Times New Roman" w:cs="Times New Roman"/>
+                <w:b/>
+                <w:bCs/>
+              </w:rPr>
+              <w:t>Primary Actor(s)</w:t>
+            </w:r>
+          </w:p>
+        </w:tc>
+        <w:tc>
+          <w:tcPr>
+            <w:tcW w:w="0" w:type="auto"/>
+            <w:hideMark/>
+          </w:tcPr>
+          <w:p>
+            <w:pPr>
+              <w:spacing w:after="160" w:line="360" w:lineRule="auto"/>
+              <w:rPr>
+                <w:rFonts w:ascii="Times New Roman" w:hAnsi="Times New Roman" w:cs="Times New Roman"/>
+              </w:rPr>
+            </w:pPr>
+            <w:r>
+              <w:rPr>
+                <w:rFonts w:ascii="Times New Roman" w:hAnsi="Times New Roman" w:cs="Times New Roman"/>
+              </w:rPr>
+              <w:t>Sinh viên</w:t>
+            </w:r>
+          </w:p>
+        </w:tc>
+      </w:tr>
+      <w:tr>
+        <w:tc>
+          <w:tcPr>
+            <w:tcW w:w="0" w:type="auto"/>
+            <w:hideMark/>
+          </w:tcPr>
+          <w:p>
+            <w:pPr>
+              <w:spacing w:after="160" w:line="360" w:lineRule="auto"/>
+              <w:rPr>
+                <w:rFonts w:ascii="Times New Roman" w:hAnsi="Times New Roman" w:cs="Times New Roman"/>
+                <w:b/>
+                <w:bCs/>
+              </w:rPr>
+            </w:pPr>
+            <w:r>
+              <w:rPr>
+                <w:rFonts w:ascii="Times New Roman" w:hAnsi="Times New Roman" w:cs="Times New Roman"/>
+                <w:b/>
+                <w:bCs/>
+              </w:rPr>
+              <w:t>Secondary Actor(s)</w:t>
+            </w:r>
+          </w:p>
+        </w:tc>
+        <w:tc>
+          <w:tcPr>
+            <w:tcW w:w="0" w:type="auto"/>
+            <w:hideMark/>
+          </w:tcPr>
+          <w:p>
+            <w:pPr>
+              <w:spacing w:after="160" w:line="360" w:lineRule="auto"/>
+              <w:rPr>
+                <w:rFonts w:ascii="Times New Roman" w:hAnsi="Times New Roman" w:cs="Times New Roman"/>
+              </w:rPr>
+            </w:pPr>
+            <w:r>
+              <w:rPr>
+                <w:rFonts w:ascii="Times New Roman" w:hAnsi="Times New Roman" w:cs="Times New Roman"/>
+              </w:rPr>
+              <w:t>Hệ thống đăng ký học phần, Quản trị viên (trong trường hợp cần duyệt)</w:t>
+            </w:r>
+          </w:p>
+        </w:tc>
+      </w:tr>
+      <w:tr>
+        <w:tc>
+          <w:tcPr>
+            <w:tcW w:w="0" w:type="auto"/>
+            <w:hideMark/>
+          </w:tcPr>
+          <w:p>
+            <w:pPr>
+              <w:spacing w:after="160" w:line="360" w:lineRule="auto"/>
+              <w:rPr>
+                <w:rFonts w:ascii="Times New Roman" w:hAnsi="Times New Roman" w:cs="Times New Roman"/>
+                <w:b/>
+                <w:bCs/>
+              </w:rPr>
+            </w:pPr>
+            <w:r>
+              <w:rPr>
+                <w:rFonts w:ascii="Times New Roman" w:hAnsi="Times New Roman" w:cs="Times New Roman"/>
+                <w:b/>
+                <w:bCs/>
+              </w:rPr>
+              <w:t>Trigger</w:t>
+            </w:r>
+          </w:p>
+        </w:tc>
+        <w:tc>
+          <w:tcPr>
+            <w:tcW w:w="0" w:type="auto"/>
+            <w:hideMark/>
+          </w:tcPr>
+          <w:p>
+            <w:pPr>
+              <w:spacing w:after="160" w:line="360" w:lineRule="auto"/>
+              <w:rPr>
+                <w:rFonts w:ascii="Times New Roman" w:hAnsi="Times New Roman" w:cs="Times New Roman"/>
+              </w:rPr>
+            </w:pPr>
+            <w:r>
+              <w:rPr>
+                <w:rFonts w:ascii="Times New Roman" w:hAnsi="Times New Roman" w:cs="Times New Roman"/>
+              </w:rPr>
+              <w:t>Sinh viên chọn chức năng “Thay đổi lớp học phần”.</w:t>
+            </w:r>
+          </w:p>
+        </w:tc>
+      </w:tr>
+      <w:tr>
+        <w:tc>
+          <w:tcPr>
+            <w:tcW w:w="0" w:type="auto"/>
+            <w:hideMark/>
+          </w:tcPr>
+          <w:p>
+            <w:pPr>
+              <w:spacing w:after="160" w:line="360" w:lineRule="auto"/>
+              <w:rPr>
+                <w:rFonts w:ascii="Times New Roman" w:hAnsi="Times New Roman" w:cs="Times New Roman"/>
+                <w:b/>
+                <w:bCs/>
+              </w:rPr>
+            </w:pPr>
+            <w:r>
+              <w:rPr>
+                <w:rFonts w:ascii="Times New Roman" w:hAnsi="Times New Roman" w:cs="Times New Roman"/>
+                <w:b/>
+                <w:bCs/>
+              </w:rPr>
+              <w:t>Main Scenario</w:t>
+            </w:r>
+          </w:p>
+        </w:tc>
+        <w:tc>
+          <w:tcPr>
+            <w:tcW w:w="0" w:type="auto"/>
+            <w:hideMark/>
+          </w:tcPr>
+          <w:p>
+            <w:pPr>
+              <w:spacing w:line="360" w:lineRule="auto"/>
+              <w:rPr>
+                <w:rFonts w:ascii="Times New Roman" w:hAnsi="Times New Roman" w:cs="Times New Roman"/>
+                <w:lang w:val="vi-VN"/>
+              </w:rPr>
+            </w:pPr>
+            <w:r>
+              <w:rPr>
+                <w:rFonts w:ascii="Times New Roman" w:hAnsi="Times New Roman" w:cs="Times New Roman"/>
+              </w:rPr>
+              <w:t>Sinh viên chọn lớp học phần muốn đổi.</w:t>
+            </w:r>
+          </w:p>
+          <w:p>
+            <w:pPr>
+              <w:spacing w:line="360" w:lineRule="auto"/>
+              <w:rPr>
+                <w:rFonts w:ascii="Times New Roman" w:hAnsi="Times New Roman" w:cs="Times New Roman"/>
+                <w:lang w:val="vi-VN"/>
+              </w:rPr>
+            </w:pPr>
+            <w:r>
+              <w:rPr>
+                <w:rFonts w:ascii="Times New Roman" w:hAnsi="Times New Roman" w:cs="Times New Roman"/>
+              </w:rPr>
+              <w:t>Hệ thống hiển thị danh sách lớp học phần còn chỗ trống.</w:t>
+            </w:r>
+          </w:p>
+          <w:p>
+            <w:pPr>
+              <w:spacing w:line="360" w:lineRule="auto"/>
+              <w:rPr>
+                <w:rFonts w:ascii="Times New Roman" w:hAnsi="Times New Roman" w:cs="Times New Roman"/>
+                <w:lang w:val="vi-VN"/>
+              </w:rPr>
+            </w:pPr>
+            <w:r>
+              <w:rPr>
+                <w:rFonts w:ascii="Times New Roman" w:hAnsi="Times New Roman" w:cs="Times New Roman"/>
+              </w:rPr>
+              <w:t>Sinh viên chọn lớp mới.</w:t>
+            </w:r>
+          </w:p>
+          <w:p>
+            <w:pPr>
+              <w:spacing w:line="360" w:lineRule="auto"/>
+              <w:rPr>
+                <w:rFonts w:ascii="Times New Roman" w:hAnsi="Times New Roman" w:cs="Times New Roman"/>
+                <w:lang w:val="vi-VN"/>
+              </w:rPr>
+            </w:pPr>
+            <w:r>
+              <w:rPr>
+                <w:rFonts w:ascii="Times New Roman" w:hAnsi="Times New Roman" w:cs="Times New Roman"/>
+              </w:rPr>
+              <w:t>Hệ thống kiểm tra điều kiện (số tín chỉ, trùng lịch).</w:t>
+            </w:r>
+          </w:p>
+          <w:p>
+            <w:pPr>
+              <w:spacing w:line="360" w:lineRule="auto"/>
+              <w:rPr>
+                <w:rFonts w:ascii="Times New Roman" w:hAnsi="Times New Roman" w:cs="Times New Roman"/>
+                <w:lang w:val="vi-VN"/>
+              </w:rPr>
+            </w:pPr>
+            <w:r>
+              <w:rPr>
+                <w:rFonts w:ascii="Times New Roman" w:hAnsi="Times New Roman" w:cs="Times New Roman"/>
+              </w:rPr>
+              <w:t>Hệ thống lưu thay đổi.</w:t>
+            </w:r>
+          </w:p>
+          <w:p>
+            <w:pPr>
+              <w:spacing w:after="160" w:line="360" w:lineRule="auto"/>
+              <w:rPr>
+                <w:rFonts w:ascii="Times New Roman" w:hAnsi="Times New Roman" w:cs="Times New Roman"/>
+              </w:rPr>
+            </w:pPr>
+            <w:r>
+              <w:rPr>
+                <w:rFonts w:ascii="Times New Roman" w:hAnsi="Times New Roman" w:cs="Times New Roman"/>
+              </w:rPr>
+              <w:t>Xác nhận thành công.</w:t>
+            </w:r>
+          </w:p>
+        </w:tc>
+      </w:tr>
+      <w:tr>
+        <w:tc>
+          <w:tcPr>
+            <w:tcW w:w="0" w:type="auto"/>
+            <w:hideMark/>
+          </w:tcPr>
+          <w:p>
+            <w:pPr>
+              <w:spacing w:after="160" w:line="360" w:lineRule="auto"/>
+              <w:rPr>
+                <w:rFonts w:ascii="Times New Roman" w:hAnsi="Times New Roman" w:cs="Times New Roman"/>
+                <w:b/>
+                <w:bCs/>
+              </w:rPr>
+            </w:pPr>
+            <w:r>
+              <w:rPr>
+                <w:rFonts w:ascii="Times New Roman" w:hAnsi="Times New Roman" w:cs="Times New Roman"/>
+                <w:b/>
+                <w:bCs/>
+              </w:rPr>
+              <w:t>Extensions</w:t>
+            </w:r>
+          </w:p>
+        </w:tc>
+        <w:tc>
+          <w:tcPr>
+            <w:tcW w:w="0" w:type="auto"/>
+            <w:hideMark/>
+          </w:tcPr>
+          <w:p>
+            <w:pPr>
+              <w:spacing w:line="360" w:lineRule="auto"/>
+              <w:rPr>
+                <w:rFonts w:ascii="Times New Roman" w:hAnsi="Times New Roman" w:cs="Times New Roman"/>
+                <w:lang w:val="vi-VN"/>
+              </w:rPr>
+            </w:pPr>
+            <w:r>
+              <w:rPr>
+                <w:rFonts w:ascii="Times New Roman" w:hAnsi="Times New Roman" w:cs="Times New Roman"/>
+              </w:rPr>
+              <w:t xml:space="preserve">Lớp mới đã đầy </w:t>
+            </w:r>
+            <w:r>
+              <w:rPr>
+                <w:rFonts w:ascii="Times New Roman" w:hAnsi="Times New Roman" w:cs="Times New Roman"/>
+              </w:rPr>
+              <w:t>thì</w:t>
+            </w:r>
+            <w:r>
+              <w:rPr>
+                <w:rFonts w:ascii="Times New Roman" w:hAnsi="Times New Roman" w:cs="Times New Roman"/>
+                <w:lang w:val="vi-VN"/>
+              </w:rPr>
+              <w:t xml:space="preserve"> </w:t>
+            </w:r>
+            <w:r>
+              <w:rPr>
+                <w:rFonts w:ascii="Times New Roman" w:hAnsi="Times New Roman" w:cs="Times New Roman"/>
+              </w:rPr>
+              <w:t>báo lỗi.</w:t>
+            </w:r>
+          </w:p>
+          <w:p>
+            <w:pPr>
+              <w:spacing w:after="160" w:line="360" w:lineRule="auto"/>
+              <w:rPr>
+                <w:rFonts w:ascii="Times New Roman" w:hAnsi="Times New Roman" w:cs="Times New Roman"/>
+              </w:rPr>
+            </w:pPr>
+            <w:r>
+              <w:rPr>
+                <w:rFonts w:ascii="Times New Roman" w:hAnsi="Times New Roman" w:cs="Times New Roman"/>
+              </w:rPr>
+              <w:t xml:space="preserve">Lịch lớp mới trùng với lớp khác </w:t>
+            </w:r>
+            <w:r>
+              <w:rPr>
+                <w:rFonts w:ascii="Times New Roman" w:hAnsi="Times New Roman" w:cs="Times New Roman"/>
+              </w:rPr>
+              <w:t>thì</w:t>
+            </w:r>
+            <w:r>
+              <w:rPr>
+                <w:rFonts w:ascii="Times New Roman" w:hAnsi="Times New Roman" w:cs="Times New Roman"/>
+                <w:lang w:val="vi-VN"/>
+              </w:rPr>
+              <w:t xml:space="preserve"> </w:t>
+            </w:r>
+            <w:r>
+              <w:rPr>
+                <w:rFonts w:ascii="Times New Roman" w:hAnsi="Times New Roman" w:cs="Times New Roman"/>
+              </w:rPr>
+              <w:t>từ chối.</w:t>
+            </w:r>
+          </w:p>
+        </w:tc>
+      </w:tr>
+      <w:tr>
+        <w:tc>
+          <w:tcPr>
+            <w:tcW w:w="0" w:type="auto"/>
+            <w:hideMark/>
+          </w:tcPr>
+          <w:p>
+            <w:pPr>
+              <w:spacing w:after="160" w:line="360" w:lineRule="auto"/>
+              <w:rPr>
+                <w:rFonts w:ascii="Times New Roman" w:hAnsi="Times New Roman" w:cs="Times New Roman"/>
+                <w:b/>
+                <w:bCs/>
+              </w:rPr>
+            </w:pPr>
+            <w:r>
+              <w:rPr>
+                <w:rFonts w:ascii="Times New Roman" w:hAnsi="Times New Roman" w:cs="Times New Roman"/>
+                <w:b/>
+                <w:bCs/>
+              </w:rPr>
+              <w:t>Open Issues</w:t>
+            </w:r>
+          </w:p>
+        </w:tc>
+        <w:tc>
+          <w:tcPr>
+            <w:tcW w:w="0" w:type="auto"/>
+            <w:hideMark/>
+          </w:tcPr>
+          <w:p>
+            <w:pPr>
+              <w:spacing w:after="160" w:line="360" w:lineRule="auto"/>
+              <w:rPr>
+                <w:rFonts w:ascii="Times New Roman" w:hAnsi="Times New Roman" w:cs="Times New Roman"/>
+              </w:rPr>
+            </w:pPr>
+            <w:r>
+              <w:rPr>
+                <w:rFonts w:ascii="Times New Roman" w:hAnsi="Times New Roman" w:cs="Times New Roman"/>
+              </w:rPr>
+              <w:t>Có cho phép sinh viên tự đổi nhiều lần hay giới hạn số lần đổi?</w:t>
+            </w:r>
+          </w:p>
+        </w:tc>
+      </w:tr>
+    </w:tbl>
     <w:p>
       <w:pPr>
         <w:spacing w:line="360" w:lineRule="auto"/>
@@ -2850,6 +5783,95 @@
     </w:lvl>
   </w:abstractNum>
   <w:abstractNum w:abstractNumId="4" w15:restartNumberingAfterBreak="0">
+    <w:nsid w:val="22B36E65"/>
+    <w:multiLevelType w:val="hybridMultilevel"/>
+    <w:tmpl w:val="15549E5A"/>
+    <w:lvl w:ilvl="0" w:tplc="0409000F">
+      <w:start w:val="1"/>
+      <w:numFmt w:val="decimal"/>
+      <w:lvlText w:val="%1."/>
+      <w:lvlJc w:val="left"/>
+      <w:pPr>
+        <w:ind w:left="720" w:hanging="360"/>
+      </w:pPr>
+      <w:rPr>
+        <w:rFonts w:hint="default"/>
+      </w:rPr>
+    </w:lvl>
+    <w:lvl w:ilvl="1" w:tplc="04090019" w:tentative="1">
+      <w:start w:val="1"/>
+      <w:numFmt w:val="lowerLetter"/>
+      <w:lvlText w:val="%2."/>
+      <w:lvlJc w:val="left"/>
+      <w:pPr>
+        <w:ind w:left="1440" w:hanging="360"/>
+      </w:pPr>
+    </w:lvl>
+    <w:lvl w:ilvl="2" w:tplc="0409001B" w:tentative="1">
+      <w:start w:val="1"/>
+      <w:numFmt w:val="lowerRoman"/>
+      <w:lvlText w:val="%3."/>
+      <w:lvlJc w:val="right"/>
+      <w:pPr>
+        <w:ind w:left="2160" w:hanging="180"/>
+      </w:pPr>
+    </w:lvl>
+    <w:lvl w:ilvl="3" w:tplc="0409000F" w:tentative="1">
+      <w:start w:val="1"/>
+      <w:numFmt w:val="decimal"/>
+      <w:lvlText w:val="%4."/>
+      <w:lvlJc w:val="left"/>
+      <w:pPr>
+        <w:ind w:left="2880" w:hanging="360"/>
+      </w:pPr>
+    </w:lvl>
+    <w:lvl w:ilvl="4" w:tplc="04090019" w:tentative="1">
+      <w:start w:val="1"/>
+      <w:numFmt w:val="lowerLetter"/>
+      <w:lvlText w:val="%5."/>
+      <w:lvlJc w:val="left"/>
+      <w:pPr>
+        <w:ind w:left="3600" w:hanging="360"/>
+      </w:pPr>
+    </w:lvl>
+    <w:lvl w:ilvl="5" w:tplc="0409001B" w:tentative="1">
+      <w:start w:val="1"/>
+      <w:numFmt w:val="lowerRoman"/>
+      <w:lvlText w:val="%6."/>
+      <w:lvlJc w:val="right"/>
+      <w:pPr>
+        <w:ind w:left="4320" w:hanging="180"/>
+      </w:pPr>
+    </w:lvl>
+    <w:lvl w:ilvl="6" w:tplc="0409000F" w:tentative="1">
+      <w:start w:val="1"/>
+      <w:numFmt w:val="decimal"/>
+      <w:lvlText w:val="%7."/>
+      <w:lvlJc w:val="left"/>
+      <w:pPr>
+        <w:ind w:left="5040" w:hanging="360"/>
+      </w:pPr>
+    </w:lvl>
+    <w:lvl w:ilvl="7" w:tplc="04090019" w:tentative="1">
+      <w:start w:val="1"/>
+      <w:numFmt w:val="lowerLetter"/>
+      <w:lvlText w:val="%8."/>
+      <w:lvlJc w:val="left"/>
+      <w:pPr>
+        <w:ind w:left="5760" w:hanging="360"/>
+      </w:pPr>
+    </w:lvl>
+    <w:lvl w:ilvl="8" w:tplc="0409001B" w:tentative="1">
+      <w:start w:val="1"/>
+      <w:numFmt w:val="lowerRoman"/>
+      <w:lvlText w:val="%9."/>
+      <w:lvlJc w:val="right"/>
+      <w:pPr>
+        <w:ind w:left="6480" w:hanging="180"/>
+      </w:pPr>
+    </w:lvl>
+  </w:abstractNum>
+  <w:abstractNum w:abstractNumId="5" w15:restartNumberingAfterBreak="0">
     <w:nsid w:val="26302EF0"/>
     <w:multiLevelType w:val="hybridMultilevel"/>
     <w:tmpl w:val="AFC0C474"/>
@@ -2962,7 +5984,7 @@
       </w:rPr>
     </w:lvl>
   </w:abstractNum>
-  <w:abstractNum w:abstractNumId="5" w15:restartNumberingAfterBreak="0">
+  <w:abstractNum w:abstractNumId="6" w15:restartNumberingAfterBreak="0">
     <w:nsid w:val="27DA1280"/>
     <w:multiLevelType w:val="multilevel"/>
     <w:tmpl w:val="EA8CB52E"/>
@@ -3111,7 +6133,7 @@
       </w:rPr>
     </w:lvl>
   </w:abstractNum>
-  <w:abstractNum w:abstractNumId="6" w15:restartNumberingAfterBreak="0">
+  <w:abstractNum w:abstractNumId="7" w15:restartNumberingAfterBreak="0">
     <w:nsid w:val="2A11072E"/>
     <w:multiLevelType w:val="multilevel"/>
     <w:tmpl w:val="4972EE42"/>
@@ -3224,7 +6246,7 @@
       </w:pPr>
     </w:lvl>
   </w:abstractNum>
-  <w:abstractNum w:abstractNumId="7" w15:restartNumberingAfterBreak="0">
+  <w:abstractNum w:abstractNumId="8" w15:restartNumberingAfterBreak="0">
     <w:nsid w:val="303807BA"/>
     <w:multiLevelType w:val="multilevel"/>
     <w:tmpl w:val="2F540BD2"/>
@@ -3337,7 +6359,7 @@
       </w:pPr>
     </w:lvl>
   </w:abstractNum>
-  <w:abstractNum w:abstractNumId="8" w15:restartNumberingAfterBreak="0">
+  <w:abstractNum w:abstractNumId="9" w15:restartNumberingAfterBreak="0">
     <w:nsid w:val="4B497FC2"/>
     <w:multiLevelType w:val="multilevel"/>
     <w:tmpl w:val="F85EB0B0"/>
@@ -3454,7 +6476,7 @@
       </w:pPr>
     </w:lvl>
   </w:abstractNum>
-  <w:abstractNum w:abstractNumId="9" w15:restartNumberingAfterBreak="0">
+  <w:abstractNum w:abstractNumId="10" w15:restartNumberingAfterBreak="0">
     <w:nsid w:val="4CF819B9"/>
     <w:multiLevelType w:val="multilevel"/>
     <w:tmpl w:val="201A0C34"/>
@@ -3603,7 +6625,7 @@
       </w:rPr>
     </w:lvl>
   </w:abstractNum>
-  <w:abstractNum w:abstractNumId="10" w15:restartNumberingAfterBreak="0">
+  <w:abstractNum w:abstractNumId="11" w15:restartNumberingAfterBreak="0">
     <w:nsid w:val="51E51671"/>
     <w:multiLevelType w:val="multilevel"/>
     <w:tmpl w:val="39BEA7FE"/>
@@ -3716,7 +6738,7 @@
       </w:pPr>
     </w:lvl>
   </w:abstractNum>
-  <w:abstractNum w:abstractNumId="11" w15:restartNumberingAfterBreak="0">
+  <w:abstractNum w:abstractNumId="12" w15:restartNumberingAfterBreak="0">
     <w:nsid w:val="52D73C31"/>
     <w:multiLevelType w:val="hybridMultilevel"/>
     <w:tmpl w:val="CA780EAE"/>
@@ -3829,7 +6851,7 @@
       </w:rPr>
     </w:lvl>
   </w:abstractNum>
-  <w:abstractNum w:abstractNumId="12" w15:restartNumberingAfterBreak="0">
+  <w:abstractNum w:abstractNumId="13" w15:restartNumberingAfterBreak="0">
     <w:nsid w:val="5D97323C"/>
     <w:multiLevelType w:val="multilevel"/>
     <w:tmpl w:val="B3AECD40"/>
@@ -3978,7 +7000,7 @@
       </w:rPr>
     </w:lvl>
   </w:abstractNum>
-  <w:abstractNum w:abstractNumId="13" w15:restartNumberingAfterBreak="0">
+  <w:abstractNum w:abstractNumId="14" w15:restartNumberingAfterBreak="0">
     <w:nsid w:val="745A70F4"/>
     <w:multiLevelType w:val="multilevel"/>
     <w:tmpl w:val="028852AA"/>
@@ -4091,7 +7113,7 @@
       </w:pPr>
     </w:lvl>
   </w:abstractNum>
-  <w:abstractNum w:abstractNumId="14" w15:restartNumberingAfterBreak="0">
+  <w:abstractNum w:abstractNumId="15" w15:restartNumberingAfterBreak="0">
     <w:nsid w:val="767D75D4"/>
     <w:multiLevelType w:val="multilevel"/>
     <w:tmpl w:val="114C0BDC"/>
@@ -4208,45 +7230,48 @@
     <w:abstractNumId w:val="0"/>
   </w:num>
   <w:num w:numId="2" w16cid:durableId="1818958482">
+    <w:abstractNumId w:val="14"/>
+  </w:num>
+  <w:num w:numId="3" w16cid:durableId="729764076">
+    <w:abstractNumId w:val="15"/>
+  </w:num>
+  <w:num w:numId="4" w16cid:durableId="2015063052">
+    <w:abstractNumId w:val="8"/>
+  </w:num>
+  <w:num w:numId="5" w16cid:durableId="1696232897">
     <w:abstractNumId w:val="13"/>
   </w:num>
-  <w:num w:numId="3" w16cid:durableId="729764076">
-    <w:abstractNumId w:val="14"/>
-  </w:num>
-  <w:num w:numId="4" w16cid:durableId="2015063052">
-    <w:abstractNumId w:val="7"/>
-  </w:num>
-  <w:num w:numId="5" w16cid:durableId="1696232897">
-    <w:abstractNumId w:val="12"/>
-  </w:num>
   <w:num w:numId="6" w16cid:durableId="821234548">
-    <w:abstractNumId w:val="9"/>
+    <w:abstractNumId w:val="10"/>
   </w:num>
   <w:num w:numId="7" w16cid:durableId="1137409477">
     <w:abstractNumId w:val="3"/>
   </w:num>
   <w:num w:numId="8" w16cid:durableId="1957904802">
-    <w:abstractNumId w:val="8"/>
+    <w:abstractNumId w:val="9"/>
   </w:num>
   <w:num w:numId="9" w16cid:durableId="532421153">
     <w:abstractNumId w:val="2"/>
   </w:num>
   <w:num w:numId="10" w16cid:durableId="1838500043">
-    <w:abstractNumId w:val="6"/>
+    <w:abstractNumId w:val="7"/>
   </w:num>
   <w:num w:numId="11" w16cid:durableId="822694856">
-    <w:abstractNumId w:val="10"/>
+    <w:abstractNumId w:val="11"/>
   </w:num>
   <w:num w:numId="12" w16cid:durableId="1417552085">
-    <w:abstractNumId w:val="11"/>
+    <w:abstractNumId w:val="12"/>
   </w:num>
   <w:num w:numId="13" w16cid:durableId="538010628">
     <w:abstractNumId w:val="1"/>
   </w:num>
   <w:num w:numId="14" w16cid:durableId="205483030">
+    <w:abstractNumId w:val="6"/>
+  </w:num>
+  <w:num w:numId="15" w16cid:durableId="1475564323">
     <w:abstractNumId w:val="5"/>
   </w:num>
-  <w:num w:numId="15" w16cid:durableId="1475564323">
+  <w:num w:numId="16" w16cid:durableId="93986133">
     <w:abstractNumId w:val="4"/>
   </w:num>
 </w:numbering>
@@ -5168,6 +8193,25 @@
       <w:spacing w:val="5"/>
     </w:rPr>
   </w:style>
+  <w:style w:type="table" w:styleId="TableGrid">
+    <w:name w:val="Table Grid"/>
+    <w:basedOn w:val="TableNormal"/>
+    <w:uiPriority w:val="39"/>
+    <w:rsid w:val="0017138E"/>
+    <w:pPr>
+      <w:spacing w:after="0" w:line="240" w:lineRule="auto"/>
+    </w:pPr>
+    <w:tblPr>
+      <w:tblBorders>
+        <w:top w:val="single" w:sz="4" w:space="0" w:color="auto"/>
+        <w:left w:val="single" w:sz="4" w:space="0" w:color="auto"/>
+        <w:bottom w:val="single" w:sz="4" w:space="0" w:color="auto"/>
+        <w:right w:val="single" w:sz="4" w:space="0" w:color="auto"/>
+        <w:insideH w:val="single" w:sz="4" w:space="0" w:color="auto"/>
+        <w:insideV w:val="single" w:sz="4" w:space="0" w:color="auto"/>
+      </w:tblBorders>
+    </w:tblPr>
+  </w:style>
 </w:styles>
 </file>
 
@@ -5464,4 +8508,16 @@
     </a:ext>
   </a:extLst>
 </a:theme>
+</file>
+
+<file path=customXml/item1.xml><?xml version="1.0" encoding="utf-8"?>
+<b:Sources xmlns:b="http://schemas.openxmlformats.org/officeDocument/2006/bibliography" xmlns="http://schemas.openxmlformats.org/officeDocument/2006/bibliography" SelectedStyle="\APASixthEditionOfficeOnline.xsl" StyleName="APA" Version="6"/>
+</file>
+
+<file path=customXml/itemProps1.xml><?xml version="1.0" encoding="utf-8"?>
+<ds:datastoreItem xmlns:ds="http://schemas.openxmlformats.org/officeDocument/2006/customXml" ds:itemID="{B2E55274-5221-4CBB-8BBF-FB1E81594EB8}">
+  <ds:schemaRefs>
+    <ds:schemaRef ds:uri="http://schemas.openxmlformats.org/officeDocument/2006/bibliography"/>
+  </ds:schemaRefs>
+</ds:datastoreItem>
 </file>